--- a/fuentes/12310018_CF2_DU.docx
+++ b/fuentes/12310018_CF2_DU.docx
@@ -1396,7 +1396,7 @@
                 <w:noProof/>
                 <w:webHidden/>
               </w:rPr>
-              <w:t>20</w:t>
+              <w:t>19</w:t>
             </w:r>
             <w:r>
               <w:rPr>
@@ -1494,7 +1494,7 @@
                 <w:noProof/>
                 <w:webHidden/>
               </w:rPr>
-              <w:t>20</w:t>
+              <w:t>19</w:t>
             </w:r>
             <w:r>
               <w:rPr>
@@ -1592,7 +1592,7 @@
                 <w:noProof/>
                 <w:webHidden/>
               </w:rPr>
-              <w:t>22</w:t>
+              <w:t>20</w:t>
             </w:r>
             <w:r>
               <w:rPr>
@@ -1690,7 +1690,7 @@
                 <w:noProof/>
                 <w:webHidden/>
               </w:rPr>
-              <w:t>29</w:t>
+              <w:t>27</w:t>
             </w:r>
             <w:r>
               <w:rPr>
@@ -1782,7 +1782,7 @@
                 <w:noProof/>
                 <w:webHidden/>
               </w:rPr>
-              <w:t>33</w:t>
+              <w:t>30</w:t>
             </w:r>
             <w:r>
               <w:rPr>
@@ -1880,7 +1880,7 @@
                 <w:noProof/>
                 <w:webHidden/>
               </w:rPr>
-              <w:t>33</w:t>
+              <w:t>30</w:t>
             </w:r>
             <w:r>
               <w:rPr>
@@ -1978,7 +1978,7 @@
                 <w:noProof/>
                 <w:webHidden/>
               </w:rPr>
-              <w:t>35</w:t>
+              <w:t>32</w:t>
             </w:r>
             <w:r>
               <w:rPr>
@@ -2076,7 +2076,7 @@
                 <w:noProof/>
                 <w:webHidden/>
               </w:rPr>
-              <w:t>37</w:t>
+              <w:t>33</w:t>
             </w:r>
             <w:r>
               <w:rPr>
@@ -2149,7 +2149,7 @@
                 <w:noProof/>
                 <w:webHidden/>
               </w:rPr>
-              <w:t>41</w:t>
+              <w:t>36</w:t>
             </w:r>
             <w:r>
               <w:rPr>
@@ -2222,7 +2222,7 @@
                 <w:noProof/>
                 <w:webHidden/>
               </w:rPr>
-              <w:t>42</w:t>
+              <w:t>37</w:t>
             </w:r>
             <w:r>
               <w:rPr>
@@ -2295,7 +2295,7 @@
                 <w:noProof/>
                 <w:webHidden/>
               </w:rPr>
-              <w:t>43</w:t>
+              <w:t>38</w:t>
             </w:r>
             <w:r>
               <w:rPr>
@@ -2368,7 +2368,7 @@
                 <w:noProof/>
                 <w:webHidden/>
               </w:rPr>
-              <w:t>46</w:t>
+              <w:t>41</w:t>
             </w:r>
             <w:r>
               <w:rPr>
@@ -2425,7 +2425,6 @@
       </w:r>
       <w:bookmarkEnd w:id="1"/>
     </w:p>
-    <w:p/>
     <w:p>
       <w:r>
         <w:t>La contabilidad es la herramienta que transforma las operaciones diarias en información ordenada, verificable y comparable. Bajo la regulación colombiana, su función trasciende el simple registro, convirtiéndose en un sistema de trazabilidad y control que permite sustentar cada transacción con evidencia sólida (soportes y facturas), reduciendo errores y facilitando auditorías.</w:t>
@@ -2452,9 +2451,9 @@
         <w:tblLook w:val="04A0" w:firstRow="1" w:lastRow="0" w:firstColumn="1" w:lastColumn="0" w:noHBand="0" w:noVBand="1"/>
       </w:tblPr>
       <w:tblGrid>
-        <w:gridCol w:w="2111"/>
-        <w:gridCol w:w="3386"/>
-        <w:gridCol w:w="5903"/>
+        <w:gridCol w:w="2143"/>
+        <w:gridCol w:w="3409"/>
+        <w:gridCol w:w="5848"/>
       </w:tblGrid>
       <w:tr>
         <w:trPr>
@@ -2467,7 +2466,7 @@
           </w:tcPr>
           <w:p>
             <w:pPr>
-              <w:pStyle w:val="TextoTablas"/>
+              <w:pStyle w:val="Tablas"/>
             </w:pPr>
             <w:r>
               <w:t>Uso</w:t>
@@ -2481,7 +2480,7 @@
           </w:tcPr>
           <w:p>
             <w:pPr>
-              <w:pStyle w:val="TextoTablas"/>
+              <w:pStyle w:val="Tablas"/>
             </w:pPr>
             <w:r>
               <w:t>Qué permite observar</w:t>
@@ -2495,7 +2494,7 @@
           </w:tcPr>
           <w:p>
             <w:pPr>
-              <w:pStyle w:val="TextoTablas"/>
+              <w:pStyle w:val="Tablas"/>
             </w:pPr>
             <w:r>
               <w:t>Ejemplo práctico</w:t>
@@ -2514,16 +2513,14 @@
           </w:tcPr>
           <w:p>
             <w:pPr>
-              <w:pStyle w:val="TextoTablas"/>
-              <w:rPr>
-                <w:color w:val="12263F"/>
-                <w:szCs w:val="24"/>
-              </w:rPr>
-            </w:pPr>
-            <w:r>
-              <w:rPr>
-                <w:color w:val="12263F"/>
-                <w:szCs w:val="24"/>
+              <w:pStyle w:val="Tablas"/>
+              <w:rPr>
+                <w:color w:val="12263F"/>
+              </w:rPr>
+            </w:pPr>
+            <w:r>
+              <w:rPr>
+                <w:color w:val="12263F"/>
               </w:rPr>
               <w:t>Gestión</w:t>
             </w:r>
@@ -2536,16 +2533,14 @@
           </w:tcPr>
           <w:p>
             <w:pPr>
-              <w:pStyle w:val="TextoTablas"/>
-              <w:rPr>
-                <w:color w:val="12263F"/>
-                <w:szCs w:val="24"/>
-              </w:rPr>
-            </w:pPr>
-            <w:r>
-              <w:rPr>
-                <w:color w:val="12263F"/>
-                <w:szCs w:val="24"/>
+              <w:pStyle w:val="Tablas"/>
+              <w:rPr>
+                <w:color w:val="12263F"/>
+              </w:rPr>
+            </w:pPr>
+            <w:r>
+              <w:rPr>
+                <w:color w:val="12263F"/>
               </w:rPr>
               <w:t>Desempeño del negocio</w:t>
             </w:r>
@@ -2558,16 +2553,14 @@
           </w:tcPr>
           <w:p>
             <w:pPr>
-              <w:pStyle w:val="TextoTablas"/>
-              <w:rPr>
-                <w:color w:val="12263F"/>
-                <w:szCs w:val="24"/>
-              </w:rPr>
-            </w:pPr>
-            <w:r>
-              <w:rPr>
-                <w:color w:val="12263F"/>
-                <w:szCs w:val="24"/>
+              <w:pStyle w:val="Tablas"/>
+              <w:rPr>
+                <w:color w:val="12263F"/>
+              </w:rPr>
+            </w:pPr>
+            <w:r>
+              <w:rPr>
+                <w:color w:val="12263F"/>
               </w:rPr>
               <w:t>Comparar ventas del mes vs. meta</w:t>
             </w:r>
@@ -2582,16 +2575,14 @@
           </w:tcPr>
           <w:p>
             <w:pPr>
-              <w:pStyle w:val="TextoTablas"/>
-              <w:rPr>
-                <w:color w:val="12263F"/>
-                <w:szCs w:val="24"/>
-              </w:rPr>
-            </w:pPr>
-            <w:r>
-              <w:rPr>
-                <w:color w:val="12263F"/>
-                <w:szCs w:val="24"/>
+              <w:pStyle w:val="Tablas"/>
+              <w:rPr>
+                <w:color w:val="12263F"/>
+              </w:rPr>
+            </w:pPr>
+            <w:r>
+              <w:rPr>
+                <w:color w:val="12263F"/>
               </w:rPr>
               <w:t>Control</w:t>
             </w:r>
@@ -2604,16 +2595,14 @@
           </w:tcPr>
           <w:p>
             <w:pPr>
-              <w:pStyle w:val="TextoTablas"/>
-              <w:rPr>
-                <w:color w:val="12263F"/>
-                <w:szCs w:val="24"/>
-              </w:rPr>
-            </w:pPr>
-            <w:r>
-              <w:rPr>
-                <w:color w:val="12263F"/>
-                <w:szCs w:val="24"/>
+              <w:pStyle w:val="Tablas"/>
+              <w:rPr>
+                <w:color w:val="12263F"/>
+              </w:rPr>
+            </w:pPr>
+            <w:r>
+              <w:rPr>
+                <w:color w:val="12263F"/>
               </w:rPr>
               <w:t>Orden y trazabilidad</w:t>
             </w:r>
@@ -2626,16 +2615,14 @@
           </w:tcPr>
           <w:p>
             <w:pPr>
-              <w:pStyle w:val="TextoTablas"/>
-              <w:rPr>
-                <w:color w:val="12263F"/>
-                <w:szCs w:val="24"/>
-              </w:rPr>
-            </w:pPr>
-            <w:r>
-              <w:rPr>
-                <w:color w:val="12263F"/>
-                <w:szCs w:val="24"/>
+              <w:pStyle w:val="Tablas"/>
+              <w:rPr>
+                <w:color w:val="12263F"/>
+              </w:rPr>
+            </w:pPr>
+            <w:r>
+              <w:rPr>
+                <w:color w:val="12263F"/>
               </w:rPr>
               <w:t>Soportar un pago con documento y registro</w:t>
             </w:r>
@@ -2653,16 +2640,14 @@
           </w:tcPr>
           <w:p>
             <w:pPr>
-              <w:pStyle w:val="TextoTablas"/>
-              <w:rPr>
-                <w:color w:val="12263F"/>
-                <w:szCs w:val="24"/>
-              </w:rPr>
-            </w:pPr>
-            <w:r>
-              <w:rPr>
-                <w:color w:val="12263F"/>
-                <w:szCs w:val="24"/>
+              <w:pStyle w:val="Tablas"/>
+              <w:rPr>
+                <w:color w:val="12263F"/>
+              </w:rPr>
+            </w:pPr>
+            <w:r>
+              <w:rPr>
+                <w:color w:val="12263F"/>
               </w:rPr>
               <w:t>Decisiones</w:t>
             </w:r>
@@ -2675,16 +2660,14 @@
           </w:tcPr>
           <w:p>
             <w:pPr>
-              <w:pStyle w:val="TextoTablas"/>
-              <w:rPr>
-                <w:color w:val="12263F"/>
-                <w:szCs w:val="24"/>
-              </w:rPr>
-            </w:pPr>
-            <w:r>
-              <w:rPr>
-                <w:color w:val="12263F"/>
-                <w:szCs w:val="24"/>
+              <w:pStyle w:val="Tablas"/>
+              <w:rPr>
+                <w:color w:val="12263F"/>
+              </w:rPr>
+            </w:pPr>
+            <w:r>
+              <w:rPr>
+                <w:color w:val="12263F"/>
               </w:rPr>
               <w:t>Elegir con evidencia</w:t>
             </w:r>
@@ -2697,16 +2680,14 @@
           </w:tcPr>
           <w:p>
             <w:pPr>
-              <w:pStyle w:val="TextoTablas"/>
-              <w:rPr>
-                <w:color w:val="12263F"/>
-                <w:szCs w:val="24"/>
-              </w:rPr>
-            </w:pPr>
-            <w:r>
-              <w:rPr>
-                <w:color w:val="12263F"/>
-                <w:szCs w:val="24"/>
+              <w:pStyle w:val="Tablas"/>
+              <w:rPr>
+                <w:color w:val="12263F"/>
+              </w:rPr>
+            </w:pPr>
+            <w:r>
+              <w:rPr>
+                <w:color w:val="12263F"/>
               </w:rPr>
               <w:t>Ajustar precios si el margen es bajo</w:t>
             </w:r>
@@ -2721,16 +2702,14 @@
           </w:tcPr>
           <w:p>
             <w:pPr>
-              <w:pStyle w:val="TextoTablas"/>
-              <w:rPr>
-                <w:color w:val="12263F"/>
-                <w:szCs w:val="24"/>
-              </w:rPr>
-            </w:pPr>
-            <w:r>
-              <w:rPr>
-                <w:color w:val="12263F"/>
-                <w:szCs w:val="24"/>
+              <w:pStyle w:val="Tablas"/>
+              <w:rPr>
+                <w:color w:val="12263F"/>
+              </w:rPr>
+            </w:pPr>
+            <w:r>
+              <w:rPr>
+                <w:color w:val="12263F"/>
               </w:rPr>
               <w:t>Transparencia</w:t>
             </w:r>
@@ -2743,16 +2722,14 @@
           </w:tcPr>
           <w:p>
             <w:pPr>
-              <w:pStyle w:val="TextoTablas"/>
-              <w:rPr>
-                <w:color w:val="12263F"/>
-                <w:szCs w:val="24"/>
-              </w:rPr>
-            </w:pPr>
-            <w:r>
-              <w:rPr>
-                <w:color w:val="12263F"/>
-                <w:szCs w:val="24"/>
+              <w:pStyle w:val="Tablas"/>
+              <w:rPr>
+                <w:color w:val="12263F"/>
+              </w:rPr>
+            </w:pPr>
+            <w:r>
+              <w:rPr>
+                <w:color w:val="12263F"/>
               </w:rPr>
               <w:t>Comparabilidad</w:t>
             </w:r>
@@ -2765,16 +2742,14 @@
           </w:tcPr>
           <w:p>
             <w:pPr>
-              <w:pStyle w:val="TextoTablas"/>
-              <w:rPr>
-                <w:color w:val="12263F"/>
-                <w:szCs w:val="24"/>
-              </w:rPr>
-            </w:pPr>
-            <w:r>
-              <w:rPr>
-                <w:color w:val="12263F"/>
-                <w:szCs w:val="24"/>
+              <w:pStyle w:val="Tablas"/>
+              <w:rPr>
+                <w:color w:val="12263F"/>
+              </w:rPr>
+            </w:pPr>
+            <w:r>
+              <w:rPr>
+                <w:color w:val="12263F"/>
               </w:rPr>
               <w:t>Presentar resultados a socios o aliados</w:t>
             </w:r>
@@ -2792,16 +2767,14 @@
           </w:tcPr>
           <w:p>
             <w:pPr>
-              <w:pStyle w:val="TextoTablas"/>
-              <w:rPr>
-                <w:color w:val="12263F"/>
-                <w:szCs w:val="24"/>
-              </w:rPr>
-            </w:pPr>
-            <w:r>
-              <w:rPr>
-                <w:color w:val="12263F"/>
-                <w:szCs w:val="24"/>
+              <w:pStyle w:val="Tablas"/>
+              <w:rPr>
+                <w:color w:val="12263F"/>
+              </w:rPr>
+            </w:pPr>
+            <w:r>
+              <w:rPr>
+                <w:color w:val="12263F"/>
               </w:rPr>
               <w:t>Cumplimiento</w:t>
             </w:r>
@@ -2814,16 +2787,14 @@
           </w:tcPr>
           <w:p>
             <w:pPr>
-              <w:pStyle w:val="TextoTablas"/>
-              <w:rPr>
-                <w:color w:val="12263F"/>
-                <w:szCs w:val="24"/>
-              </w:rPr>
-            </w:pPr>
-            <w:r>
-              <w:rPr>
-                <w:color w:val="12263F"/>
-                <w:szCs w:val="24"/>
+              <w:pStyle w:val="Tablas"/>
+              <w:rPr>
+                <w:color w:val="12263F"/>
+              </w:rPr>
+            </w:pPr>
+            <w:r>
+              <w:rPr>
+                <w:color w:val="12263F"/>
               </w:rPr>
               <w:t>Soportes y reportes</w:t>
             </w:r>
@@ -2836,16 +2807,14 @@
           </w:tcPr>
           <w:p>
             <w:pPr>
-              <w:pStyle w:val="TextoTablas"/>
-              <w:rPr>
-                <w:color w:val="12263F"/>
-                <w:szCs w:val="24"/>
-              </w:rPr>
-            </w:pPr>
-            <w:r>
-              <w:rPr>
-                <w:color w:val="12263F"/>
-                <w:szCs w:val="24"/>
+              <w:pStyle w:val="Tablas"/>
+              <w:rPr>
+                <w:color w:val="12263F"/>
+              </w:rPr>
+            </w:pPr>
+            <w:r>
+              <w:rPr>
+                <w:color w:val="12263F"/>
               </w:rPr>
               <w:t>Preparar información para obligaciones</w:t>
             </w:r>
@@ -2853,6 +2822,11 @@
         </w:tc>
       </w:tr>
     </w:tbl>
+    <w:p>
+      <w:r>
+        <w:t>Nota. La tabla sintetiza usos de la contabilidad y el tipo de decisiones o controles que apoya en la gestión. Fuente: elaboración propia con base en Ley 1314 de 2009 y DUR 2420 de 2015. (Colombia, Congreso de la República de, 2009).</w:t>
+      </w:r>
+    </w:p>
     <w:p/>
     <w:p/>
     <w:p/>
@@ -2867,13 +2841,11 @@
       </w:r>
       <w:bookmarkEnd w:id="2"/>
     </w:p>
-    <w:p/>
     <w:p>
       <w:r>
         <w:t>La contabilidad organiza hechos económicos para generar información útil, facilitando el control y la toma de decisiones. En el siguiente pódcast, se profundizará en el concepto de contabilidad, su utilidad y sus usuarios.</w:t>
       </w:r>
     </w:p>
-    <w:p/>
     <w:tbl>
       <w:tblPr>
         <w:tblStyle w:val="Tablaconcuadrcula"/>
@@ -2995,10 +2967,10 @@
           </w:p>
           <w:p>
             <w:r>
-              <w:lastRenderedPageBreak/>
               <w:t>Cada una de esas acciones contiene información financiera.</w:t>
             </w:r>
           </w:p>
+          <w:p/>
           <w:p>
             <w:pPr>
               <w:rPr>
@@ -3011,6 +2983,7 @@
                 <w:b/>
                 <w:bCs/>
               </w:rPr>
+              <w:lastRenderedPageBreak/>
               <w:t>Mujer</w:t>
             </w:r>
           </w:p>
@@ -3094,6 +3067,7 @@
               <w:t>En Colombia, estos principios están respaldados por normas como la Ley 1314 de 2009 y el Decreto 2420 de 2015.</w:t>
             </w:r>
           </w:p>
+          <w:p/>
           <w:p>
             <w:pPr>
               <w:rPr>
@@ -3202,12 +3176,11 @@
           </w:p>
           <w:p>
             <w:r>
-              <w:t>La información contable también es importante para diferentes usuarios. (Micro pausa)</w:t>
-            </w:r>
-          </w:p>
-          <w:p>
-            <w:r>
-              <w:lastRenderedPageBreak/>
+              <w:t xml:space="preserve">La información contable también es importante para diferentes usuarios. </w:t>
+            </w:r>
+          </w:p>
+          <w:p>
+            <w:r>
               <w:t>Dentro de la organización, la dirección y los responsables de procesos la utilizan para planear, controlar y evaluar resultados.</w:t>
             </w:r>
           </w:p>
@@ -3223,6 +3196,7 @@
                 <w:b/>
                 <w:bCs/>
               </w:rPr>
+              <w:lastRenderedPageBreak/>
               <w:t>Hombre</w:t>
             </w:r>
           </w:p>
@@ -3306,6 +3280,8 @@
               <w:t>Y las entidades del Estado la requieren para efectos de control e impuestos. Por eso, más que un montón de números, la contabilidad es una herramienta fundamental para comprender cómo funciona una entidad.</w:t>
             </w:r>
           </w:p>
+          <w:p/>
+          <w:p/>
           <w:p/>
           <w:p>
             <w:pPr>
@@ -3379,39 +3355,39 @@
       </w:r>
       <w:bookmarkEnd w:id="3"/>
     </w:p>
+    <w:p>
+      <w:r>
+        <w:t>Los soportes contables son la base verificable del registro. Todo hecho económico debe demostrarse con documentos fechados y autorizados. Distingue soportes externos e internos y resalta su función en la trazabilidad, control y legalidad contable.</w:t>
+      </w:r>
+    </w:p>
+    <w:p>
+      <w:r>
+        <w:t>Sin soportes adecuados no existe registro confiable. La organización documental, conservación y correspondencia entre comprobantes y asientos garantizan transparencia, control y validez legal de la información contable.</w:t>
+      </w:r>
+    </w:p>
     <w:p/>
     <w:p>
-      <w:r>
-        <w:t>Los soportes contables son la base verificable del registro. Todo hecho económico debe demostrarse con documentos fechados y autorizados. Distingue soportes externos e internos y resalta su función en la trazabilidad, control y legalidad contable.</w:t>
-      </w:r>
-    </w:p>
-    <w:p>
-      <w:r>
-        <w:t>Sin soportes adecuados no existe registro confiable. La organización documental, conservación y correspondencia entre comprobantes y asientos garantizan transparencia, control y validez legal de la información contable.</w:t>
+      <w:pPr>
+        <w:pStyle w:val="Ttulo2"/>
+      </w:pPr>
+      <w:bookmarkStart w:id="4" w:name="_Toc225603422"/>
+      <w:r>
+        <w:t>Soportes externos: tipos frecuentes y su uso</w:t>
+      </w:r>
+      <w:bookmarkEnd w:id="4"/>
+    </w:p>
+    <w:p>
+      <w:r>
+        <w:t>Los soportes externos son documentos que evidencian transacciones realizadas con terceros (clientes, proveedores o bancos). Funcionan como la base documental y el punto de partida del registro contable, ya que aportan la evidencia necesaria para que cada asiento sea verificable, fechado y autorizado, garantizando la transparencia en ventas, compras y pagos.</w:t>
+      </w:r>
+    </w:p>
+    <w:p>
+      <w:r>
+        <w:t>A continuación, se listan detalladamente los soportes externos más conocidos, describiendo su uso contable específico y la importancia que tienen para evidenciar las transacciones con terceros:</w:t>
       </w:r>
     </w:p>
     <w:p/>
-    <w:p>
-      <w:pPr>
-        <w:pStyle w:val="Ttulo2"/>
-      </w:pPr>
-      <w:bookmarkStart w:id="4" w:name="_Toc225603422"/>
-      <w:r>
-        <w:t>Soportes externos: tipos frecuentes y su uso</w:t>
-      </w:r>
-      <w:bookmarkEnd w:id="4"/>
-    </w:p>
     <w:p/>
-    <w:p>
-      <w:r>
-        <w:t>Los soportes externos son documentos que evidencian transacciones realizadas con terceros (clientes, proveedores o bancos). Funcionan como la base documental y el punto de partida del registro contable, ya que aportan la evidencia necesaria para que cada asiento sea verificable, fechado y autorizado, garantizando la transparencia en ventas, compras y pagos.</w:t>
-      </w:r>
-    </w:p>
-    <w:p>
-      <w:r>
-        <w:t>A continuación, se listan detalladamente los soportes externos más conocidos, describiendo su uso contable específico y la importancia que tienen para evidenciar las transacciones con terceros:</w:t>
-      </w:r>
-    </w:p>
     <w:p/>
     <w:p/>
     <w:p>
@@ -3628,7 +3604,19 @@
         <w:rPr>
           <w:lang w:val="es-419" w:eastAsia="es-CO"/>
         </w:rPr>
-        <w:t xml:space="preserve"> Evidencia movimientos y saldos en cuentas bancarias; soporta entradas/salidas de efectivo y sirve de base para conciliaciones. (Decreto 2649, 1993).</w:t>
+        <w:t xml:space="preserve"> Evidencia movimientos y saldos en cuentas bancarias; soporta entradas/salidas de efectivo y sirve de base para conciliaciones. (Decreto</w:t>
+      </w:r>
+      <w:r>
+        <w:rPr>
+          <w:lang w:val="es-419" w:eastAsia="es-CO"/>
+        </w:rPr>
+        <w:t xml:space="preserve"> 26</w:t>
+      </w:r>
+      <w:r>
+        <w:rPr>
+          <w:lang w:val="es-419" w:eastAsia="es-CO"/>
+        </w:rPr>
+        <w:t>49,1993).</w:t>
       </w:r>
     </w:p>
     <w:p>
@@ -3688,53 +3676,41 @@
         <w:t xml:space="preserve"> Evidencia entrega o recepción de bienes/servicios; apoya el registro cuando se requiere demostrar el momento y la realidad de la operación.</w:t>
       </w:r>
     </w:p>
+    <w:p>
+      <w:r>
+        <w:t>Finalmente, para sostener el registro, estos soportes deben poder asociarse al comprobante y conservarse de modo que sea posible su verificación; la norma señala que pueden adherirse al comprobante o conservarse archivados dejando constancia, en orden cronológico (Decreto 2649,1993).</w:t>
+      </w:r>
+    </w:p>
     <w:p/>
     <w:p>
-      <w:r>
-        <w:t>Finalmente, para sostener el registro, estos soportes deben poder asociarse al comprobante y conservarse de modo que sea posible su verificación; la norma señala que pueden adherirse al comprobante o conservarse archivados dejando constancia, en orden cronológico (Decreto 2649, 1993).</w:t>
+      <w:pPr>
+        <w:pStyle w:val="Ttulo2"/>
+      </w:pPr>
+      <w:bookmarkStart w:id="5" w:name="_Toc225603423"/>
+      <w:r>
+        <w:t>Soportes internos: notas y comprobantes contables</w:t>
+      </w:r>
+      <w:bookmarkEnd w:id="5"/>
+    </w:p>
+    <w:p>
+      <w:r>
+        <w:t>Los soportes internos documentan transacciones y ajustes generados dentro de la empresa, garantizando que cada registro sea trazable y verificable. Estos insumos fundamentan los comprobantes de contabilidad, documentos numerados y autorizados que formalizan el asiento contable detallando fechas, cuantías y cuentas afectadas. En conjunto, este sistema asegura la eficacia probatoria y el cumplimiento de las normas mercantiles al mantener la correspondencia exacta entre la evidencia física y los libros oficiales.</w:t>
+      </w:r>
+    </w:p>
+    <w:p>
+      <w:r>
+        <w:lastRenderedPageBreak/>
+        <w:t>Ejemplos frecuentes de soportes internos, como notas y comprobantes contables, y su aplicación práctica en el registro, control, formalización y trazabilidad de las transacciones económicas de la organización, son las que se detallarán en este apartado:</w:t>
       </w:r>
     </w:p>
     <w:p/>
     <w:p>
       <w:pPr>
-        <w:pStyle w:val="Ttulo2"/>
-      </w:pPr>
-      <w:bookmarkStart w:id="5" w:name="_Toc225603423"/>
-      <w:r>
-        <w:t>Soportes internos: notas y comprobantes contables</w:t>
-      </w:r>
-      <w:bookmarkEnd w:id="5"/>
-    </w:p>
-    <w:p/>
-    <w:p>
-      <w:r>
-        <w:t xml:space="preserve">Los soportes internos documentan transacciones y ajustes generados dentro de la empresa, garantizando que cada registro sea trazable y verificable. Estos insumos fundamentan los comprobantes de contabilidad, documentos numerados y autorizados que formalizan el asiento contable detallando fechas, cuantías y cuentas afectadas. En conjunto, este sistema asegura la eficacia probatoria y el cumplimiento de las normas </w:t>
-      </w:r>
-      <w:r>
-        <w:lastRenderedPageBreak/>
-        <w:t>mercantiles al mantener la correspondencia exacta entre la evidencia física y los libros oficiales.</w:t>
-      </w:r>
-    </w:p>
-    <w:p>
-      <w:r>
-        <w:t>Ejemplos frecuentes de soportes internos, como notas y comprobantes contables, y su aplicación práctica en el registro, control, formalización y trazabilidad de las transacciones económicas de la organización, son las que se detallarán en este apartado:</w:t>
-      </w:r>
-    </w:p>
-    <w:p/>
-    <w:p>
-      <w:pPr>
         <w:pStyle w:val="Ttulo3"/>
       </w:pPr>
       <w:r>
         <w:t>Notas internas (soportes)</w:t>
       </w:r>
-    </w:p>
-    <w:p>
-      <w:pPr>
-        <w:rPr>
-          <w:lang w:val="es-419" w:eastAsia="es-CO"/>
-        </w:rPr>
-      </w:pPr>
     </w:p>
     <w:p>
       <w:pPr>
@@ -3832,23 +3808,21 @@
         <w:rPr>
           <w:rStyle w:val="Ttulo5Car"/>
         </w:rPr>
+        <w:t>Nota bancaria.</w:t>
+      </w:r>
+      <w:r>
+        <w:t xml:space="preserve"> Soporta ajustes por movimientos o novedades bancarias con extractos o reportes anexos.</w:t>
+      </w:r>
+    </w:p>
+    <w:p>
+      <w:pPr>
+        <w:pStyle w:val="Ttulo3"/>
+      </w:pPr>
+      <w:r>
         <w:lastRenderedPageBreak/>
-        <w:t>Nota bancaria.</w:t>
-      </w:r>
-      <w:r>
-        <w:t xml:space="preserve"> Soporta ajustes por movimientos o novedades bancarias con extractos o reportes anexos.</w:t>
-      </w:r>
-    </w:p>
-    <w:p/>
-    <w:p>
-      <w:pPr>
-        <w:pStyle w:val="Ttulo3"/>
-      </w:pPr>
-      <w:r>
         <w:t>Comprobantes contables (documento del asiento)</w:t>
       </w:r>
     </w:p>
-    <w:p/>
     <w:p>
       <w:r>
         <w:t>Los comprobantes contables son documentos internos que respaldan y formalizan los asientos contables, evidenciando ingresos, egresos o ajustes, y garantizando soporte, control y trazabilidad en el registro. Ahora, se procederá a explorar los tipos de comprobantes contables:</w:t>
@@ -3919,6 +3893,9 @@
       </w:r>
     </w:p>
     <w:p/>
+    <w:p/>
+    <w:p/>
+    <w:p/>
     <w:p>
       <w:pPr>
         <w:pStyle w:val="Ttulo1"/>
@@ -3936,13 +3913,6 @@
           <w:lang w:val="es-419" w:eastAsia="es-CO"/>
         </w:rPr>
       </w:pPr>
-    </w:p>
-    <w:p>
-      <w:pPr>
-        <w:rPr>
-          <w:lang w:val="es-419" w:eastAsia="es-CO"/>
-        </w:rPr>
-      </w:pPr>
       <w:r>
         <w:rPr>
           <w:lang w:val="es-419" w:eastAsia="es-CO"/>
@@ -3966,13 +3936,6 @@
         <w:t>Del hecho económico al registro contable: etapas, soportes y control del ciclo contable</w:t>
       </w:r>
       <w:bookmarkEnd w:id="7"/>
-    </w:p>
-    <w:p>
-      <w:pPr>
-        <w:rPr>
-          <w:lang w:val="es-419" w:eastAsia="es-CO"/>
-        </w:rPr>
-      </w:pPr>
     </w:p>
     <w:p>
       <w:pPr>
@@ -4048,7 +4011,6 @@
         <w:rPr>
           <w:rStyle w:val="Ttulo5Car"/>
         </w:rPr>
-        <w:lastRenderedPageBreak/>
         <w:t>Recolección del soporte.</w:t>
       </w:r>
       <w:r>
@@ -4074,6 +4036,7 @@
         <w:rPr>
           <w:rStyle w:val="Ttulo5Car"/>
         </w:rPr>
+        <w:lastRenderedPageBreak/>
         <w:t>Registro inicial (asiento).</w:t>
       </w:r>
       <w:r>
@@ -4166,25 +4129,16 @@
         <w:t xml:space="preserve"> Se consolida la información para elaborar estados e informes, y se realizan procesos de cierre cuando corresponda.</w:t>
       </w:r>
     </w:p>
-    <w:p/>
     <w:p>
       <w:r>
         <w:t>Para comprender cómo una transacción se transforma en información organizada, es importante conocer las etapas del ciclo contable. Enseguida, se presenta una tabla que resume cada fase y su producto esperado.</w:t>
       </w:r>
     </w:p>
-    <w:p/>
-    <w:p/>
-    <w:p/>
-    <w:p/>
-    <w:p/>
-    <w:p/>
-    <w:p/>
     <w:p>
       <w:pPr>
         <w:pStyle w:val="Tabla"/>
       </w:pPr>
       <w:r>
-        <w:lastRenderedPageBreak/>
         <w:t>Etapas del ciclo contable</w:t>
       </w:r>
     </w:p>
@@ -4196,9 +4150,9 @@
         <w:tblLook w:val="04A0" w:firstRow="1" w:lastRow="0" w:firstColumn="1" w:lastColumn="0" w:noHBand="0" w:noVBand="1"/>
       </w:tblPr>
       <w:tblGrid>
-        <w:gridCol w:w="1538"/>
-        <w:gridCol w:w="6405"/>
-        <w:gridCol w:w="3457"/>
+        <w:gridCol w:w="1442"/>
+        <w:gridCol w:w="6536"/>
+        <w:gridCol w:w="3422"/>
       </w:tblGrid>
       <w:tr>
         <w:trPr>
@@ -4211,7 +4165,7 @@
           </w:tcPr>
           <w:p>
             <w:pPr>
-              <w:pStyle w:val="TextoTablas"/>
+              <w:pStyle w:val="Tablas"/>
             </w:pPr>
             <w:r>
               <w:t>Etapa</w:t>
@@ -4225,7 +4179,7 @@
           </w:tcPr>
           <w:p>
             <w:pPr>
-              <w:pStyle w:val="TextoTablas"/>
+              <w:pStyle w:val="Tablas"/>
             </w:pPr>
             <w:r>
               <w:t>Qué se realiza</w:t>
@@ -4239,7 +4193,7 @@
           </w:tcPr>
           <w:p>
             <w:pPr>
-              <w:pStyle w:val="TextoTablas"/>
+              <w:pStyle w:val="Tablas"/>
             </w:pPr>
             <w:r>
               <w:t>Producto esperado</w:t>
@@ -4258,16 +4212,14 @@
           </w:tcPr>
           <w:p>
             <w:pPr>
-              <w:pStyle w:val="TextoTablas"/>
-              <w:rPr>
-                <w:color w:val="12263F"/>
-                <w:szCs w:val="24"/>
-              </w:rPr>
-            </w:pPr>
-            <w:r>
-              <w:rPr>
-                <w:color w:val="12263F"/>
-                <w:szCs w:val="24"/>
+              <w:pStyle w:val="Tablas"/>
+              <w:rPr>
+                <w:color w:val="12263F"/>
+              </w:rPr>
+            </w:pPr>
+            <w:r>
+              <w:rPr>
+                <w:color w:val="12263F"/>
               </w:rPr>
               <w:t>Identificación</w:t>
             </w:r>
@@ -4280,16 +4232,14 @@
           </w:tcPr>
           <w:p>
             <w:pPr>
-              <w:pStyle w:val="TextoTablas"/>
-              <w:rPr>
-                <w:color w:val="12263F"/>
-                <w:szCs w:val="24"/>
-              </w:rPr>
-            </w:pPr>
-            <w:r>
-              <w:rPr>
-                <w:color w:val="12263F"/>
-                <w:szCs w:val="24"/>
+              <w:pStyle w:val="Tablas"/>
+              <w:rPr>
+                <w:color w:val="12263F"/>
+              </w:rPr>
+            </w:pPr>
+            <w:r>
+              <w:rPr>
+                <w:color w:val="12263F"/>
               </w:rPr>
               <w:t>Reconocer el hecho económico y sus condiciones (fecha, valor, partes, forma de pago).</w:t>
             </w:r>
@@ -4302,16 +4252,14 @@
           </w:tcPr>
           <w:p>
             <w:pPr>
-              <w:pStyle w:val="TextoTablas"/>
-              <w:rPr>
-                <w:color w:val="12263F"/>
-                <w:szCs w:val="24"/>
-              </w:rPr>
-            </w:pPr>
-            <w:r>
-              <w:rPr>
-                <w:color w:val="12263F"/>
-                <w:szCs w:val="24"/>
+              <w:pStyle w:val="Tablas"/>
+              <w:rPr>
+                <w:color w:val="12263F"/>
+              </w:rPr>
+            </w:pPr>
+            <w:r>
+              <w:rPr>
+                <w:color w:val="12263F"/>
               </w:rPr>
               <w:t>Descripción de la transacción.</w:t>
             </w:r>
@@ -4326,16 +4274,14 @@
           </w:tcPr>
           <w:p>
             <w:pPr>
-              <w:pStyle w:val="TextoTablas"/>
-              <w:rPr>
-                <w:color w:val="12263F"/>
-                <w:szCs w:val="24"/>
-              </w:rPr>
-            </w:pPr>
-            <w:r>
-              <w:rPr>
-                <w:color w:val="12263F"/>
-                <w:szCs w:val="24"/>
+              <w:pStyle w:val="Tablas"/>
+              <w:rPr>
+                <w:color w:val="12263F"/>
+              </w:rPr>
+            </w:pPr>
+            <w:r>
+              <w:rPr>
+                <w:color w:val="12263F"/>
               </w:rPr>
               <w:t>Soporte</w:t>
             </w:r>
@@ -4348,16 +4294,14 @@
           </w:tcPr>
           <w:p>
             <w:pPr>
-              <w:pStyle w:val="TextoTablas"/>
-              <w:rPr>
-                <w:color w:val="12263F"/>
-                <w:szCs w:val="24"/>
-              </w:rPr>
-            </w:pPr>
-            <w:r>
-              <w:rPr>
-                <w:color w:val="12263F"/>
-                <w:szCs w:val="24"/>
+              <w:pStyle w:val="Tablas"/>
+              <w:rPr>
+                <w:color w:val="12263F"/>
+              </w:rPr>
+            </w:pPr>
+            <w:r>
+              <w:rPr>
+                <w:color w:val="12263F"/>
               </w:rPr>
               <w:t>Seleccionar o elaborar el documento soporte (factura, recibo, comprobante, consignación, etc.).</w:t>
             </w:r>
@@ -4370,16 +4314,14 @@
           </w:tcPr>
           <w:p>
             <w:pPr>
-              <w:pStyle w:val="TextoTablas"/>
-              <w:rPr>
-                <w:color w:val="12263F"/>
-                <w:szCs w:val="24"/>
-              </w:rPr>
-            </w:pPr>
-            <w:r>
-              <w:rPr>
-                <w:color w:val="12263F"/>
-                <w:szCs w:val="24"/>
+              <w:pStyle w:val="Tablas"/>
+              <w:rPr>
+                <w:color w:val="12263F"/>
+              </w:rPr>
+            </w:pPr>
+            <w:r>
+              <w:rPr>
+                <w:color w:val="12263F"/>
               </w:rPr>
               <w:t>Evidencia documental.</w:t>
             </w:r>
@@ -4397,16 +4339,14 @@
           </w:tcPr>
           <w:p>
             <w:pPr>
-              <w:pStyle w:val="TextoTablas"/>
-              <w:rPr>
-                <w:color w:val="12263F"/>
-                <w:szCs w:val="24"/>
-              </w:rPr>
-            </w:pPr>
-            <w:r>
-              <w:rPr>
-                <w:color w:val="12263F"/>
-                <w:szCs w:val="24"/>
+              <w:pStyle w:val="Tablas"/>
+              <w:rPr>
+                <w:color w:val="12263F"/>
+              </w:rPr>
+            </w:pPr>
+            <w:r>
+              <w:rPr>
+                <w:color w:val="12263F"/>
               </w:rPr>
               <w:t>Registro</w:t>
             </w:r>
@@ -4419,16 +4359,14 @@
           </w:tcPr>
           <w:p>
             <w:pPr>
-              <w:pStyle w:val="TextoTablas"/>
-              <w:rPr>
-                <w:color w:val="12263F"/>
-                <w:szCs w:val="24"/>
-              </w:rPr>
-            </w:pPr>
-            <w:r>
-              <w:rPr>
-                <w:color w:val="12263F"/>
-                <w:szCs w:val="24"/>
+              <w:pStyle w:val="Tablas"/>
+              <w:rPr>
+                <w:color w:val="12263F"/>
+              </w:rPr>
+            </w:pPr>
+            <w:r>
+              <w:rPr>
+                <w:color w:val="12263F"/>
               </w:rPr>
               <w:t>Aplicar la partida doble y registrar el asiento contable (débitos y créditos).</w:t>
             </w:r>
@@ -4441,16 +4379,14 @@
           </w:tcPr>
           <w:p>
             <w:pPr>
-              <w:pStyle w:val="TextoTablas"/>
-              <w:rPr>
-                <w:color w:val="12263F"/>
-                <w:szCs w:val="24"/>
-              </w:rPr>
-            </w:pPr>
-            <w:r>
-              <w:rPr>
-                <w:color w:val="12263F"/>
-                <w:szCs w:val="24"/>
+              <w:pStyle w:val="Tablas"/>
+              <w:rPr>
+                <w:color w:val="12263F"/>
+              </w:rPr>
+            </w:pPr>
+            <w:r>
+              <w:rPr>
+                <w:color w:val="12263F"/>
               </w:rPr>
               <w:t>Asiento en libro diario o registro equivalente.</w:t>
             </w:r>
@@ -4465,16 +4401,14 @@
           </w:tcPr>
           <w:p>
             <w:pPr>
-              <w:pStyle w:val="TextoTablas"/>
-              <w:rPr>
-                <w:color w:val="12263F"/>
-                <w:szCs w:val="24"/>
-              </w:rPr>
-            </w:pPr>
-            <w:r>
-              <w:rPr>
-                <w:color w:val="12263F"/>
-                <w:szCs w:val="24"/>
+              <w:pStyle w:val="Tablas"/>
+              <w:rPr>
+                <w:color w:val="12263F"/>
+              </w:rPr>
+            </w:pPr>
+            <w:r>
+              <w:rPr>
+                <w:color w:val="12263F"/>
               </w:rPr>
               <w:t>Clasificación</w:t>
             </w:r>
@@ -4487,16 +4421,14 @@
           </w:tcPr>
           <w:p>
             <w:pPr>
-              <w:pStyle w:val="TextoTablas"/>
-              <w:rPr>
-                <w:color w:val="12263F"/>
-                <w:szCs w:val="24"/>
-              </w:rPr>
-            </w:pPr>
-            <w:r>
-              <w:rPr>
-                <w:color w:val="12263F"/>
-                <w:szCs w:val="24"/>
+              <w:pStyle w:val="Tablas"/>
+              <w:rPr>
+                <w:color w:val="12263F"/>
+              </w:rPr>
+            </w:pPr>
+            <w:r>
+              <w:rPr>
+                <w:color w:val="12263F"/>
               </w:rPr>
               <w:t>Trasladar movimientos a cuentas (</w:t>
             </w:r>
@@ -4504,7 +4436,6 @@
             <w:r>
               <w:rPr>
                 <w:color w:val="12263F"/>
-                <w:szCs w:val="24"/>
               </w:rPr>
               <w:t>mayorizar</w:t>
             </w:r>
@@ -4512,7 +4443,6 @@
             <w:r>
               <w:rPr>
                 <w:color w:val="12263F"/>
-                <w:szCs w:val="24"/>
               </w:rPr>
               <w:t>) para obtener saldos por cuenta.</w:t>
             </w:r>
@@ -4525,16 +4455,14 @@
           </w:tcPr>
           <w:p>
             <w:pPr>
-              <w:pStyle w:val="TextoTablas"/>
-              <w:rPr>
-                <w:color w:val="12263F"/>
-                <w:szCs w:val="24"/>
-              </w:rPr>
-            </w:pPr>
-            <w:r>
-              <w:rPr>
-                <w:color w:val="12263F"/>
-                <w:szCs w:val="24"/>
+              <w:pStyle w:val="Tablas"/>
+              <w:rPr>
+                <w:color w:val="12263F"/>
+              </w:rPr>
+            </w:pPr>
+            <w:r>
+              <w:rPr>
+                <w:color w:val="12263F"/>
               </w:rPr>
               <w:t>Saldos por cuenta.</w:t>
             </w:r>
@@ -4552,16 +4480,14 @@
           </w:tcPr>
           <w:p>
             <w:pPr>
-              <w:pStyle w:val="TextoTablas"/>
-              <w:rPr>
-                <w:color w:val="12263F"/>
-                <w:szCs w:val="24"/>
-              </w:rPr>
-            </w:pPr>
-            <w:r>
-              <w:rPr>
-                <w:color w:val="12263F"/>
-                <w:szCs w:val="24"/>
+              <w:pStyle w:val="Tablas"/>
+              <w:rPr>
+                <w:color w:val="12263F"/>
+              </w:rPr>
+            </w:pPr>
+            <w:r>
+              <w:rPr>
+                <w:color w:val="12263F"/>
               </w:rPr>
               <w:t>Verificación</w:t>
             </w:r>
@@ -4574,16 +4500,14 @@
           </w:tcPr>
           <w:p>
             <w:pPr>
-              <w:pStyle w:val="TextoTablas"/>
-              <w:rPr>
-                <w:color w:val="12263F"/>
-                <w:szCs w:val="24"/>
-              </w:rPr>
-            </w:pPr>
-            <w:r>
-              <w:rPr>
-                <w:color w:val="12263F"/>
-                <w:szCs w:val="24"/>
+              <w:pStyle w:val="Tablas"/>
+              <w:rPr>
+                <w:color w:val="12263F"/>
+              </w:rPr>
+            </w:pPr>
+            <w:r>
+              <w:rPr>
+                <w:color w:val="12263F"/>
               </w:rPr>
               <w:t>Revisar coherencia de saldos (por ejemplo, balance de prueba).</w:t>
             </w:r>
@@ -4596,16 +4520,14 @@
           </w:tcPr>
           <w:p>
             <w:pPr>
-              <w:pStyle w:val="TextoTablas"/>
-              <w:rPr>
-                <w:color w:val="12263F"/>
-                <w:szCs w:val="24"/>
-              </w:rPr>
-            </w:pPr>
-            <w:r>
-              <w:rPr>
-                <w:color w:val="12263F"/>
-                <w:szCs w:val="24"/>
+              <w:pStyle w:val="Tablas"/>
+              <w:rPr>
+                <w:color w:val="12263F"/>
+              </w:rPr>
+            </w:pPr>
+            <w:r>
+              <w:rPr>
+                <w:color w:val="12263F"/>
               </w:rPr>
               <w:t>Balance de comprobación.</w:t>
             </w:r>
@@ -4620,16 +4542,14 @@
           </w:tcPr>
           <w:p>
             <w:pPr>
-              <w:pStyle w:val="TextoTablas"/>
-              <w:rPr>
-                <w:color w:val="12263F"/>
-                <w:szCs w:val="24"/>
-              </w:rPr>
-            </w:pPr>
-            <w:r>
-              <w:rPr>
-                <w:color w:val="12263F"/>
-                <w:szCs w:val="24"/>
+              <w:pStyle w:val="Tablas"/>
+              <w:rPr>
+                <w:color w:val="12263F"/>
+              </w:rPr>
+            </w:pPr>
+            <w:r>
+              <w:rPr>
+                <w:color w:val="12263F"/>
               </w:rPr>
               <w:t>Informe</w:t>
             </w:r>
@@ -4642,16 +4562,14 @@
           </w:tcPr>
           <w:p>
             <w:pPr>
-              <w:pStyle w:val="TextoTablas"/>
-              <w:rPr>
-                <w:color w:val="12263F"/>
-                <w:szCs w:val="24"/>
-              </w:rPr>
-            </w:pPr>
-            <w:r>
-              <w:rPr>
-                <w:color w:val="12263F"/>
-                <w:szCs w:val="24"/>
+              <w:pStyle w:val="Tablas"/>
+              <w:rPr>
+                <w:color w:val="12263F"/>
+              </w:rPr>
+            </w:pPr>
+            <w:r>
+              <w:rPr>
+                <w:color w:val="12263F"/>
               </w:rPr>
               <w:t>Presentar estados financieros u otros reportes según necesidad.</w:t>
             </w:r>
@@ -4664,16 +4582,14 @@
           </w:tcPr>
           <w:p>
             <w:pPr>
-              <w:pStyle w:val="TextoTablas"/>
-              <w:rPr>
-                <w:color w:val="12263F"/>
-                <w:szCs w:val="24"/>
-              </w:rPr>
-            </w:pPr>
-            <w:r>
-              <w:rPr>
-                <w:color w:val="12263F"/>
-                <w:szCs w:val="24"/>
+              <w:pStyle w:val="Tablas"/>
+              <w:rPr>
+                <w:color w:val="12263F"/>
+              </w:rPr>
+            </w:pPr>
+            <w:r>
+              <w:rPr>
+                <w:color w:val="12263F"/>
               </w:rPr>
               <w:t>Estados financieros e informes.</w:t>
             </w:r>
@@ -4681,9 +4597,14 @@
         </w:tc>
       </w:tr>
     </w:tbl>
-    <w:p/>
-    <w:p>
-      <w:r>
+    <w:p>
+      <w:r>
+        <w:t>Nota. Fuente: elaboración propia a partir de (Unir, 2021); (Rojas, Contabilidad, 2018).</w:t>
+      </w:r>
+    </w:p>
+    <w:p>
+      <w:r>
+        <w:lastRenderedPageBreak/>
         <w:t>Esta secuencia permite que cada cifra tenga una explicación: parte de un soporte, se convierte en registro y termina siendo información útil para control interno y para la toma de decisiones. En guías académicas colombianas, esta lógica se presenta precisamente como una cadena:</w:t>
       </w:r>
     </w:p>
@@ -4776,7 +4697,6 @@
         <w:rPr>
           <w:lang w:val="es-419" w:eastAsia="es-CO"/>
         </w:rPr>
-        <w:lastRenderedPageBreak/>
         <w:t>Registro (asiento).</w:t>
       </w:r>
     </w:p>
@@ -4870,14 +4790,6 @@
     <w:p/>
     <w:p/>
     <w:p/>
-    <w:p/>
-    <w:p/>
-    <w:p/>
-    <w:p/>
-    <w:p/>
-    <w:p/>
-    <w:p/>
-    <w:p/>
     <w:p>
       <w:pPr>
         <w:pStyle w:val="Ttulo1"/>
@@ -4889,57 +4801,49 @@
       </w:r>
       <w:bookmarkEnd w:id="8"/>
     </w:p>
+    <w:p>
+      <w:r>
+        <w:t>La cuenta contable es la unidad básica para registrar y organizar la información financiera, representando elementos del negocio bajo el método de partida doble. Su movimiento se interpreta según su naturaleza y reglas de débito y crédito, permitiendo calcular saldos y analizar efectos acumulados con coherencia normativa.</w:t>
+      </w:r>
+    </w:p>
+    <w:p>
+      <w:r>
+        <w:t>En este punto se profundizará en su concepto, estructura, naturaleza, regla general y saldos, desde su cálculo hasta su interpretación.</w:t>
+      </w:r>
+    </w:p>
     <w:p/>
     <w:p>
-      <w:r>
-        <w:t>La cuenta contable es la unidad básica para registrar y organizar la información financiera, representando elementos del negocio bajo el método de partida doble. Su movimiento se interpreta según su naturaleza y reglas de débito y crédito, permitiendo calcular saldos y analizar efectos acumulados con coherencia normativa.</w:t>
-      </w:r>
-    </w:p>
-    <w:p>
-      <w:r>
-        <w:t>En este punto se profundizará en su concepto, estructura, naturaleza, regla general y saldos, desde su cálculo hasta su interpretación.</w:t>
+      <w:pPr>
+        <w:pStyle w:val="Ttulo2"/>
+      </w:pPr>
+      <w:bookmarkStart w:id="9" w:name="_Toc225603427"/>
+      <w:r>
+        <w:t>Concepto y estructura de la cuenta contable</w:t>
+      </w:r>
+      <w:bookmarkEnd w:id="9"/>
+    </w:p>
+    <w:p>
+      <w:r>
+        <w:t>La cuenta contable es un registro que agrupa movimientos de un mismo rubro para acumular sus aumentos y disminuciones y determinar su saldo. Se identifica por nombre y código, y se clasifica como activo, pasivo, patrimonio, ingreso, costo o gasto. (Pamplona, Universidad de, (</w:t>
+      </w:r>
+      <w:proofErr w:type="spellStart"/>
+      <w:r>
+        <w:t>s.f</w:t>
+      </w:r>
+      <w:proofErr w:type="spellEnd"/>
+      <w:r>
+        <w:t>)). La estructura de la cuenta contable se presenta en la siguiente tabla:</w:t>
       </w:r>
     </w:p>
     <w:p/>
     <w:p>
       <w:pPr>
-        <w:pStyle w:val="Ttulo2"/>
-      </w:pPr>
-      <w:bookmarkStart w:id="9" w:name="_Toc225603427"/>
-      <w:r>
-        <w:t>Concepto y estructura de la cuenta contable</w:t>
-      </w:r>
-      <w:bookmarkEnd w:id="9"/>
-    </w:p>
-    <w:p/>
-    <w:p>
-      <w:r>
-        <w:t>La cuenta contable es un registro que agrupa movimientos de un mismo rubro para acumular sus aumentos y disminuciones y determinar su saldo. Se identifica por nombre y código, y se clasifica como activo, pasivo, patrimonio, ingreso, costo o gasto. (Pamplona, Universidad de, (</w:t>
-      </w:r>
-      <w:proofErr w:type="spellStart"/>
-      <w:r>
-        <w:t>s.f</w:t>
-      </w:r>
-      <w:proofErr w:type="spellEnd"/>
-      <w:r>
-        <w:t>)). La estructura de la cuenta contable se presenta en la siguiente tabla:</w:t>
-      </w:r>
-    </w:p>
-    <w:p/>
-    <w:p/>
-    <w:p/>
-    <w:p/>
-    <w:p/>
-    <w:p>
-      <w:pPr>
         <w:pStyle w:val="Tabla"/>
       </w:pPr>
       <w:r>
-        <w:lastRenderedPageBreak/>
         <w:t>Elementos de una cuenta contable y su propósito</w:t>
       </w:r>
     </w:p>
-    <w:p/>
     <w:tbl>
       <w:tblPr>
         <w:tblStyle w:val="SENA"/>
@@ -4948,9 +4852,9 @@
         <w:tblLook w:val="04A0" w:firstRow="1" w:lastRow="0" w:firstColumn="1" w:lastColumn="0" w:noHBand="0" w:noVBand="1"/>
       </w:tblPr>
       <w:tblGrid>
-        <w:gridCol w:w="2554"/>
-        <w:gridCol w:w="5505"/>
-        <w:gridCol w:w="3341"/>
+        <w:gridCol w:w="2509"/>
+        <w:gridCol w:w="5469"/>
+        <w:gridCol w:w="3422"/>
       </w:tblGrid>
       <w:tr>
         <w:trPr>
@@ -4964,7 +4868,7 @@
           </w:tcPr>
           <w:p>
             <w:pPr>
-              <w:pStyle w:val="TextoTablas"/>
+              <w:pStyle w:val="Tablas"/>
             </w:pPr>
             <w:r>
               <w:t>Elemento</w:t>
@@ -4978,7 +4882,7 @@
           </w:tcPr>
           <w:p>
             <w:pPr>
-              <w:pStyle w:val="TextoTablas"/>
+              <w:pStyle w:val="Tablas"/>
             </w:pPr>
             <w:r>
               <w:t>Qué describe</w:t>
@@ -4992,7 +4896,7 @@
           </w:tcPr>
           <w:p>
             <w:pPr>
-              <w:pStyle w:val="TextoTablas"/>
+              <w:pStyle w:val="Tablas"/>
             </w:pPr>
             <w:r>
               <w:t>Ejemplo</w:t>
@@ -5011,16 +4915,14 @@
           </w:tcPr>
           <w:p>
             <w:pPr>
-              <w:pStyle w:val="TextoTablas"/>
-              <w:rPr>
-                <w:color w:val="12263F"/>
-                <w:szCs w:val="24"/>
-              </w:rPr>
-            </w:pPr>
-            <w:r>
-              <w:rPr>
-                <w:color w:val="12263F"/>
-                <w:szCs w:val="24"/>
+              <w:pStyle w:val="Tablas"/>
+              <w:rPr>
+                <w:color w:val="12263F"/>
+              </w:rPr>
+            </w:pPr>
+            <w:r>
+              <w:rPr>
+                <w:color w:val="12263F"/>
               </w:rPr>
               <w:t>Nombre o denominación</w:t>
             </w:r>
@@ -5033,16 +4935,14 @@
           </w:tcPr>
           <w:p>
             <w:pPr>
-              <w:pStyle w:val="TextoTablas"/>
-              <w:rPr>
-                <w:color w:val="12263F"/>
-                <w:szCs w:val="24"/>
-              </w:rPr>
-            </w:pPr>
-            <w:r>
-              <w:rPr>
-                <w:color w:val="12263F"/>
-                <w:szCs w:val="24"/>
+              <w:pStyle w:val="Tablas"/>
+              <w:rPr>
+                <w:color w:val="12263F"/>
+              </w:rPr>
+            </w:pPr>
+            <w:r>
+              <w:rPr>
+                <w:color w:val="12263F"/>
               </w:rPr>
               <w:t>Identifica el rubro que se registra</w:t>
             </w:r>
@@ -5055,16 +4955,14 @@
           </w:tcPr>
           <w:p>
             <w:pPr>
-              <w:pStyle w:val="TextoTablas"/>
-              <w:rPr>
-                <w:color w:val="12263F"/>
-                <w:szCs w:val="24"/>
-              </w:rPr>
-            </w:pPr>
-            <w:r>
-              <w:rPr>
-                <w:color w:val="12263F"/>
-                <w:szCs w:val="24"/>
+              <w:pStyle w:val="Tablas"/>
+              <w:rPr>
+                <w:color w:val="12263F"/>
+              </w:rPr>
+            </w:pPr>
+            <w:r>
+              <w:rPr>
+                <w:color w:val="12263F"/>
               </w:rPr>
               <w:t>Caja; Clientes; Ventas</w:t>
             </w:r>
@@ -5079,16 +4977,14 @@
           </w:tcPr>
           <w:p>
             <w:pPr>
-              <w:pStyle w:val="TextoTablas"/>
-              <w:rPr>
-                <w:color w:val="12263F"/>
-                <w:szCs w:val="24"/>
-              </w:rPr>
-            </w:pPr>
-            <w:r>
-              <w:rPr>
-                <w:color w:val="12263F"/>
-                <w:szCs w:val="24"/>
+              <w:pStyle w:val="Tablas"/>
+              <w:rPr>
+                <w:color w:val="12263F"/>
+              </w:rPr>
+            </w:pPr>
+            <w:r>
+              <w:rPr>
+                <w:color w:val="12263F"/>
               </w:rPr>
               <w:t>Código (si aplica)</w:t>
             </w:r>
@@ -5101,16 +4997,14 @@
           </w:tcPr>
           <w:p>
             <w:pPr>
-              <w:pStyle w:val="TextoTablas"/>
-              <w:rPr>
-                <w:color w:val="12263F"/>
-                <w:szCs w:val="24"/>
-              </w:rPr>
-            </w:pPr>
-            <w:r>
-              <w:rPr>
-                <w:color w:val="12263F"/>
-                <w:szCs w:val="24"/>
+              <w:pStyle w:val="Tablas"/>
+              <w:rPr>
+                <w:color w:val="12263F"/>
+              </w:rPr>
+            </w:pPr>
+            <w:r>
+              <w:rPr>
+                <w:color w:val="12263F"/>
               </w:rPr>
               <w:t>Ubica la cuenta en un catálogo o plan de cuentas</w:t>
             </w:r>
@@ -5123,16 +5017,14 @@
           </w:tcPr>
           <w:p>
             <w:pPr>
-              <w:pStyle w:val="TextoTablas"/>
-              <w:rPr>
-                <w:color w:val="12263F"/>
-                <w:szCs w:val="24"/>
-              </w:rPr>
-            </w:pPr>
-            <w:r>
-              <w:rPr>
-                <w:color w:val="12263F"/>
-                <w:szCs w:val="24"/>
+              <w:pStyle w:val="Tablas"/>
+              <w:rPr>
+                <w:color w:val="12263F"/>
+              </w:rPr>
+            </w:pPr>
+            <w:r>
+              <w:rPr>
+                <w:color w:val="12263F"/>
               </w:rPr>
               <w:t>1105; 1305; 4135 (según plan)</w:t>
             </w:r>
@@ -5150,16 +5042,14 @@
           </w:tcPr>
           <w:p>
             <w:pPr>
-              <w:pStyle w:val="TextoTablas"/>
-              <w:rPr>
-                <w:color w:val="12263F"/>
-                <w:szCs w:val="24"/>
-              </w:rPr>
-            </w:pPr>
-            <w:r>
-              <w:rPr>
-                <w:color w:val="12263F"/>
-                <w:szCs w:val="24"/>
+              <w:pStyle w:val="Tablas"/>
+              <w:rPr>
+                <w:color w:val="12263F"/>
+              </w:rPr>
+            </w:pPr>
+            <w:r>
+              <w:rPr>
+                <w:color w:val="12263F"/>
               </w:rPr>
               <w:t>Naturaleza</w:t>
             </w:r>
@@ -5172,16 +5062,14 @@
           </w:tcPr>
           <w:p>
             <w:pPr>
-              <w:pStyle w:val="TextoTablas"/>
-              <w:rPr>
-                <w:color w:val="12263F"/>
-                <w:szCs w:val="24"/>
-              </w:rPr>
-            </w:pPr>
-            <w:r>
-              <w:rPr>
-                <w:color w:val="12263F"/>
-                <w:szCs w:val="24"/>
+              <w:pStyle w:val="Tablas"/>
+              <w:rPr>
+                <w:color w:val="12263F"/>
+              </w:rPr>
+            </w:pPr>
+            <w:r>
+              <w:rPr>
+                <w:color w:val="12263F"/>
               </w:rPr>
               <w:t>Define el comportamiento general frente a débito/crédito</w:t>
             </w:r>
@@ -5194,16 +5082,14 @@
           </w:tcPr>
           <w:p>
             <w:pPr>
-              <w:pStyle w:val="TextoTablas"/>
-              <w:rPr>
-                <w:color w:val="12263F"/>
-                <w:szCs w:val="24"/>
-              </w:rPr>
-            </w:pPr>
-            <w:r>
-              <w:rPr>
-                <w:color w:val="12263F"/>
-                <w:szCs w:val="24"/>
+              <w:pStyle w:val="Tablas"/>
+              <w:rPr>
+                <w:color w:val="12263F"/>
+              </w:rPr>
+            </w:pPr>
+            <w:r>
+              <w:rPr>
+                <w:color w:val="12263F"/>
               </w:rPr>
               <w:t>Activo: naturaleza débito</w:t>
             </w:r>
@@ -5218,16 +5104,14 @@
           </w:tcPr>
           <w:p>
             <w:pPr>
-              <w:pStyle w:val="TextoTablas"/>
-              <w:rPr>
-                <w:color w:val="12263F"/>
-                <w:szCs w:val="24"/>
-              </w:rPr>
-            </w:pPr>
-            <w:r>
-              <w:rPr>
-                <w:color w:val="12263F"/>
-                <w:szCs w:val="24"/>
+              <w:pStyle w:val="Tablas"/>
+              <w:rPr>
+                <w:color w:val="12263F"/>
+              </w:rPr>
+            </w:pPr>
+            <w:r>
+              <w:rPr>
+                <w:color w:val="12263F"/>
               </w:rPr>
               <w:t>Movimientos</w:t>
             </w:r>
@@ -5240,16 +5124,14 @@
           </w:tcPr>
           <w:p>
             <w:pPr>
-              <w:pStyle w:val="TextoTablas"/>
-              <w:rPr>
-                <w:color w:val="12263F"/>
-                <w:szCs w:val="24"/>
-              </w:rPr>
-            </w:pPr>
-            <w:r>
-              <w:rPr>
-                <w:color w:val="12263F"/>
-                <w:szCs w:val="24"/>
+              <w:pStyle w:val="Tablas"/>
+              <w:rPr>
+                <w:color w:val="12263F"/>
+              </w:rPr>
+            </w:pPr>
+            <w:r>
+              <w:rPr>
+                <w:color w:val="12263F"/>
               </w:rPr>
               <w:t>Registra aumentos y disminuciones por transacciones</w:t>
             </w:r>
@@ -5262,16 +5144,14 @@
           </w:tcPr>
           <w:p>
             <w:pPr>
-              <w:pStyle w:val="TextoTablas"/>
-              <w:rPr>
-                <w:color w:val="12263F"/>
-                <w:szCs w:val="24"/>
-              </w:rPr>
-            </w:pPr>
-            <w:r>
-              <w:rPr>
-                <w:color w:val="12263F"/>
-                <w:szCs w:val="24"/>
+              <w:pStyle w:val="Tablas"/>
+              <w:rPr>
+                <w:color w:val="12263F"/>
+              </w:rPr>
+            </w:pPr>
+            <w:r>
+              <w:rPr>
+                <w:color w:val="12263F"/>
               </w:rPr>
               <w:t>Ingreso en caja; pago a proveedor</w:t>
             </w:r>
@@ -5289,16 +5169,14 @@
           </w:tcPr>
           <w:p>
             <w:pPr>
-              <w:pStyle w:val="TextoTablas"/>
-              <w:rPr>
-                <w:color w:val="12263F"/>
-                <w:szCs w:val="24"/>
-              </w:rPr>
-            </w:pPr>
-            <w:r>
-              <w:rPr>
-                <w:color w:val="12263F"/>
-                <w:szCs w:val="24"/>
+              <w:pStyle w:val="Tablas"/>
+              <w:rPr>
+                <w:color w:val="12263F"/>
+              </w:rPr>
+            </w:pPr>
+            <w:r>
+              <w:rPr>
+                <w:color w:val="12263F"/>
               </w:rPr>
               <w:t>Saldo</w:t>
             </w:r>
@@ -5311,16 +5189,14 @@
           </w:tcPr>
           <w:p>
             <w:pPr>
-              <w:pStyle w:val="TextoTablas"/>
-              <w:rPr>
-                <w:color w:val="12263F"/>
-                <w:szCs w:val="24"/>
-              </w:rPr>
-            </w:pPr>
-            <w:r>
-              <w:rPr>
-                <w:color w:val="12263F"/>
-                <w:szCs w:val="24"/>
+              <w:pStyle w:val="Tablas"/>
+              <w:rPr>
+                <w:color w:val="12263F"/>
+              </w:rPr>
+            </w:pPr>
+            <w:r>
+              <w:rPr>
+                <w:color w:val="12263F"/>
               </w:rPr>
               <w:t>Resultado neto entre débitos y créditos</w:t>
             </w:r>
@@ -5333,16 +5209,14 @@
           </w:tcPr>
           <w:p>
             <w:pPr>
-              <w:pStyle w:val="TextoTablas"/>
-              <w:rPr>
-                <w:color w:val="12263F"/>
-                <w:szCs w:val="24"/>
-              </w:rPr>
-            </w:pPr>
-            <w:r>
-              <w:rPr>
-                <w:color w:val="12263F"/>
-                <w:szCs w:val="24"/>
+              <w:pStyle w:val="Tablas"/>
+              <w:rPr>
+                <w:color w:val="12263F"/>
+              </w:rPr>
+            </w:pPr>
+            <w:r>
+              <w:rPr>
+                <w:color w:val="12263F"/>
               </w:rPr>
               <w:t>Saldo deudor en caja</w:t>
             </w:r>
@@ -5357,16 +5231,14 @@
           </w:tcPr>
           <w:p>
             <w:pPr>
-              <w:pStyle w:val="TextoTablas"/>
-              <w:rPr>
-                <w:color w:val="12263F"/>
-                <w:szCs w:val="24"/>
-              </w:rPr>
-            </w:pPr>
-            <w:r>
-              <w:rPr>
-                <w:color w:val="12263F"/>
-                <w:szCs w:val="24"/>
+              <w:pStyle w:val="Tablas"/>
+              <w:rPr>
+                <w:color w:val="12263F"/>
+              </w:rPr>
+            </w:pPr>
+            <w:r>
+              <w:rPr>
+                <w:color w:val="12263F"/>
               </w:rPr>
               <w:t>Soporte</w:t>
             </w:r>
@@ -5379,16 +5251,14 @@
           </w:tcPr>
           <w:p>
             <w:pPr>
-              <w:pStyle w:val="TextoTablas"/>
-              <w:rPr>
-                <w:color w:val="12263F"/>
-                <w:szCs w:val="24"/>
-              </w:rPr>
-            </w:pPr>
-            <w:r>
-              <w:rPr>
-                <w:color w:val="12263F"/>
-                <w:szCs w:val="24"/>
+              <w:pStyle w:val="Tablas"/>
+              <w:rPr>
+                <w:color w:val="12263F"/>
+              </w:rPr>
+            </w:pPr>
+            <w:r>
+              <w:rPr>
+                <w:color w:val="12263F"/>
               </w:rPr>
               <w:t>Documento que respalda el registro</w:t>
             </w:r>
@@ -5401,16 +5271,14 @@
           </w:tcPr>
           <w:p>
             <w:pPr>
-              <w:pStyle w:val="TextoTablas"/>
-              <w:rPr>
-                <w:color w:val="12263F"/>
-                <w:szCs w:val="24"/>
-              </w:rPr>
-            </w:pPr>
-            <w:r>
-              <w:rPr>
-                <w:color w:val="12263F"/>
-                <w:szCs w:val="24"/>
+              <w:pStyle w:val="Tablas"/>
+              <w:rPr>
+                <w:color w:val="12263F"/>
+              </w:rPr>
+            </w:pPr>
+            <w:r>
+              <w:rPr>
+                <w:color w:val="12263F"/>
               </w:rPr>
               <w:t>Factura; recibo; comprobante</w:t>
             </w:r>
@@ -5433,19 +5301,24 @@
         <w:pStyle w:val="Figura"/>
       </w:pPr>
       <w:r>
+        <w:lastRenderedPageBreak/>
         <w:t>Estructura básica de una cuenta contable</w:t>
       </w:r>
     </w:p>
     <w:p>
+      <w:pPr>
+        <w:ind w:firstLine="0"/>
+        <w:jc w:val="center"/>
+      </w:pPr>
       <w:r>
         <w:rPr>
           <w:noProof/>
         </w:rPr>
         <w:drawing>
-          <wp:inline distT="0" distB="0" distL="0" distR="0" wp14:anchorId="559128E7" wp14:editId="6485D191">
+          <wp:inline distT="0" distB="0" distL="0" distR="0" wp14:anchorId="559128E7" wp14:editId="36165FBF">
             <wp:extent cx="5416550" cy="3223206"/>
             <wp:effectExtent l="0" t="0" r="0" b="0"/>
-            <wp:docPr id="2" name="Gráfico 2"/>
+            <wp:docPr id="2" name="Gráfico 2" descr="“Estructura básica de una cuenta contable”. Presenta un esquema por bloques. En la parte superior aparece el título “Cuenta contable”. Debajo, una franja dividida en dos columnas con “Código” a la izquierda y “Nombre / concepto” a la derecha. Más abajo, un bloque dividido verticalmente en dos partes: a la izquierda “Debe (débito)” con una flecha hacia abajo que indica “Movimientos (débitos)”; a la derecha “Haber (crédito)” con una flecha hacia abajo que indica “Movimientos (créditos)”. En la parte inferior se muestra un bloque horizontal con el texto “Saldo (débito o crédito, según cuál lado sea mayor)”."/>
             <wp:cNvGraphicFramePr>
               <a:graphicFrameLocks xmlns:a="http://schemas.openxmlformats.org/drawingml/2006/main" noChangeAspect="1"/>
             </wp:cNvGraphicFramePr>
@@ -5453,7 +5326,7 @@
               <a:graphicData uri="http://schemas.openxmlformats.org/drawingml/2006/picture">
                 <pic:pic xmlns:pic="http://schemas.openxmlformats.org/drawingml/2006/picture">
                   <pic:nvPicPr>
-                    <pic:cNvPr id="2" name="Gráfico 2"/>
+                    <pic:cNvPr id="2" name="Gráfico 2" descr="“Estructura básica de una cuenta contable”. Presenta un esquema por bloques. En la parte superior aparece el título “Cuenta contable”. Debajo, una franja dividida en dos columnas con “Código” a la izquierda y “Nombre / concepto” a la derecha. Más abajo, un bloque dividido verticalmente en dos partes: a la izquierda “Debe (débito)” con una flecha hacia abajo que indica “Movimientos (débitos)”; a la derecha “Haber (crédito)” con una flecha hacia abajo que indica “Movimientos (créditos)”. En la parte inferior se muestra un bloque horizontal con el texto “Saldo (débito o crédito, según cuál lado sea mayor)”."/>
                     <pic:cNvPicPr/>
                   </pic:nvPicPr>
                   <pic:blipFill>
@@ -5493,12 +5366,10 @@
       </w:pPr>
       <w:bookmarkStart w:id="10" w:name="_Toc225603428"/>
       <w:r>
-        <w:lastRenderedPageBreak/>
         <w:t>Naturaleza de las cuentas y regla general de aumento/disminución</w:t>
       </w:r>
       <w:bookmarkEnd w:id="10"/>
     </w:p>
-    <w:p/>
     <w:p>
       <w:r>
         <w:t>La naturaleza de una cuenta indica en qué lado (debe o haber) se registran normalmente sus aumentos.</w:t>
@@ -5568,21 +5439,22 @@
           <w:bCs/>
         </w:rPr>
       </w:pPr>
-      <w:r>
+    </w:p>
+    <w:p>
+      <w:pPr>
         <w:rPr>
           <w:b/>
           <w:bCs/>
         </w:rPr>
-        <w:t>Naturaleza de las cuentas “débito” y “crédito”</w:t>
-      </w:r>
-    </w:p>
-    <w:p>
-      <w:pPr>
+      </w:pPr>
+      <w:r>
         <w:rPr>
           <w:b/>
           <w:bCs/>
         </w:rPr>
-      </w:pPr>
+        <w:lastRenderedPageBreak/>
+        <w:t>Naturaleza de las cuentas “débito” y “crédito”</w:t>
+      </w:r>
     </w:p>
     <w:p>
       <w:pPr>
@@ -5634,13 +5506,11 @@
       </w:r>
     </w:p>
     <w:p/>
-    <w:p/>
     <w:p>
       <w:pPr>
         <w:pStyle w:val="Ttulo5"/>
       </w:pPr>
       <w:r>
-        <w:lastRenderedPageBreak/>
         <w:t>Naturaleza “crédito”: aumenta en “haber” - disminuye en “debe”.</w:t>
       </w:r>
     </w:p>
@@ -5675,7 +5545,6 @@
         <w:t>Ingresos.</w:t>
       </w:r>
     </w:p>
-    <w:p/>
     <w:p>
       <w:r>
         <w:t xml:space="preserve">Las cuentas débito aumentan en el “debe” y </w:t>
@@ -5706,10 +5575,10 @@
         <w:tblLook w:val="04A0" w:firstRow="1" w:lastRow="0" w:firstColumn="1" w:lastColumn="0" w:noHBand="0" w:noVBand="1"/>
       </w:tblPr>
       <w:tblGrid>
-        <w:gridCol w:w="3113"/>
-        <w:gridCol w:w="2396"/>
-        <w:gridCol w:w="2825"/>
-        <w:gridCol w:w="3066"/>
+        <w:gridCol w:w="3141"/>
+        <w:gridCol w:w="2365"/>
+        <w:gridCol w:w="2796"/>
+        <w:gridCol w:w="3098"/>
       </w:tblGrid>
       <w:tr>
         <w:trPr>
@@ -5722,7 +5591,7 @@
           </w:tcPr>
           <w:p>
             <w:pPr>
-              <w:pStyle w:val="TextoTablas"/>
+              <w:pStyle w:val="Tablas"/>
             </w:pPr>
             <w:r>
               <w:t>Tipo de cuenta</w:t>
@@ -5736,7 +5605,7 @@
           </w:tcPr>
           <w:p>
             <w:pPr>
-              <w:pStyle w:val="TextoTablas"/>
+              <w:pStyle w:val="Tablas"/>
             </w:pPr>
             <w:r>
               <w:t>Naturaleza</w:t>
@@ -5750,7 +5619,7 @@
           </w:tcPr>
           <w:p>
             <w:pPr>
-              <w:pStyle w:val="TextoTablas"/>
+              <w:pStyle w:val="Tablas"/>
             </w:pPr>
             <w:r>
               <w:t>Aumenta por</w:t>
@@ -5764,7 +5633,7 @@
           </w:tcPr>
           <w:p>
             <w:pPr>
-              <w:pStyle w:val="TextoTablas"/>
+              <w:pStyle w:val="Tablas"/>
             </w:pPr>
             <w:r>
               <w:t>Disminuye por</w:t>
@@ -5783,17 +5652,9 @@
           </w:tcPr>
           <w:p>
             <w:pPr>
-              <w:pStyle w:val="TextoTablas"/>
-              <w:rPr>
-                <w:color w:val="12263F"/>
-                <w:szCs w:val="24"/>
-              </w:rPr>
-            </w:pPr>
-            <w:r>
-              <w:rPr>
-                <w:color w:val="12263F"/>
-                <w:szCs w:val="24"/>
-              </w:rPr>
+              <w:pStyle w:val="Tablas"/>
+            </w:pPr>
+            <w:r>
               <w:t>Activo</w:t>
             </w:r>
           </w:p>
@@ -5805,17 +5666,9 @@
           </w:tcPr>
           <w:p>
             <w:pPr>
-              <w:pStyle w:val="TextoTablas"/>
-              <w:rPr>
-                <w:color w:val="12263F"/>
-                <w:szCs w:val="24"/>
-              </w:rPr>
-            </w:pPr>
-            <w:r>
-              <w:rPr>
-                <w:color w:val="12263F"/>
-                <w:szCs w:val="24"/>
-              </w:rPr>
+              <w:pStyle w:val="Tablas"/>
+            </w:pPr>
+            <w:r>
               <w:t>Débito</w:t>
             </w:r>
           </w:p>
@@ -5827,17 +5680,9 @@
           </w:tcPr>
           <w:p>
             <w:pPr>
-              <w:pStyle w:val="TextoTablas"/>
-              <w:rPr>
-                <w:color w:val="12263F"/>
-                <w:szCs w:val="24"/>
-              </w:rPr>
-            </w:pPr>
-            <w:r>
-              <w:rPr>
-                <w:color w:val="12263F"/>
-                <w:szCs w:val="24"/>
-              </w:rPr>
+              <w:pStyle w:val="Tablas"/>
+            </w:pPr>
+            <w:r>
               <w:t>Débito</w:t>
             </w:r>
           </w:p>
@@ -5849,17 +5694,9 @@
           </w:tcPr>
           <w:p>
             <w:pPr>
-              <w:pStyle w:val="TextoTablas"/>
-              <w:rPr>
-                <w:color w:val="12263F"/>
-                <w:szCs w:val="24"/>
-              </w:rPr>
-            </w:pPr>
-            <w:r>
-              <w:rPr>
-                <w:color w:val="12263F"/>
-                <w:szCs w:val="24"/>
-              </w:rPr>
+              <w:pStyle w:val="Tablas"/>
+            </w:pPr>
+            <w:r>
               <w:t>Crédito</w:t>
             </w:r>
           </w:p>
@@ -5873,17 +5710,9 @@
           </w:tcPr>
           <w:p>
             <w:pPr>
-              <w:pStyle w:val="TextoTablas"/>
-              <w:rPr>
-                <w:color w:val="12263F"/>
-                <w:szCs w:val="24"/>
-              </w:rPr>
-            </w:pPr>
-            <w:r>
-              <w:rPr>
-                <w:color w:val="12263F"/>
-                <w:szCs w:val="24"/>
-              </w:rPr>
+              <w:pStyle w:val="Tablas"/>
+            </w:pPr>
+            <w:r>
               <w:t>Pasivo</w:t>
             </w:r>
           </w:p>
@@ -5895,17 +5724,9 @@
           </w:tcPr>
           <w:p>
             <w:pPr>
-              <w:pStyle w:val="TextoTablas"/>
-              <w:rPr>
-                <w:color w:val="12263F"/>
-                <w:szCs w:val="24"/>
-              </w:rPr>
-            </w:pPr>
-            <w:r>
-              <w:rPr>
-                <w:color w:val="12263F"/>
-                <w:szCs w:val="24"/>
-              </w:rPr>
+              <w:pStyle w:val="Tablas"/>
+            </w:pPr>
+            <w:r>
               <w:t>Crédito</w:t>
             </w:r>
           </w:p>
@@ -5917,17 +5738,9 @@
           </w:tcPr>
           <w:p>
             <w:pPr>
-              <w:pStyle w:val="TextoTablas"/>
-              <w:rPr>
-                <w:color w:val="12263F"/>
-                <w:szCs w:val="24"/>
-              </w:rPr>
-            </w:pPr>
-            <w:r>
-              <w:rPr>
-                <w:color w:val="12263F"/>
-                <w:szCs w:val="24"/>
-              </w:rPr>
+              <w:pStyle w:val="Tablas"/>
+            </w:pPr>
+            <w:r>
               <w:t>Crédito</w:t>
             </w:r>
           </w:p>
@@ -5939,17 +5752,9 @@
           </w:tcPr>
           <w:p>
             <w:pPr>
-              <w:pStyle w:val="TextoTablas"/>
-              <w:rPr>
-                <w:color w:val="12263F"/>
-                <w:szCs w:val="24"/>
-              </w:rPr>
-            </w:pPr>
-            <w:r>
-              <w:rPr>
-                <w:color w:val="12263F"/>
-                <w:szCs w:val="24"/>
-              </w:rPr>
+              <w:pStyle w:val="Tablas"/>
+            </w:pPr>
+            <w:r>
               <w:t>Débito</w:t>
             </w:r>
           </w:p>
@@ -5966,17 +5771,9 @@
           </w:tcPr>
           <w:p>
             <w:pPr>
-              <w:pStyle w:val="TextoTablas"/>
-              <w:rPr>
-                <w:color w:val="12263F"/>
-                <w:szCs w:val="24"/>
-              </w:rPr>
-            </w:pPr>
-            <w:r>
-              <w:rPr>
-                <w:color w:val="12263F"/>
-                <w:szCs w:val="24"/>
-              </w:rPr>
+              <w:pStyle w:val="Tablas"/>
+            </w:pPr>
+            <w:r>
               <w:t>Patrimonio</w:t>
             </w:r>
           </w:p>
@@ -5988,17 +5785,9 @@
           </w:tcPr>
           <w:p>
             <w:pPr>
-              <w:pStyle w:val="TextoTablas"/>
-              <w:rPr>
-                <w:color w:val="12263F"/>
-                <w:szCs w:val="24"/>
-              </w:rPr>
-            </w:pPr>
-            <w:r>
-              <w:rPr>
-                <w:color w:val="12263F"/>
-                <w:szCs w:val="24"/>
-              </w:rPr>
+              <w:pStyle w:val="Tablas"/>
+            </w:pPr>
+            <w:r>
               <w:t>Crédito</w:t>
             </w:r>
           </w:p>
@@ -6010,17 +5799,9 @@
           </w:tcPr>
           <w:p>
             <w:pPr>
-              <w:pStyle w:val="TextoTablas"/>
-              <w:rPr>
-                <w:color w:val="12263F"/>
-                <w:szCs w:val="24"/>
-              </w:rPr>
-            </w:pPr>
-            <w:r>
-              <w:rPr>
-                <w:color w:val="12263F"/>
-                <w:szCs w:val="24"/>
-              </w:rPr>
+              <w:pStyle w:val="Tablas"/>
+            </w:pPr>
+            <w:r>
               <w:t>Crédito</w:t>
             </w:r>
           </w:p>
@@ -6032,17 +5813,9 @@
           </w:tcPr>
           <w:p>
             <w:pPr>
-              <w:pStyle w:val="TextoTablas"/>
-              <w:rPr>
-                <w:color w:val="12263F"/>
-                <w:szCs w:val="24"/>
-              </w:rPr>
-            </w:pPr>
-            <w:r>
-              <w:rPr>
-                <w:color w:val="12263F"/>
-                <w:szCs w:val="24"/>
-              </w:rPr>
+              <w:pStyle w:val="Tablas"/>
+            </w:pPr>
+            <w:r>
               <w:t>Débito</w:t>
             </w:r>
           </w:p>
@@ -6056,17 +5829,9 @@
           </w:tcPr>
           <w:p>
             <w:pPr>
-              <w:pStyle w:val="TextoTablas"/>
-              <w:rPr>
-                <w:color w:val="12263F"/>
-                <w:szCs w:val="24"/>
-              </w:rPr>
-            </w:pPr>
-            <w:r>
-              <w:rPr>
-                <w:color w:val="12263F"/>
-                <w:szCs w:val="24"/>
-              </w:rPr>
+              <w:pStyle w:val="Tablas"/>
+            </w:pPr>
+            <w:r>
               <w:t>Ingresos</w:t>
             </w:r>
           </w:p>
@@ -6078,17 +5843,9 @@
           </w:tcPr>
           <w:p>
             <w:pPr>
-              <w:pStyle w:val="TextoTablas"/>
-              <w:rPr>
-                <w:color w:val="12263F"/>
-                <w:szCs w:val="24"/>
-              </w:rPr>
-            </w:pPr>
-            <w:r>
-              <w:rPr>
-                <w:color w:val="12263F"/>
-                <w:szCs w:val="24"/>
-              </w:rPr>
+              <w:pStyle w:val="Tablas"/>
+            </w:pPr>
+            <w:r>
               <w:t>Crédito</w:t>
             </w:r>
           </w:p>
@@ -6100,17 +5857,9 @@
           </w:tcPr>
           <w:p>
             <w:pPr>
-              <w:pStyle w:val="TextoTablas"/>
-              <w:rPr>
-                <w:color w:val="12263F"/>
-                <w:szCs w:val="24"/>
-              </w:rPr>
-            </w:pPr>
-            <w:r>
-              <w:rPr>
-                <w:color w:val="12263F"/>
-                <w:szCs w:val="24"/>
-              </w:rPr>
+              <w:pStyle w:val="Tablas"/>
+            </w:pPr>
+            <w:r>
               <w:t>Crédito</w:t>
             </w:r>
           </w:p>
@@ -6122,17 +5871,9 @@
           </w:tcPr>
           <w:p>
             <w:pPr>
-              <w:pStyle w:val="TextoTablas"/>
-              <w:rPr>
-                <w:color w:val="12263F"/>
-                <w:szCs w:val="24"/>
-              </w:rPr>
-            </w:pPr>
-            <w:r>
-              <w:rPr>
-                <w:color w:val="12263F"/>
-                <w:szCs w:val="24"/>
-              </w:rPr>
+              <w:pStyle w:val="Tablas"/>
+            </w:pPr>
+            <w:r>
               <w:t>Débito</w:t>
             </w:r>
           </w:p>
@@ -6149,17 +5890,9 @@
           </w:tcPr>
           <w:p>
             <w:pPr>
-              <w:pStyle w:val="TextoTablas"/>
-              <w:rPr>
-                <w:color w:val="12263F"/>
-                <w:szCs w:val="24"/>
-              </w:rPr>
-            </w:pPr>
-            <w:r>
-              <w:rPr>
-                <w:color w:val="12263F"/>
-                <w:szCs w:val="24"/>
-              </w:rPr>
+              <w:pStyle w:val="Tablas"/>
+            </w:pPr>
+            <w:r>
               <w:t>Costos</w:t>
             </w:r>
           </w:p>
@@ -6171,17 +5904,9 @@
           </w:tcPr>
           <w:p>
             <w:pPr>
-              <w:pStyle w:val="TextoTablas"/>
-              <w:rPr>
-                <w:color w:val="12263F"/>
-                <w:szCs w:val="24"/>
-              </w:rPr>
-            </w:pPr>
-            <w:r>
-              <w:rPr>
-                <w:color w:val="12263F"/>
-                <w:szCs w:val="24"/>
-              </w:rPr>
+              <w:pStyle w:val="Tablas"/>
+            </w:pPr>
+            <w:r>
               <w:t>Débito</w:t>
             </w:r>
           </w:p>
@@ -6193,17 +5918,9 @@
           </w:tcPr>
           <w:p>
             <w:pPr>
-              <w:pStyle w:val="TextoTablas"/>
-              <w:rPr>
-                <w:color w:val="12263F"/>
-                <w:szCs w:val="24"/>
-              </w:rPr>
-            </w:pPr>
-            <w:r>
-              <w:rPr>
-                <w:color w:val="12263F"/>
-                <w:szCs w:val="24"/>
-              </w:rPr>
+              <w:pStyle w:val="Tablas"/>
+            </w:pPr>
+            <w:r>
               <w:t>Débito</w:t>
             </w:r>
           </w:p>
@@ -6215,17 +5932,9 @@
           </w:tcPr>
           <w:p>
             <w:pPr>
-              <w:pStyle w:val="TextoTablas"/>
-              <w:rPr>
-                <w:color w:val="12263F"/>
-                <w:szCs w:val="24"/>
-              </w:rPr>
-            </w:pPr>
-            <w:r>
-              <w:rPr>
-                <w:color w:val="12263F"/>
-                <w:szCs w:val="24"/>
-              </w:rPr>
+              <w:pStyle w:val="Tablas"/>
+            </w:pPr>
+            <w:r>
               <w:t>Crédito</w:t>
             </w:r>
           </w:p>
@@ -6239,17 +5948,9 @@
           </w:tcPr>
           <w:p>
             <w:pPr>
-              <w:pStyle w:val="TextoTablas"/>
-              <w:rPr>
-                <w:color w:val="12263F"/>
-                <w:szCs w:val="24"/>
-              </w:rPr>
-            </w:pPr>
-            <w:r>
-              <w:rPr>
-                <w:color w:val="12263F"/>
-                <w:szCs w:val="24"/>
-              </w:rPr>
+              <w:pStyle w:val="Tablas"/>
+            </w:pPr>
+            <w:r>
               <w:t>Gastos</w:t>
             </w:r>
           </w:p>
@@ -6261,17 +5962,9 @@
           </w:tcPr>
           <w:p>
             <w:pPr>
-              <w:pStyle w:val="TextoTablas"/>
-              <w:rPr>
-                <w:color w:val="12263F"/>
-                <w:szCs w:val="24"/>
-              </w:rPr>
-            </w:pPr>
-            <w:r>
-              <w:rPr>
-                <w:color w:val="12263F"/>
-                <w:szCs w:val="24"/>
-              </w:rPr>
+              <w:pStyle w:val="Tablas"/>
+            </w:pPr>
+            <w:r>
               <w:t>Débito</w:t>
             </w:r>
           </w:p>
@@ -6283,17 +5976,9 @@
           </w:tcPr>
           <w:p>
             <w:pPr>
-              <w:pStyle w:val="TextoTablas"/>
-              <w:rPr>
-                <w:color w:val="12263F"/>
-                <w:szCs w:val="24"/>
-              </w:rPr>
-            </w:pPr>
-            <w:r>
-              <w:rPr>
-                <w:color w:val="12263F"/>
-                <w:szCs w:val="24"/>
-              </w:rPr>
+              <w:pStyle w:val="Tablas"/>
+            </w:pPr>
+            <w:r>
               <w:t>Débito</w:t>
             </w:r>
           </w:p>
@@ -6305,17 +5990,9 @@
           </w:tcPr>
           <w:p>
             <w:pPr>
-              <w:pStyle w:val="TextoTablas"/>
-              <w:rPr>
-                <w:color w:val="12263F"/>
-                <w:szCs w:val="24"/>
-              </w:rPr>
-            </w:pPr>
-            <w:r>
-              <w:rPr>
-                <w:color w:val="12263F"/>
-                <w:szCs w:val="24"/>
-              </w:rPr>
+              <w:pStyle w:val="Tablas"/>
+            </w:pPr>
+            <w:r>
               <w:t>Crédito</w:t>
             </w:r>
           </w:p>
@@ -6325,6 +6002,7 @@
     <w:p/>
     <w:p>
       <w:r>
+        <w:lastRenderedPageBreak/>
         <w:t>Para conocer las reglas de “débito” y “crédito” por naturaleza de la cuenta, e identificar claramente en qué lado se registran los aumentos y en qué las disminuciones, se presentan en la siguiente tabla:</w:t>
       </w:r>
     </w:p>
@@ -6333,7 +6011,6 @@
         <w:pStyle w:val="Tabla"/>
       </w:pPr>
       <w:r>
-        <w:lastRenderedPageBreak/>
         <w:t>Regla de débito y crédito por naturaleza de la cuenta</w:t>
       </w:r>
     </w:p>
@@ -6345,10 +6022,10 @@
         <w:tblLook w:val="04A0" w:firstRow="1" w:lastRow="0" w:firstColumn="1" w:lastColumn="0" w:noHBand="0" w:noVBand="1"/>
       </w:tblPr>
       <w:tblGrid>
-        <w:gridCol w:w="2522"/>
-        <w:gridCol w:w="3004"/>
-        <w:gridCol w:w="3258"/>
-        <w:gridCol w:w="2616"/>
+        <w:gridCol w:w="2369"/>
+        <w:gridCol w:w="3003"/>
+        <w:gridCol w:w="3320"/>
+        <w:gridCol w:w="2708"/>
       </w:tblGrid>
       <w:tr>
         <w:trPr>
@@ -6361,7 +6038,7 @@
           </w:tcPr>
           <w:p>
             <w:pPr>
-              <w:pStyle w:val="TextoTablas"/>
+              <w:pStyle w:val="Tablas"/>
             </w:pPr>
             <w:r>
               <w:t>Categoría</w:t>
@@ -6375,7 +6052,7 @@
           </w:tcPr>
           <w:p>
             <w:pPr>
-              <w:pStyle w:val="TextoTablas"/>
+              <w:pStyle w:val="Tablas"/>
             </w:pPr>
             <w:r>
               <w:t>Aumenta con</w:t>
@@ -6389,7 +6066,7 @@
           </w:tcPr>
           <w:p>
             <w:pPr>
-              <w:pStyle w:val="TextoTablas"/>
+              <w:pStyle w:val="Tablas"/>
             </w:pPr>
             <w:r>
               <w:t>Disminuye con</w:t>
@@ -6403,7 +6080,7 @@
           </w:tcPr>
           <w:p>
             <w:pPr>
-              <w:pStyle w:val="TextoTablas"/>
+              <w:pStyle w:val="Tablas"/>
             </w:pPr>
             <w:r>
               <w:t>Saldo usual</w:t>
@@ -6422,16 +6099,14 @@
           </w:tcPr>
           <w:p>
             <w:pPr>
-              <w:pStyle w:val="TextoTablas"/>
-              <w:rPr>
-                <w:color w:val="12263F"/>
-                <w:szCs w:val="24"/>
-              </w:rPr>
-            </w:pPr>
-            <w:r>
-              <w:rPr>
-                <w:color w:val="12263F"/>
-                <w:szCs w:val="24"/>
+              <w:pStyle w:val="Tablas"/>
+              <w:rPr>
+                <w:color w:val="12263F"/>
+              </w:rPr>
+            </w:pPr>
+            <w:r>
+              <w:rPr>
+                <w:color w:val="12263F"/>
               </w:rPr>
               <w:t>Activo</w:t>
             </w:r>
@@ -6444,16 +6119,14 @@
           </w:tcPr>
           <w:p>
             <w:pPr>
-              <w:pStyle w:val="TextoTablas"/>
-              <w:rPr>
-                <w:color w:val="12263F"/>
-                <w:szCs w:val="24"/>
-              </w:rPr>
-            </w:pPr>
-            <w:r>
-              <w:rPr>
-                <w:color w:val="12263F"/>
-                <w:szCs w:val="24"/>
+              <w:pStyle w:val="Tablas"/>
+              <w:rPr>
+                <w:color w:val="12263F"/>
+              </w:rPr>
+            </w:pPr>
+            <w:r>
+              <w:rPr>
+                <w:color w:val="12263F"/>
               </w:rPr>
               <w:t>Débito</w:t>
             </w:r>
@@ -6466,16 +6139,14 @@
           </w:tcPr>
           <w:p>
             <w:pPr>
-              <w:pStyle w:val="TextoTablas"/>
-              <w:rPr>
-                <w:color w:val="12263F"/>
-                <w:szCs w:val="24"/>
-              </w:rPr>
-            </w:pPr>
-            <w:r>
-              <w:rPr>
-                <w:color w:val="12263F"/>
-                <w:szCs w:val="24"/>
+              <w:pStyle w:val="Tablas"/>
+              <w:rPr>
+                <w:color w:val="12263F"/>
+              </w:rPr>
+            </w:pPr>
+            <w:r>
+              <w:rPr>
+                <w:color w:val="12263F"/>
               </w:rPr>
               <w:t>Crédito</w:t>
             </w:r>
@@ -6488,16 +6159,14 @@
           </w:tcPr>
           <w:p>
             <w:pPr>
-              <w:pStyle w:val="TextoTablas"/>
-              <w:rPr>
-                <w:color w:val="12263F"/>
-                <w:szCs w:val="24"/>
-              </w:rPr>
-            </w:pPr>
-            <w:r>
-              <w:rPr>
-                <w:color w:val="12263F"/>
-                <w:szCs w:val="24"/>
+              <w:pStyle w:val="Tablas"/>
+              <w:rPr>
+                <w:color w:val="12263F"/>
+              </w:rPr>
+            </w:pPr>
+            <w:r>
+              <w:rPr>
+                <w:color w:val="12263F"/>
               </w:rPr>
               <w:t>Débito</w:t>
             </w:r>
@@ -6512,16 +6181,14 @@
           </w:tcPr>
           <w:p>
             <w:pPr>
-              <w:pStyle w:val="TextoTablas"/>
-              <w:rPr>
-                <w:color w:val="12263F"/>
-                <w:szCs w:val="24"/>
-              </w:rPr>
-            </w:pPr>
-            <w:r>
-              <w:rPr>
-                <w:color w:val="12263F"/>
-                <w:szCs w:val="24"/>
+              <w:pStyle w:val="Tablas"/>
+              <w:rPr>
+                <w:color w:val="12263F"/>
+              </w:rPr>
+            </w:pPr>
+            <w:r>
+              <w:rPr>
+                <w:color w:val="12263F"/>
               </w:rPr>
               <w:t>Pasivo</w:t>
             </w:r>
@@ -6534,16 +6201,14 @@
           </w:tcPr>
           <w:p>
             <w:pPr>
-              <w:pStyle w:val="TextoTablas"/>
-              <w:rPr>
-                <w:color w:val="12263F"/>
-                <w:szCs w:val="24"/>
-              </w:rPr>
-            </w:pPr>
-            <w:r>
-              <w:rPr>
-                <w:color w:val="12263F"/>
-                <w:szCs w:val="24"/>
+              <w:pStyle w:val="Tablas"/>
+              <w:rPr>
+                <w:color w:val="12263F"/>
+              </w:rPr>
+            </w:pPr>
+            <w:r>
+              <w:rPr>
+                <w:color w:val="12263F"/>
               </w:rPr>
               <w:t>Crédito</w:t>
             </w:r>
@@ -6556,16 +6221,14 @@
           </w:tcPr>
           <w:p>
             <w:pPr>
-              <w:pStyle w:val="TextoTablas"/>
-              <w:rPr>
-                <w:color w:val="12263F"/>
-                <w:szCs w:val="24"/>
-              </w:rPr>
-            </w:pPr>
-            <w:r>
-              <w:rPr>
-                <w:color w:val="12263F"/>
-                <w:szCs w:val="24"/>
+              <w:pStyle w:val="Tablas"/>
+              <w:rPr>
+                <w:color w:val="12263F"/>
+              </w:rPr>
+            </w:pPr>
+            <w:r>
+              <w:rPr>
+                <w:color w:val="12263F"/>
               </w:rPr>
               <w:t>Débito</w:t>
             </w:r>
@@ -6578,16 +6241,14 @@
           </w:tcPr>
           <w:p>
             <w:pPr>
-              <w:pStyle w:val="TextoTablas"/>
-              <w:rPr>
-                <w:color w:val="12263F"/>
-                <w:szCs w:val="24"/>
-              </w:rPr>
-            </w:pPr>
-            <w:r>
-              <w:rPr>
-                <w:color w:val="12263F"/>
-                <w:szCs w:val="24"/>
+              <w:pStyle w:val="Tablas"/>
+              <w:rPr>
+                <w:color w:val="12263F"/>
+              </w:rPr>
+            </w:pPr>
+            <w:r>
+              <w:rPr>
+                <w:color w:val="12263F"/>
               </w:rPr>
               <w:t>Crédito</w:t>
             </w:r>
@@ -6605,16 +6266,14 @@
           </w:tcPr>
           <w:p>
             <w:pPr>
-              <w:pStyle w:val="TextoTablas"/>
-              <w:rPr>
-                <w:color w:val="12263F"/>
-                <w:szCs w:val="24"/>
-              </w:rPr>
-            </w:pPr>
-            <w:r>
-              <w:rPr>
-                <w:color w:val="12263F"/>
-                <w:szCs w:val="24"/>
+              <w:pStyle w:val="Tablas"/>
+              <w:rPr>
+                <w:color w:val="12263F"/>
+              </w:rPr>
+            </w:pPr>
+            <w:r>
+              <w:rPr>
+                <w:color w:val="12263F"/>
               </w:rPr>
               <w:t>Patrimonio</w:t>
             </w:r>
@@ -6627,16 +6286,14 @@
           </w:tcPr>
           <w:p>
             <w:pPr>
-              <w:pStyle w:val="TextoTablas"/>
-              <w:rPr>
-                <w:color w:val="12263F"/>
-                <w:szCs w:val="24"/>
-              </w:rPr>
-            </w:pPr>
-            <w:r>
-              <w:rPr>
-                <w:color w:val="12263F"/>
-                <w:szCs w:val="24"/>
+              <w:pStyle w:val="Tablas"/>
+              <w:rPr>
+                <w:color w:val="12263F"/>
+              </w:rPr>
+            </w:pPr>
+            <w:r>
+              <w:rPr>
+                <w:color w:val="12263F"/>
               </w:rPr>
               <w:t>Crédito</w:t>
             </w:r>
@@ -6649,16 +6306,14 @@
           </w:tcPr>
           <w:p>
             <w:pPr>
-              <w:pStyle w:val="TextoTablas"/>
-              <w:rPr>
-                <w:color w:val="12263F"/>
-                <w:szCs w:val="24"/>
-              </w:rPr>
-            </w:pPr>
-            <w:r>
-              <w:rPr>
-                <w:color w:val="12263F"/>
-                <w:szCs w:val="24"/>
+              <w:pStyle w:val="Tablas"/>
+              <w:rPr>
+                <w:color w:val="12263F"/>
+              </w:rPr>
+            </w:pPr>
+            <w:r>
+              <w:rPr>
+                <w:color w:val="12263F"/>
               </w:rPr>
               <w:t>Débito</w:t>
             </w:r>
@@ -6671,16 +6326,14 @@
           </w:tcPr>
           <w:p>
             <w:pPr>
-              <w:pStyle w:val="TextoTablas"/>
-              <w:rPr>
-                <w:color w:val="12263F"/>
-                <w:szCs w:val="24"/>
-              </w:rPr>
-            </w:pPr>
-            <w:r>
-              <w:rPr>
-                <w:color w:val="12263F"/>
-                <w:szCs w:val="24"/>
+              <w:pStyle w:val="Tablas"/>
+              <w:rPr>
+                <w:color w:val="12263F"/>
+              </w:rPr>
+            </w:pPr>
+            <w:r>
+              <w:rPr>
+                <w:color w:val="12263F"/>
               </w:rPr>
               <w:t>Crédito</w:t>
             </w:r>
@@ -6695,16 +6348,14 @@
           </w:tcPr>
           <w:p>
             <w:pPr>
-              <w:pStyle w:val="TextoTablas"/>
-              <w:rPr>
-                <w:color w:val="12263F"/>
-                <w:szCs w:val="24"/>
-              </w:rPr>
-            </w:pPr>
-            <w:r>
-              <w:rPr>
-                <w:color w:val="12263F"/>
-                <w:szCs w:val="24"/>
+              <w:pStyle w:val="Tablas"/>
+              <w:rPr>
+                <w:color w:val="12263F"/>
+              </w:rPr>
+            </w:pPr>
+            <w:r>
+              <w:rPr>
+                <w:color w:val="12263F"/>
               </w:rPr>
               <w:t>Ingresos</w:t>
             </w:r>
@@ -6717,16 +6368,14 @@
           </w:tcPr>
           <w:p>
             <w:pPr>
-              <w:pStyle w:val="TextoTablas"/>
-              <w:rPr>
-                <w:color w:val="12263F"/>
-                <w:szCs w:val="24"/>
-              </w:rPr>
-            </w:pPr>
-            <w:r>
-              <w:rPr>
-                <w:color w:val="12263F"/>
-                <w:szCs w:val="24"/>
+              <w:pStyle w:val="Tablas"/>
+              <w:rPr>
+                <w:color w:val="12263F"/>
+              </w:rPr>
+            </w:pPr>
+            <w:r>
+              <w:rPr>
+                <w:color w:val="12263F"/>
               </w:rPr>
               <w:t>Crédito</w:t>
             </w:r>
@@ -6739,16 +6388,14 @@
           </w:tcPr>
           <w:p>
             <w:pPr>
-              <w:pStyle w:val="TextoTablas"/>
-              <w:rPr>
-                <w:color w:val="12263F"/>
-                <w:szCs w:val="24"/>
-              </w:rPr>
-            </w:pPr>
-            <w:r>
-              <w:rPr>
-                <w:color w:val="12263F"/>
-                <w:szCs w:val="24"/>
+              <w:pStyle w:val="Tablas"/>
+              <w:rPr>
+                <w:color w:val="12263F"/>
+              </w:rPr>
+            </w:pPr>
+            <w:r>
+              <w:rPr>
+                <w:color w:val="12263F"/>
               </w:rPr>
               <w:t>Débito</w:t>
             </w:r>
@@ -6761,16 +6408,14 @@
           </w:tcPr>
           <w:p>
             <w:pPr>
-              <w:pStyle w:val="TextoTablas"/>
-              <w:rPr>
-                <w:color w:val="12263F"/>
-                <w:szCs w:val="24"/>
-              </w:rPr>
-            </w:pPr>
-            <w:r>
-              <w:rPr>
-                <w:color w:val="12263F"/>
-                <w:szCs w:val="24"/>
+              <w:pStyle w:val="Tablas"/>
+              <w:rPr>
+                <w:color w:val="12263F"/>
+              </w:rPr>
+            </w:pPr>
+            <w:r>
+              <w:rPr>
+                <w:color w:val="12263F"/>
               </w:rPr>
               <w:t>Crédito</w:t>
             </w:r>
@@ -6788,16 +6433,14 @@
           </w:tcPr>
           <w:p>
             <w:pPr>
-              <w:pStyle w:val="TextoTablas"/>
-              <w:rPr>
-                <w:color w:val="12263F"/>
-                <w:szCs w:val="24"/>
-              </w:rPr>
-            </w:pPr>
-            <w:r>
-              <w:rPr>
-                <w:color w:val="12263F"/>
-                <w:szCs w:val="24"/>
+              <w:pStyle w:val="Tablas"/>
+              <w:rPr>
+                <w:color w:val="12263F"/>
+              </w:rPr>
+            </w:pPr>
+            <w:r>
+              <w:rPr>
+                <w:color w:val="12263F"/>
               </w:rPr>
               <w:t>Gastos</w:t>
             </w:r>
@@ -6810,16 +6453,14 @@
           </w:tcPr>
           <w:p>
             <w:pPr>
-              <w:pStyle w:val="TextoTablas"/>
-              <w:rPr>
-                <w:color w:val="12263F"/>
-                <w:szCs w:val="24"/>
-              </w:rPr>
-            </w:pPr>
-            <w:r>
-              <w:rPr>
-                <w:color w:val="12263F"/>
-                <w:szCs w:val="24"/>
+              <w:pStyle w:val="Tablas"/>
+              <w:rPr>
+                <w:color w:val="12263F"/>
+              </w:rPr>
+            </w:pPr>
+            <w:r>
+              <w:rPr>
+                <w:color w:val="12263F"/>
               </w:rPr>
               <w:t>Débito</w:t>
             </w:r>
@@ -6832,16 +6473,14 @@
           </w:tcPr>
           <w:p>
             <w:pPr>
-              <w:pStyle w:val="TextoTablas"/>
-              <w:rPr>
-                <w:color w:val="12263F"/>
-                <w:szCs w:val="24"/>
-              </w:rPr>
-            </w:pPr>
-            <w:r>
-              <w:rPr>
-                <w:color w:val="12263F"/>
-                <w:szCs w:val="24"/>
+              <w:pStyle w:val="Tablas"/>
+              <w:rPr>
+                <w:color w:val="12263F"/>
+              </w:rPr>
+            </w:pPr>
+            <w:r>
+              <w:rPr>
+                <w:color w:val="12263F"/>
               </w:rPr>
               <w:t>Crédito</w:t>
             </w:r>
@@ -6854,16 +6493,14 @@
           </w:tcPr>
           <w:p>
             <w:pPr>
-              <w:pStyle w:val="TextoTablas"/>
-              <w:rPr>
-                <w:color w:val="12263F"/>
-                <w:szCs w:val="24"/>
-              </w:rPr>
-            </w:pPr>
-            <w:r>
-              <w:rPr>
-                <w:color w:val="12263F"/>
-                <w:szCs w:val="24"/>
+              <w:pStyle w:val="Tablas"/>
+              <w:rPr>
+                <w:color w:val="12263F"/>
+              </w:rPr>
+            </w:pPr>
+            <w:r>
+              <w:rPr>
+                <w:color w:val="12263F"/>
               </w:rPr>
               <w:t>Débito</w:t>
             </w:r>
@@ -6878,16 +6515,14 @@
           </w:tcPr>
           <w:p>
             <w:pPr>
-              <w:pStyle w:val="TextoTablas"/>
-              <w:rPr>
-                <w:color w:val="12263F"/>
-                <w:szCs w:val="24"/>
-              </w:rPr>
-            </w:pPr>
-            <w:r>
-              <w:rPr>
-                <w:color w:val="12263F"/>
-                <w:szCs w:val="24"/>
+              <w:pStyle w:val="Tablas"/>
+              <w:rPr>
+                <w:color w:val="12263F"/>
+              </w:rPr>
+            </w:pPr>
+            <w:r>
+              <w:rPr>
+                <w:color w:val="12263F"/>
               </w:rPr>
               <w:t>Costos</w:t>
             </w:r>
@@ -6900,16 +6535,14 @@
           </w:tcPr>
           <w:p>
             <w:pPr>
-              <w:pStyle w:val="TextoTablas"/>
-              <w:rPr>
-                <w:color w:val="12263F"/>
-                <w:szCs w:val="24"/>
-              </w:rPr>
-            </w:pPr>
-            <w:r>
-              <w:rPr>
-                <w:color w:val="12263F"/>
-                <w:szCs w:val="24"/>
+              <w:pStyle w:val="Tablas"/>
+              <w:rPr>
+                <w:color w:val="12263F"/>
+              </w:rPr>
+            </w:pPr>
+            <w:r>
+              <w:rPr>
+                <w:color w:val="12263F"/>
               </w:rPr>
               <w:t>Débito</w:t>
             </w:r>
@@ -6922,16 +6555,14 @@
           </w:tcPr>
           <w:p>
             <w:pPr>
-              <w:pStyle w:val="TextoTablas"/>
-              <w:rPr>
-                <w:color w:val="12263F"/>
-                <w:szCs w:val="24"/>
-              </w:rPr>
-            </w:pPr>
-            <w:r>
-              <w:rPr>
-                <w:color w:val="12263F"/>
-                <w:szCs w:val="24"/>
+              <w:pStyle w:val="Tablas"/>
+              <w:rPr>
+                <w:color w:val="12263F"/>
+              </w:rPr>
+            </w:pPr>
+            <w:r>
+              <w:rPr>
+                <w:color w:val="12263F"/>
               </w:rPr>
               <w:t>Crédito</w:t>
             </w:r>
@@ -6944,16 +6575,14 @@
           </w:tcPr>
           <w:p>
             <w:pPr>
-              <w:pStyle w:val="TextoTablas"/>
-              <w:rPr>
-                <w:color w:val="12263F"/>
-                <w:szCs w:val="24"/>
-              </w:rPr>
-            </w:pPr>
-            <w:r>
-              <w:rPr>
-                <w:color w:val="12263F"/>
-                <w:szCs w:val="24"/>
+              <w:pStyle w:val="Tablas"/>
+              <w:rPr>
+                <w:color w:val="12263F"/>
+              </w:rPr>
+            </w:pPr>
+            <w:r>
+              <w:rPr>
+                <w:color w:val="12263F"/>
               </w:rPr>
               <w:t>Débito</w:t>
             </w:r>
@@ -6961,7 +6590,6 @@
         </w:tc>
       </w:tr>
     </w:tbl>
-    <w:p/>
     <w:p>
       <w:r>
         <w:t>Para facilitar la comprensión de la naturaleza de las cuentas y la aplicación de la regla general de aumento y disminución, se presenta el siguiente esquema:</w:t>
@@ -6976,15 +6604,19 @@
       </w:r>
     </w:p>
     <w:p>
+      <w:pPr>
+        <w:ind w:firstLine="0"/>
+        <w:jc w:val="center"/>
+      </w:pPr>
       <w:r>
         <w:rPr>
           <w:noProof/>
         </w:rPr>
         <w:drawing>
-          <wp:inline distT="0" distB="0" distL="0" distR="0" wp14:anchorId="6AC97A1A" wp14:editId="59FDE6AD">
+          <wp:inline distT="0" distB="0" distL="0" distR="0" wp14:anchorId="6AC97A1A" wp14:editId="7852CC97">
             <wp:extent cx="4952395" cy="2940050"/>
             <wp:effectExtent l="0" t="0" r="635" b="0"/>
-            <wp:docPr id="3" name="Gráfico 3"/>
+            <wp:docPr id="3" name="Gráfico 3" descr="“Naturaleza de las cuentas y regla general de movimiento”. Presenta una comparación en dos columnas. En la parte superior izquierda se indica que las cuentas de activo, costos y gastos tienen naturaleza débito, aumentan en el debe y disminuyen en el haber, acompañadas por íconos de flechas. En la parte superior derecha se indica que las cuentas de pasivo, patrimonio e ingresos tienen naturaleza crédito, aumentan en el haber y disminuyen en el debe, también con flechas ilustrativas. En el centro aparece el texto “Cómo decidir el registro” con tres pasos: identificar la cuenta, definir si aumenta o disminuye y registrar según la naturaleza. En la parte inferior izquierda se muestran ejemplos rápidos de inventarios, gastos y proveedores registrados en el debe. En la parte inferior derecha se muestran ejemplos rápidos de proveedores registrado en el haber cuando se compra a crédito e ingresos registrado en el haber cuando se vende."/>
             <wp:cNvGraphicFramePr>
               <a:graphicFrameLocks xmlns:a="http://schemas.openxmlformats.org/drawingml/2006/main" noChangeAspect="1"/>
             </wp:cNvGraphicFramePr>
@@ -6992,7 +6624,7 @@
               <a:graphicData uri="http://schemas.openxmlformats.org/drawingml/2006/picture">
                 <pic:pic xmlns:pic="http://schemas.openxmlformats.org/drawingml/2006/picture">
                   <pic:nvPicPr>
-                    <pic:cNvPr id="3" name="Gráfico 3"/>
+                    <pic:cNvPr id="3" name="Gráfico 3" descr="“Naturaleza de las cuentas y regla general de movimiento”. Presenta una comparación en dos columnas. En la parte superior izquierda se indica que las cuentas de activo, costos y gastos tienen naturaleza débito, aumentan en el debe y disminuyen en el haber, acompañadas por íconos de flechas. En la parte superior derecha se indica que las cuentas de pasivo, patrimonio e ingresos tienen naturaleza crédito, aumentan en el haber y disminuyen en el debe, también con flechas ilustrativas. En el centro aparece el texto “Cómo decidir el registro” con tres pasos: identificar la cuenta, definir si aumenta o disminuye y registrar según la naturaleza. En la parte inferior izquierda se muestran ejemplos rápidos de inventarios, gastos y proveedores registrados en el debe. En la parte inferior derecha se muestran ejemplos rápidos de proveedores registrado en el haber cuando se compra a crédito e ingresos registrado en el haber cuando se vende."/>
                     <pic:cNvPicPr/>
                   </pic:nvPicPr>
                   <pic:blipFill>
@@ -7027,12 +6659,12 @@
       </w:r>
     </w:p>
     <w:p/>
-    <w:p/>
     <w:p>
       <w:pPr>
         <w:pStyle w:val="Ttulo3"/>
       </w:pPr>
       <w:r>
+        <w:lastRenderedPageBreak/>
         <w:t>Activo, pasivo y patrimonio</w:t>
       </w:r>
     </w:p>
@@ -7042,13 +6674,6 @@
           <w:lang w:val="es-419" w:eastAsia="es-CO"/>
         </w:rPr>
       </w:pPr>
-    </w:p>
-    <w:p>
-      <w:pPr>
-        <w:rPr>
-          <w:lang w:val="es-419" w:eastAsia="es-CO"/>
-        </w:rPr>
-      </w:pPr>
       <w:r>
         <w:rPr>
           <w:lang w:val="es-419" w:eastAsia="es-CO"/>
@@ -7058,14 +6683,6 @@
     </w:p>
     <w:p>
       <w:pPr>
-        <w:rPr>
-          <w:lang w:val="es-419" w:eastAsia="es-CO"/>
-        </w:rPr>
-      </w:pPr>
-    </w:p>
-    <w:p>
-      <w:pPr>
-        <w:ind w:left="567" w:hanging="283"/>
         <w:rPr>
           <w:lang w:val="es-419" w:eastAsia="es-CO"/>
         </w:rPr>
@@ -7187,13 +6804,6 @@
       </w:r>
     </w:p>
     <w:p>
-      <w:pPr>
-        <w:rPr>
-          <w:lang w:val="es-419" w:eastAsia="es-CO"/>
-        </w:rPr>
-      </w:pPr>
-    </w:p>
-    <w:p>
       <w:r>
         <w:t>Seguidamente, se expone un esquema que permite comprender la ecuación contable y la dinámica del activo, pasivo y patrimonio.</w:t>
       </w:r>
@@ -7204,16 +6814,8 @@
         <w:pStyle w:val="Ttulo4"/>
       </w:pPr>
       <w:r>
-        <w:lastRenderedPageBreak/>
         <w:t>ACTIVO, PASIVO Y PATRIMONIO</w:t>
       </w:r>
-    </w:p>
-    <w:p>
-      <w:pPr>
-        <w:rPr>
-          <w:lang w:val="es-419" w:eastAsia="es-CO"/>
-        </w:rPr>
-      </w:pPr>
     </w:p>
     <w:p>
       <w:pPr>
@@ -7276,6 +6878,7 @@
           <w:bCs/>
           <w:lang w:val="es-419" w:eastAsia="es-CO"/>
         </w:rPr>
+        <w:lastRenderedPageBreak/>
         <w:t>Ejemplo:</w:t>
       </w:r>
       <w:r>
@@ -7578,76 +7181,118 @@
           <w:bCs/>
           <w:lang w:val="es-419" w:eastAsia="es-CO"/>
         </w:rPr>
+        <w:t>Ejemplo:</w:t>
+      </w:r>
+    </w:p>
+    <w:p>
+      <w:pPr>
+        <w:rPr>
+          <w:lang w:val="es-419" w:eastAsia="es-CO"/>
+        </w:rPr>
+      </w:pPr>
+      <w:r>
+        <w:rPr>
+          <w:lang w:val="es-419" w:eastAsia="es-CO"/>
+        </w:rPr>
+        <w:t xml:space="preserve">Ventas de </w:t>
+      </w:r>
+      <w:proofErr w:type="gramStart"/>
+      <w:r>
+        <w:rPr>
+          <w:lang w:val="es-419" w:eastAsia="es-CO"/>
+        </w:rPr>
+        <w:t>contado caja</w:t>
+      </w:r>
+      <w:proofErr w:type="gramEnd"/>
+    </w:p>
+    <w:p>
+      <w:pPr>
+        <w:rPr>
+          <w:lang w:val="es-419" w:eastAsia="es-CO"/>
+        </w:rPr>
+      </w:pPr>
+      <w:r>
+        <w:rPr>
+          <w:lang w:val="es-419" w:eastAsia="es-CO"/>
+        </w:rPr>
+        <w:t xml:space="preserve">(Activo) aumenta </w:t>
+      </w:r>
+      <w:r>
+        <w:rPr>
+          <w:rFonts w:cstheme="minorHAnsi"/>
+          <w:lang w:val="es-419" w:eastAsia="es-CO"/>
+        </w:rPr>
+        <w:t>→</w:t>
+      </w:r>
+      <w:r>
+        <w:rPr>
+          <w:lang w:val="es-419" w:eastAsia="es-CO"/>
+        </w:rPr>
+        <w:t xml:space="preserve"> debe capital</w:t>
+      </w:r>
+    </w:p>
+    <w:p>
+      <w:pPr>
+        <w:rPr>
+          <w:lang w:val="es-419" w:eastAsia="es-CO"/>
+        </w:rPr>
+      </w:pPr>
+      <w:r>
+        <w:rPr>
+          <w:lang w:val="es-419" w:eastAsia="es-CO"/>
+        </w:rPr>
+        <w:t>(Patrimonio) aumenta →haber</w:t>
+      </w:r>
+    </w:p>
+    <w:p>
+      <w:pPr>
+        <w:pStyle w:val="Ttulo5"/>
+      </w:pPr>
+      <w:r>
+        <w:t>Pasivo</w:t>
+      </w:r>
+    </w:p>
+    <w:p>
+      <w:pPr>
+        <w:rPr>
+          <w:lang w:val="es-419" w:eastAsia="es-CO"/>
+        </w:rPr>
+      </w:pPr>
+      <w:r>
+        <w:rPr>
+          <w:b/>
+          <w:bCs/>
+          <w:lang w:val="es-419" w:eastAsia="es-CO"/>
+        </w:rPr>
+        <w:t>Qué representa:</w:t>
+      </w:r>
+      <w:r>
+        <w:rPr>
+          <w:lang w:val="es-419" w:eastAsia="es-CO"/>
+        </w:rPr>
+        <w:t xml:space="preserve"> obligaciones presentes con terceros.</w:t>
+      </w:r>
+    </w:p>
+    <w:p>
+      <w:pPr>
+        <w:rPr>
+          <w:lang w:val="es-419" w:eastAsia="es-CO"/>
+        </w:rPr>
+      </w:pPr>
+      <w:r>
+        <w:rPr>
+          <w:b/>
+          <w:bCs/>
+          <w:lang w:val="es-419" w:eastAsia="es-CO"/>
+        </w:rPr>
         <w:lastRenderedPageBreak/>
         <w:t>Ejemplo:</w:t>
       </w:r>
-    </w:p>
-    <w:p>
-      <w:pPr>
-        <w:rPr>
-          <w:lang w:val="es-419" w:eastAsia="es-CO"/>
-        </w:rPr>
-      </w:pPr>
-      <w:r>
-        <w:rPr>
-          <w:lang w:val="es-419" w:eastAsia="es-CO"/>
-        </w:rPr>
-        <w:t xml:space="preserve">Ventas de </w:t>
-      </w:r>
-      <w:proofErr w:type="gramStart"/>
-      <w:r>
-        <w:rPr>
-          <w:lang w:val="es-419" w:eastAsia="es-CO"/>
-        </w:rPr>
-        <w:t>contado caja</w:t>
-      </w:r>
-      <w:proofErr w:type="gramEnd"/>
-    </w:p>
-    <w:p>
-      <w:pPr>
-        <w:rPr>
-          <w:lang w:val="es-419" w:eastAsia="es-CO"/>
-        </w:rPr>
-      </w:pPr>
-      <w:r>
-        <w:rPr>
-          <w:lang w:val="es-419" w:eastAsia="es-CO"/>
-        </w:rPr>
-        <w:t xml:space="preserve">(Activo) aumenta </w:t>
-      </w:r>
-      <w:r>
-        <w:rPr>
-          <w:rFonts w:cstheme="minorHAnsi"/>
-          <w:lang w:val="es-419" w:eastAsia="es-CO"/>
-        </w:rPr>
-        <w:t>→</w:t>
-      </w:r>
-      <w:r>
-        <w:rPr>
-          <w:lang w:val="es-419" w:eastAsia="es-CO"/>
-        </w:rPr>
-        <w:t xml:space="preserve"> debe capital</w:t>
-      </w:r>
-    </w:p>
-    <w:p>
-      <w:pPr>
-        <w:rPr>
-          <w:lang w:val="es-419" w:eastAsia="es-CO"/>
-        </w:rPr>
-      </w:pPr>
-      <w:r>
-        <w:rPr>
-          <w:lang w:val="es-419" w:eastAsia="es-CO"/>
-        </w:rPr>
-        <w:t>(Patrimonio) aumenta →haber</w:t>
-      </w:r>
-    </w:p>
-    <w:p>
-      <w:pPr>
-        <w:pStyle w:val="Ttulo5"/>
-      </w:pPr>
-      <w:r>
-        <w:t>Pasivo</w:t>
+      <w:r>
+        <w:rPr>
+          <w:lang w:val="es-419" w:eastAsia="es-CO"/>
+        </w:rPr>
+        <w:t xml:space="preserve"> proveedores, préstamos, impuestos por pagar, nómina por pagar.</w:t>
       </w:r>
     </w:p>
     <w:p>
@@ -7662,13 +7307,27 @@
           <w:bCs/>
           <w:lang w:val="es-419" w:eastAsia="es-CO"/>
         </w:rPr>
-        <w:t>Qué representa:</w:t>
-      </w:r>
-      <w:r>
-        <w:rPr>
-          <w:lang w:val="es-419" w:eastAsia="es-CO"/>
-        </w:rPr>
-        <w:t xml:space="preserve"> obligaciones presentes con terceros.</w:t>
+        <w:t>Naturaleza usual:</w:t>
+      </w:r>
+      <w:r>
+        <w:rPr>
+          <w:lang w:val="es-419" w:eastAsia="es-CO"/>
+        </w:rPr>
+        <w:t xml:space="preserve"> crédito aumenta en </w:t>
+      </w:r>
+      <w:proofErr w:type="spellStart"/>
+      <w:r>
+        <w:rPr>
+          <w:lang w:val="es-419" w:eastAsia="es-CO"/>
+        </w:rPr>
+        <w:t>el</w:t>
+      </w:r>
+      <w:proofErr w:type="spellEnd"/>
+      <w:r>
+        <w:rPr>
+          <w:lang w:val="es-419" w:eastAsia="es-CO"/>
+        </w:rPr>
+        <w:t xml:space="preserve"> debe y disminuye en el haber.</w:t>
       </w:r>
     </w:p>
     <w:p>
@@ -7683,55 +7342,36 @@
           <w:bCs/>
           <w:lang w:val="es-419" w:eastAsia="es-CO"/>
         </w:rPr>
-        <w:t>Ejemplo:</w:t>
-      </w:r>
-      <w:r>
-        <w:rPr>
-          <w:lang w:val="es-419" w:eastAsia="es-CO"/>
-        </w:rPr>
-        <w:t xml:space="preserve"> proveedores, préstamos, impuestos por pagar, nómina por pagar.</w:t>
-      </w:r>
-    </w:p>
-    <w:p>
-      <w:pPr>
-        <w:rPr>
-          <w:lang w:val="es-419" w:eastAsia="es-CO"/>
-        </w:rPr>
-      </w:pPr>
-      <w:r>
+        <w:t>Regla general:</w:t>
+      </w:r>
+      <w:r>
+        <w:rPr>
+          <w:lang w:val="es-419" w:eastAsia="es-CO"/>
+        </w:rPr>
+        <w:t xml:space="preserve"> aumenta en </w:t>
+      </w:r>
+      <w:proofErr w:type="spellStart"/>
+      <w:r>
+        <w:rPr>
+          <w:lang w:val="es-419" w:eastAsia="es-CO"/>
+        </w:rPr>
+        <w:t>el</w:t>
+      </w:r>
+      <w:proofErr w:type="spellEnd"/>
+      <w:r>
+        <w:rPr>
+          <w:lang w:val="es-419" w:eastAsia="es-CO"/>
+        </w:rPr>
+        <w:t xml:space="preserve"> debe y disminuye en el haber.</w:t>
+      </w:r>
+    </w:p>
+    <w:p>
+      <w:pPr>
         <w:rPr>
           <w:b/>
           <w:bCs/>
           <w:lang w:val="es-419" w:eastAsia="es-CO"/>
         </w:rPr>
-        <w:t>Naturaleza usual:</w:t>
-      </w:r>
-      <w:r>
-        <w:rPr>
-          <w:lang w:val="es-419" w:eastAsia="es-CO"/>
-        </w:rPr>
-        <w:t xml:space="preserve"> crédito aumenta en </w:t>
-      </w:r>
-      <w:proofErr w:type="spellStart"/>
-      <w:r>
-        <w:rPr>
-          <w:lang w:val="es-419" w:eastAsia="es-CO"/>
-        </w:rPr>
-        <w:t>el</w:t>
-      </w:r>
-      <w:proofErr w:type="spellEnd"/>
-      <w:r>
-        <w:rPr>
-          <w:lang w:val="es-419" w:eastAsia="es-CO"/>
-        </w:rPr>
-        <w:t xml:space="preserve"> debe y disminuye en el haber.</w:t>
-      </w:r>
-    </w:p>
-    <w:p>
-      <w:pPr>
-        <w:rPr>
-          <w:lang w:val="es-419" w:eastAsia="es-CO"/>
-        </w:rPr>
       </w:pPr>
       <w:r>
         <w:rPr>
@@ -7739,43 +7379,6 @@
           <w:bCs/>
           <w:lang w:val="es-419" w:eastAsia="es-CO"/>
         </w:rPr>
-        <w:t>Regla general:</w:t>
-      </w:r>
-      <w:r>
-        <w:rPr>
-          <w:lang w:val="es-419" w:eastAsia="es-CO"/>
-        </w:rPr>
-        <w:t xml:space="preserve"> aumenta en </w:t>
-      </w:r>
-      <w:proofErr w:type="spellStart"/>
-      <w:r>
-        <w:rPr>
-          <w:lang w:val="es-419" w:eastAsia="es-CO"/>
-        </w:rPr>
-        <w:t>el</w:t>
-      </w:r>
-      <w:proofErr w:type="spellEnd"/>
-      <w:r>
-        <w:rPr>
-          <w:lang w:val="es-419" w:eastAsia="es-CO"/>
-        </w:rPr>
-        <w:t xml:space="preserve"> debe y disminuye en el haber.</w:t>
-      </w:r>
-    </w:p>
-    <w:p>
-      <w:pPr>
-        <w:rPr>
-          <w:b/>
-          <w:bCs/>
-          <w:lang w:val="es-419" w:eastAsia="es-CO"/>
-        </w:rPr>
-      </w:pPr>
-      <w:r>
-        <w:rPr>
-          <w:b/>
-          <w:bCs/>
-          <w:lang w:val="es-419" w:eastAsia="es-CO"/>
-        </w:rPr>
         <w:t>Ejemplo:</w:t>
       </w:r>
     </w:p>
@@ -7871,13 +7474,6 @@
           <w:lang w:val="es-419" w:eastAsia="es-CO"/>
         </w:rPr>
       </w:pPr>
-    </w:p>
-    <w:p>
-      <w:pPr>
-        <w:rPr>
-          <w:lang w:val="es-419" w:eastAsia="es-CO"/>
-        </w:rPr>
-      </w:pPr>
       <w:r>
         <w:rPr>
           <w:lang w:val="es-419" w:eastAsia="es-CO"/>
@@ -7895,7 +7491,6 @@
         <w:rPr>
           <w:lang w:val="es-419" w:eastAsia="es-CO"/>
         </w:rPr>
-        <w:lastRenderedPageBreak/>
         <w:t>En el siguiente apartado se ampliará la explicación de los ingresos, costos y gastos, precisando su definición, clasificación y tratamiento contable para interpretar adecuadamente el resultado del periodo.</w:t>
       </w:r>
     </w:p>
@@ -7947,6 +7542,7 @@
         <w:rPr>
           <w:rStyle w:val="Ttulo5Car"/>
         </w:rPr>
+        <w:lastRenderedPageBreak/>
         <w:t>Gastos.</w:t>
       </w:r>
       <w:r>
@@ -7995,29 +7591,12 @@
     </w:p>
     <w:p>
       <w:pPr>
-        <w:ind w:firstLine="0"/>
-      </w:pPr>
-    </w:p>
-    <w:p>
-      <w:pPr>
-        <w:ind w:firstLine="0"/>
-      </w:pPr>
-    </w:p>
-    <w:p>
-      <w:pPr>
-        <w:ind w:firstLine="0"/>
-      </w:pPr>
-    </w:p>
-    <w:p>
-      <w:pPr>
         <w:pStyle w:val="Tabla"/>
       </w:pPr>
       <w:r>
-        <w:lastRenderedPageBreak/>
         <w:t>Comparación rápida entre ingresos, costos y gastos (para registrar e interpretar)</w:t>
       </w:r>
     </w:p>
-    <w:p/>
     <w:tbl>
       <w:tblPr>
         <w:tblStyle w:val="SENA"/>
@@ -8549,16 +8128,10 @@
       </w:pPr>
       <w:bookmarkStart w:id="11" w:name="_Toc225603429"/>
       <w:r>
+        <w:lastRenderedPageBreak/>
         <w:t>Saldos: cálculo e interpretación básica</w:t>
       </w:r>
       <w:bookmarkEnd w:id="11"/>
-    </w:p>
-    <w:p>
-      <w:pPr>
-        <w:rPr>
-          <w:lang w:val="es-419" w:eastAsia="es-CO"/>
-        </w:rPr>
-      </w:pPr>
     </w:p>
     <w:p>
       <w:pPr>
@@ -8657,7 +8230,6 @@
         <w:rPr>
           <w:lang w:val="es-419" w:eastAsia="es-CO"/>
         </w:rPr>
-        <w:lastRenderedPageBreak/>
         <w:t>Débitos = Créditos.</w:t>
       </w:r>
     </w:p>
@@ -8809,23 +8381,28 @@
     </w:p>
     <w:p>
       <w:pPr>
-        <w:ind w:firstLine="0"/>
-        <w:rPr>
-          <w:lang w:val="es-419" w:eastAsia="es-CO"/>
-        </w:rPr>
-      </w:pPr>
-    </w:p>
-    <w:p>
-      <w:pPr>
-        <w:rPr>
-          <w:lang w:val="es-419" w:eastAsia="es-CO"/>
-        </w:rPr>
-      </w:pPr>
-      <w:r>
-        <w:rPr>
-          <w:lang w:val="es-419" w:eastAsia="es-CO"/>
-        </w:rPr>
-        <w:t>Los pasos para calcular, con su respectivo procedimiento, para obtener el saldo de una cuenta contable, se detallan en la siguiente figura:</w:t>
+        <w:rPr>
+          <w:lang w:val="es-419" w:eastAsia="es-CO"/>
+        </w:rPr>
+      </w:pPr>
+      <w:r>
+        <w:rPr>
+          <w:lang w:val="es-419" w:eastAsia="es-CO"/>
+        </w:rPr>
+        <w:lastRenderedPageBreak/>
+        <w:t xml:space="preserve">Los pasos para calcular, con su respectivo procedimiento, para obtener el saldo de una cuenta contable, se detallan </w:t>
+      </w:r>
+      <w:r>
+        <w:rPr>
+          <w:lang w:val="es-419" w:eastAsia="es-CO"/>
+        </w:rPr>
+        <w:t>a continuación</w:t>
+      </w:r>
+      <w:r>
+        <w:rPr>
+          <w:lang w:val="es-419" w:eastAsia="es-CO"/>
+        </w:rPr>
+        <w:t>:</w:t>
       </w:r>
     </w:p>
     <w:p>
@@ -8936,17 +8513,11 @@
         <w:rPr>
           <w:rStyle w:val="Ttulo5Car"/>
         </w:rPr>
-        <w:lastRenderedPageBreak/>
         <w:t>Paso 5.</w:t>
       </w:r>
       <w:r>
         <w:t xml:space="preserve"> Interprete el saldo según la clase de cuenta (Activo, Pasivo, Patrimonio, Ingreso, Costo o Gasto) y revise si es coherente.</w:t>
       </w:r>
-    </w:p>
-    <w:p>
-      <w:pPr>
-        <w:ind w:firstLine="0"/>
-      </w:pPr>
     </w:p>
     <w:p>
       <w:r>
@@ -8970,10 +8541,10 @@
         <w:tblLook w:val="04A0" w:firstRow="1" w:lastRow="0" w:firstColumn="1" w:lastColumn="0" w:noHBand="0" w:noVBand="1"/>
       </w:tblPr>
       <w:tblGrid>
-        <w:gridCol w:w="2366"/>
-        <w:gridCol w:w="1794"/>
-        <w:gridCol w:w="1369"/>
-        <w:gridCol w:w="5871"/>
+        <w:gridCol w:w="2440"/>
+        <w:gridCol w:w="1939"/>
+        <w:gridCol w:w="1591"/>
+        <w:gridCol w:w="5430"/>
       </w:tblGrid>
       <w:tr>
         <w:trPr>
@@ -8987,17 +8558,9 @@
           </w:tcPr>
           <w:p>
             <w:pPr>
-              <w:pStyle w:val="TextoTablas"/>
-              <w:rPr>
-                <w:sz w:val="18"/>
-                <w:szCs w:val="18"/>
-              </w:rPr>
-            </w:pPr>
-            <w:r>
-              <w:rPr>
-                <w:sz w:val="18"/>
-                <w:szCs w:val="18"/>
-              </w:rPr>
+              <w:pStyle w:val="Tablas"/>
+            </w:pPr>
+            <w:r>
               <w:t>Cuenta</w:t>
             </w:r>
           </w:p>
@@ -9009,26 +8572,14 @@
           </w:tcPr>
           <w:p>
             <w:pPr>
-              <w:pStyle w:val="TextoTablas"/>
-              <w:rPr>
-                <w:sz w:val="18"/>
-                <w:szCs w:val="18"/>
-              </w:rPr>
+              <w:pStyle w:val="Tablas"/>
             </w:pPr>
             <w:proofErr w:type="gramStart"/>
             <w:r>
-              <w:rPr>
-                <w:sz w:val="18"/>
-                <w:szCs w:val="18"/>
-              </w:rPr>
               <w:t>Total</w:t>
             </w:r>
             <w:proofErr w:type="gramEnd"/>
             <w:r>
-              <w:rPr>
-                <w:sz w:val="18"/>
-                <w:szCs w:val="18"/>
-              </w:rPr>
               <w:t xml:space="preserve"> Debe</w:t>
             </w:r>
           </w:p>
@@ -9040,26 +8591,14 @@
           </w:tcPr>
           <w:p>
             <w:pPr>
-              <w:pStyle w:val="TextoTablas"/>
-              <w:rPr>
-                <w:sz w:val="18"/>
-                <w:szCs w:val="18"/>
-              </w:rPr>
+              <w:pStyle w:val="Tablas"/>
             </w:pPr>
             <w:proofErr w:type="gramStart"/>
             <w:r>
-              <w:rPr>
-                <w:sz w:val="18"/>
-                <w:szCs w:val="18"/>
-              </w:rPr>
               <w:t>Total</w:t>
             </w:r>
             <w:proofErr w:type="gramEnd"/>
             <w:r>
-              <w:rPr>
-                <w:sz w:val="18"/>
-                <w:szCs w:val="18"/>
-              </w:rPr>
               <w:t xml:space="preserve"> Haber</w:t>
             </w:r>
           </w:p>
@@ -9071,17 +8610,9 @@
           </w:tcPr>
           <w:p>
             <w:pPr>
-              <w:pStyle w:val="TextoTablas"/>
-              <w:rPr>
-                <w:sz w:val="18"/>
-                <w:szCs w:val="18"/>
-              </w:rPr>
-            </w:pPr>
-            <w:r>
-              <w:rPr>
-                <w:sz w:val="18"/>
-                <w:szCs w:val="18"/>
-              </w:rPr>
+              <w:pStyle w:val="Tablas"/>
+            </w:pPr>
+            <w:r>
               <w:t>Saldo e interpretación</w:t>
             </w:r>
           </w:p>
@@ -9098,18 +8629,14 @@
           </w:tcPr>
           <w:p>
             <w:pPr>
-              <w:pStyle w:val="TextoTablas"/>
-              <w:rPr>
-                <w:color w:val="12263F"/>
-                <w:sz w:val="18"/>
-                <w:szCs w:val="18"/>
-              </w:rPr>
-            </w:pPr>
-            <w:r>
-              <w:rPr>
-                <w:color w:val="12263F"/>
-                <w:sz w:val="18"/>
-                <w:szCs w:val="18"/>
+              <w:pStyle w:val="Tablas"/>
+              <w:rPr>
+                <w:color w:val="12263F"/>
+              </w:rPr>
+            </w:pPr>
+            <w:r>
+              <w:rPr>
+                <w:color w:val="12263F"/>
               </w:rPr>
               <w:t>Caja (Activo)</w:t>
             </w:r>
@@ -9122,18 +8649,14 @@
           </w:tcPr>
           <w:p>
             <w:pPr>
-              <w:pStyle w:val="TextoTablas"/>
-              <w:rPr>
-                <w:color w:val="12263F"/>
-                <w:sz w:val="18"/>
-                <w:szCs w:val="18"/>
-              </w:rPr>
-            </w:pPr>
-            <w:r>
-              <w:rPr>
-                <w:color w:val="12263F"/>
-                <w:sz w:val="18"/>
-                <w:szCs w:val="18"/>
+              <w:pStyle w:val="Tablas"/>
+              <w:rPr>
+                <w:color w:val="12263F"/>
+              </w:rPr>
+            </w:pPr>
+            <w:r>
+              <w:rPr>
+                <w:color w:val="12263F"/>
               </w:rPr>
               <w:t>$5.500.000</w:t>
             </w:r>
@@ -9146,18 +8669,14 @@
           </w:tcPr>
           <w:p>
             <w:pPr>
-              <w:pStyle w:val="TextoTablas"/>
-              <w:rPr>
-                <w:color w:val="12263F"/>
-                <w:sz w:val="18"/>
-                <w:szCs w:val="18"/>
-              </w:rPr>
-            </w:pPr>
-            <w:r>
-              <w:rPr>
-                <w:color w:val="12263F"/>
-                <w:sz w:val="18"/>
-                <w:szCs w:val="18"/>
+              <w:pStyle w:val="Tablas"/>
+              <w:rPr>
+                <w:color w:val="12263F"/>
+              </w:rPr>
+            </w:pPr>
+            <w:r>
+              <w:rPr>
+                <w:color w:val="12263F"/>
               </w:rPr>
               <w:t>$1.500.000</w:t>
             </w:r>
@@ -9170,18 +8689,14 @@
           </w:tcPr>
           <w:p>
             <w:pPr>
-              <w:pStyle w:val="TextoTablas"/>
-              <w:rPr>
-                <w:color w:val="12263F"/>
-                <w:sz w:val="18"/>
-                <w:szCs w:val="18"/>
-              </w:rPr>
-            </w:pPr>
-            <w:r>
-              <w:rPr>
-                <w:color w:val="12263F"/>
-                <w:sz w:val="18"/>
-                <w:szCs w:val="18"/>
+              <w:pStyle w:val="Tablas"/>
+              <w:rPr>
+                <w:color w:val="12263F"/>
+              </w:rPr>
+            </w:pPr>
+            <w:r>
+              <w:rPr>
+                <w:color w:val="12263F"/>
               </w:rPr>
               <w:t>Saldo deudor $4.000.000: efectivo disponible</w:t>
             </w:r>
@@ -9196,18 +8711,14 @@
           </w:tcPr>
           <w:p>
             <w:pPr>
-              <w:pStyle w:val="TextoTablas"/>
-              <w:rPr>
-                <w:color w:val="12263F"/>
-                <w:sz w:val="18"/>
-                <w:szCs w:val="18"/>
-              </w:rPr>
-            </w:pPr>
-            <w:r>
-              <w:rPr>
-                <w:color w:val="12263F"/>
-                <w:sz w:val="18"/>
-                <w:szCs w:val="18"/>
+              <w:pStyle w:val="Tablas"/>
+              <w:rPr>
+                <w:color w:val="12263F"/>
+              </w:rPr>
+            </w:pPr>
+            <w:r>
+              <w:rPr>
+                <w:color w:val="12263F"/>
               </w:rPr>
               <w:t>Proveedores (Pasivo)</w:t>
             </w:r>
@@ -9220,18 +8731,14 @@
           </w:tcPr>
           <w:p>
             <w:pPr>
-              <w:pStyle w:val="TextoTablas"/>
-              <w:rPr>
-                <w:color w:val="12263F"/>
-                <w:sz w:val="18"/>
-                <w:szCs w:val="18"/>
-              </w:rPr>
-            </w:pPr>
-            <w:r>
-              <w:rPr>
-                <w:color w:val="12263F"/>
-                <w:sz w:val="18"/>
-                <w:szCs w:val="18"/>
+              <w:pStyle w:val="Tablas"/>
+              <w:rPr>
+                <w:color w:val="12263F"/>
+              </w:rPr>
+            </w:pPr>
+            <w:r>
+              <w:rPr>
+                <w:color w:val="12263F"/>
               </w:rPr>
               <w:t>$3.000.000</w:t>
             </w:r>
@@ -9244,18 +8751,14 @@
           </w:tcPr>
           <w:p>
             <w:pPr>
-              <w:pStyle w:val="TextoTablas"/>
-              <w:rPr>
-                <w:color w:val="12263F"/>
-                <w:sz w:val="18"/>
-                <w:szCs w:val="18"/>
-              </w:rPr>
-            </w:pPr>
-            <w:r>
-              <w:rPr>
-                <w:color w:val="12263F"/>
-                <w:sz w:val="18"/>
-                <w:szCs w:val="18"/>
+              <w:pStyle w:val="Tablas"/>
+              <w:rPr>
+                <w:color w:val="12263F"/>
+              </w:rPr>
+            </w:pPr>
+            <w:r>
+              <w:rPr>
+                <w:color w:val="12263F"/>
               </w:rPr>
               <w:t>$8.000.000</w:t>
             </w:r>
@@ -9268,18 +8771,14 @@
           </w:tcPr>
           <w:p>
             <w:pPr>
-              <w:pStyle w:val="TextoTablas"/>
-              <w:rPr>
-                <w:color w:val="12263F"/>
-                <w:sz w:val="18"/>
-                <w:szCs w:val="18"/>
-              </w:rPr>
-            </w:pPr>
-            <w:r>
-              <w:rPr>
-                <w:color w:val="12263F"/>
-                <w:sz w:val="18"/>
-                <w:szCs w:val="18"/>
+              <w:pStyle w:val="Tablas"/>
+              <w:rPr>
+                <w:color w:val="12263F"/>
+              </w:rPr>
+            </w:pPr>
+            <w:r>
+              <w:rPr>
+                <w:color w:val="12263F"/>
               </w:rPr>
               <w:t>Saldo acreedor $5.000.000: obligación pendiente</w:t>
             </w:r>
@@ -9297,18 +8796,14 @@
           </w:tcPr>
           <w:p>
             <w:pPr>
-              <w:pStyle w:val="TextoTablas"/>
-              <w:rPr>
-                <w:color w:val="12263F"/>
-                <w:sz w:val="18"/>
-                <w:szCs w:val="18"/>
-              </w:rPr>
-            </w:pPr>
-            <w:r>
-              <w:rPr>
-                <w:color w:val="12263F"/>
-                <w:sz w:val="18"/>
-                <w:szCs w:val="18"/>
+              <w:pStyle w:val="Tablas"/>
+              <w:rPr>
+                <w:color w:val="12263F"/>
+              </w:rPr>
+            </w:pPr>
+            <w:r>
+              <w:rPr>
+                <w:color w:val="12263F"/>
               </w:rPr>
               <w:t>Ventas (Ingreso)</w:t>
             </w:r>
@@ -9321,18 +8816,14 @@
           </w:tcPr>
           <w:p>
             <w:pPr>
-              <w:pStyle w:val="TextoTablas"/>
-              <w:rPr>
-                <w:color w:val="12263F"/>
-                <w:sz w:val="18"/>
-                <w:szCs w:val="18"/>
-              </w:rPr>
-            </w:pPr>
-            <w:r>
-              <w:rPr>
-                <w:color w:val="12263F"/>
-                <w:sz w:val="18"/>
-                <w:szCs w:val="18"/>
+              <w:pStyle w:val="Tablas"/>
+              <w:rPr>
+                <w:color w:val="12263F"/>
+              </w:rPr>
+            </w:pPr>
+            <w:r>
+              <w:rPr>
+                <w:color w:val="12263F"/>
               </w:rPr>
               <w:t>$0</w:t>
             </w:r>
@@ -9345,18 +8836,14 @@
           </w:tcPr>
           <w:p>
             <w:pPr>
-              <w:pStyle w:val="TextoTablas"/>
-              <w:rPr>
-                <w:color w:val="12263F"/>
-                <w:sz w:val="18"/>
-                <w:szCs w:val="18"/>
-              </w:rPr>
-            </w:pPr>
-            <w:r>
-              <w:rPr>
-                <w:color w:val="12263F"/>
-                <w:sz w:val="18"/>
-                <w:szCs w:val="18"/>
+              <w:pStyle w:val="Tablas"/>
+              <w:rPr>
+                <w:color w:val="12263F"/>
+              </w:rPr>
+            </w:pPr>
+            <w:r>
+              <w:rPr>
+                <w:color w:val="12263F"/>
               </w:rPr>
               <w:t>$12.000.000</w:t>
             </w:r>
@@ -9369,18 +8856,14 @@
           </w:tcPr>
           <w:p>
             <w:pPr>
-              <w:pStyle w:val="TextoTablas"/>
-              <w:rPr>
-                <w:color w:val="12263F"/>
-                <w:sz w:val="18"/>
-                <w:szCs w:val="18"/>
-              </w:rPr>
-            </w:pPr>
-            <w:r>
-              <w:rPr>
-                <w:color w:val="12263F"/>
-                <w:sz w:val="18"/>
-                <w:szCs w:val="18"/>
+              <w:pStyle w:val="Tablas"/>
+              <w:rPr>
+                <w:color w:val="12263F"/>
+              </w:rPr>
+            </w:pPr>
+            <w:r>
+              <w:rPr>
+                <w:color w:val="12263F"/>
               </w:rPr>
               <w:t>Saldo acreedor $12.000.000: ingresos acumulados del periodo</w:t>
             </w:r>
@@ -9395,19 +8878,16 @@
           </w:tcPr>
           <w:p>
             <w:pPr>
-              <w:pStyle w:val="TextoTablas"/>
-              <w:rPr>
-                <w:color w:val="12263F"/>
-                <w:sz w:val="18"/>
-                <w:szCs w:val="18"/>
-              </w:rPr>
-            </w:pPr>
-            <w:r>
-              <w:rPr>
-                <w:color w:val="12263F"/>
-                <w:sz w:val="18"/>
-                <w:szCs w:val="18"/>
-              </w:rPr>
+              <w:pStyle w:val="Tablas"/>
+              <w:rPr>
+                <w:color w:val="12263F"/>
+              </w:rPr>
+            </w:pPr>
+            <w:r>
+              <w:rPr>
+                <w:color w:val="12263F"/>
+              </w:rPr>
+              <w:lastRenderedPageBreak/>
               <w:t>Servicios públicos (Gasto)</w:t>
             </w:r>
           </w:p>
@@ -9419,18 +8899,14 @@
           </w:tcPr>
           <w:p>
             <w:pPr>
-              <w:pStyle w:val="TextoTablas"/>
-              <w:rPr>
-                <w:color w:val="12263F"/>
-                <w:sz w:val="18"/>
-                <w:szCs w:val="18"/>
-              </w:rPr>
-            </w:pPr>
-            <w:r>
-              <w:rPr>
-                <w:color w:val="12263F"/>
-                <w:sz w:val="18"/>
-                <w:szCs w:val="18"/>
+              <w:pStyle w:val="Tablas"/>
+              <w:rPr>
+                <w:color w:val="12263F"/>
+              </w:rPr>
+            </w:pPr>
+            <w:r>
+              <w:rPr>
+                <w:color w:val="12263F"/>
               </w:rPr>
               <w:t>$600.000</w:t>
             </w:r>
@@ -9443,18 +8919,14 @@
           </w:tcPr>
           <w:p>
             <w:pPr>
-              <w:pStyle w:val="TextoTablas"/>
-              <w:rPr>
-                <w:color w:val="12263F"/>
-                <w:sz w:val="18"/>
-                <w:szCs w:val="18"/>
-              </w:rPr>
-            </w:pPr>
-            <w:r>
-              <w:rPr>
-                <w:color w:val="12263F"/>
-                <w:sz w:val="18"/>
-                <w:szCs w:val="18"/>
+              <w:pStyle w:val="Tablas"/>
+              <w:rPr>
+                <w:color w:val="12263F"/>
+              </w:rPr>
+            </w:pPr>
+            <w:r>
+              <w:rPr>
+                <w:color w:val="12263F"/>
               </w:rPr>
               <w:t>$0</w:t>
             </w:r>
@@ -9467,18 +8939,14 @@
           </w:tcPr>
           <w:p>
             <w:pPr>
-              <w:pStyle w:val="TextoTablas"/>
-              <w:rPr>
-                <w:color w:val="12263F"/>
-                <w:sz w:val="18"/>
-                <w:szCs w:val="18"/>
-              </w:rPr>
-            </w:pPr>
-            <w:r>
-              <w:rPr>
-                <w:color w:val="12263F"/>
-                <w:sz w:val="18"/>
-                <w:szCs w:val="18"/>
+              <w:pStyle w:val="Tablas"/>
+              <w:rPr>
+                <w:color w:val="12263F"/>
+              </w:rPr>
+            </w:pPr>
+            <w:r>
+              <w:rPr>
+                <w:color w:val="12263F"/>
               </w:rPr>
               <w:t>Saldo deudor $600.000: gasto acumulado del periodo</w:t>
             </w:r>
@@ -9496,18 +8964,14 @@
           </w:tcPr>
           <w:p>
             <w:pPr>
-              <w:pStyle w:val="TextoTablas"/>
-              <w:rPr>
-                <w:color w:val="12263F"/>
-                <w:sz w:val="18"/>
-                <w:szCs w:val="18"/>
-              </w:rPr>
-            </w:pPr>
-            <w:r>
-              <w:rPr>
-                <w:color w:val="12263F"/>
-                <w:sz w:val="18"/>
-                <w:szCs w:val="18"/>
+              <w:pStyle w:val="Tablas"/>
+              <w:rPr>
+                <w:color w:val="12263F"/>
+              </w:rPr>
+            </w:pPr>
+            <w:r>
+              <w:rPr>
+                <w:color w:val="12263F"/>
               </w:rPr>
               <w:t>Situación en la cuenta</w:t>
             </w:r>
@@ -9520,18 +8984,14 @@
           </w:tcPr>
           <w:p>
             <w:pPr>
-              <w:pStyle w:val="TextoTablas"/>
-              <w:rPr>
-                <w:color w:val="12263F"/>
-                <w:sz w:val="18"/>
-                <w:szCs w:val="18"/>
-              </w:rPr>
-            </w:pPr>
-            <w:r>
-              <w:rPr>
-                <w:color w:val="12263F"/>
-                <w:sz w:val="18"/>
-                <w:szCs w:val="18"/>
+              <w:pStyle w:val="Tablas"/>
+              <w:rPr>
+                <w:color w:val="12263F"/>
+              </w:rPr>
+            </w:pPr>
+            <w:r>
+              <w:rPr>
+                <w:color w:val="12263F"/>
               </w:rPr>
               <w:t>Cálculo</w:t>
             </w:r>
@@ -9544,18 +9004,14 @@
           </w:tcPr>
           <w:p>
             <w:pPr>
-              <w:pStyle w:val="TextoTablas"/>
-              <w:rPr>
-                <w:color w:val="12263F"/>
-                <w:sz w:val="18"/>
-                <w:szCs w:val="18"/>
-              </w:rPr>
-            </w:pPr>
-            <w:r>
-              <w:rPr>
-                <w:color w:val="12263F"/>
-                <w:sz w:val="18"/>
-                <w:szCs w:val="18"/>
+              <w:pStyle w:val="Tablas"/>
+              <w:rPr>
+                <w:color w:val="12263F"/>
+              </w:rPr>
+            </w:pPr>
+            <w:r>
+              <w:rPr>
+                <w:color w:val="12263F"/>
               </w:rPr>
               <w:t>Tipo de saldo</w:t>
             </w:r>
@@ -9568,18 +9024,14 @@
           </w:tcPr>
           <w:p>
             <w:pPr>
-              <w:pStyle w:val="TextoTablas"/>
-              <w:rPr>
-                <w:color w:val="12263F"/>
-                <w:sz w:val="18"/>
-                <w:szCs w:val="18"/>
-              </w:rPr>
-            </w:pPr>
-            <w:r>
-              <w:rPr>
-                <w:color w:val="12263F"/>
-                <w:sz w:val="18"/>
-                <w:szCs w:val="18"/>
+              <w:pStyle w:val="Tablas"/>
+              <w:rPr>
+                <w:color w:val="12263F"/>
+              </w:rPr>
+            </w:pPr>
+            <w:r>
+              <w:rPr>
+                <w:color w:val="12263F"/>
               </w:rPr>
               <w:t>Lectura rápida</w:t>
             </w:r>
@@ -9594,19 +9046,15 @@
           </w:tcPr>
           <w:p>
             <w:pPr>
-              <w:pStyle w:val="TextoTablas"/>
-              <w:rPr>
-                <w:color w:val="12263F"/>
-                <w:sz w:val="18"/>
-                <w:szCs w:val="18"/>
+              <w:pStyle w:val="Tablas"/>
+              <w:rPr>
+                <w:color w:val="12263F"/>
               </w:rPr>
             </w:pPr>
             <w:proofErr w:type="gramStart"/>
             <w:r>
               <w:rPr>
                 <w:color w:val="12263F"/>
-                <w:sz w:val="18"/>
-                <w:szCs w:val="18"/>
               </w:rPr>
               <w:t>Total</w:t>
             </w:r>
@@ -9614,8 +9062,6 @@
             <w:r>
               <w:rPr>
                 <w:color w:val="12263F"/>
-                <w:sz w:val="18"/>
-                <w:szCs w:val="18"/>
               </w:rPr>
               <w:t xml:space="preserve"> Debe &gt; Total Haber</w:t>
             </w:r>
@@ -9628,18 +9074,14 @@
           </w:tcPr>
           <w:p>
             <w:pPr>
-              <w:pStyle w:val="TextoTablas"/>
-              <w:rPr>
-                <w:color w:val="12263F"/>
-                <w:sz w:val="18"/>
-                <w:szCs w:val="18"/>
-              </w:rPr>
-            </w:pPr>
-            <w:r>
-              <w:rPr>
-                <w:color w:val="12263F"/>
-                <w:sz w:val="18"/>
-                <w:szCs w:val="18"/>
+              <w:pStyle w:val="Tablas"/>
+              <w:rPr>
+                <w:color w:val="12263F"/>
+              </w:rPr>
+            </w:pPr>
+            <w:r>
+              <w:rPr>
+                <w:color w:val="12263F"/>
               </w:rPr>
               <w:t>Saldo = Debe - Haber</w:t>
             </w:r>
@@ -9652,18 +9094,14 @@
           </w:tcPr>
           <w:p>
             <w:pPr>
-              <w:pStyle w:val="TextoTablas"/>
-              <w:rPr>
-                <w:color w:val="12263F"/>
-                <w:sz w:val="18"/>
-                <w:szCs w:val="18"/>
-              </w:rPr>
-            </w:pPr>
-            <w:r>
-              <w:rPr>
-                <w:color w:val="12263F"/>
-                <w:sz w:val="18"/>
-                <w:szCs w:val="18"/>
+              <w:pStyle w:val="Tablas"/>
+              <w:rPr>
+                <w:color w:val="12263F"/>
+              </w:rPr>
+            </w:pPr>
+            <w:r>
+              <w:rPr>
+                <w:color w:val="12263F"/>
               </w:rPr>
               <w:t>Saldo deudor</w:t>
             </w:r>
@@ -9676,18 +9114,14 @@
           </w:tcPr>
           <w:p>
             <w:pPr>
-              <w:pStyle w:val="TextoTablas"/>
-              <w:rPr>
-                <w:color w:val="12263F"/>
-                <w:sz w:val="18"/>
-                <w:szCs w:val="18"/>
-              </w:rPr>
-            </w:pPr>
-            <w:r>
-              <w:rPr>
-                <w:color w:val="12263F"/>
-                <w:sz w:val="18"/>
-                <w:szCs w:val="18"/>
+              <w:pStyle w:val="Tablas"/>
+              <w:rPr>
+                <w:color w:val="12263F"/>
+              </w:rPr>
+            </w:pPr>
+            <w:r>
+              <w:rPr>
+                <w:color w:val="12263F"/>
               </w:rPr>
               <w:t>Predomina el débito; común en activos, costos y gastos</w:t>
             </w:r>
@@ -9705,19 +9139,15 @@
           </w:tcPr>
           <w:p>
             <w:pPr>
-              <w:pStyle w:val="TextoTablas"/>
-              <w:rPr>
-                <w:color w:val="12263F"/>
-                <w:sz w:val="18"/>
-                <w:szCs w:val="18"/>
+              <w:pStyle w:val="Tablas"/>
+              <w:rPr>
+                <w:color w:val="12263F"/>
               </w:rPr>
             </w:pPr>
             <w:proofErr w:type="gramStart"/>
             <w:r>
               <w:rPr>
                 <w:color w:val="12263F"/>
-                <w:sz w:val="18"/>
-                <w:szCs w:val="18"/>
               </w:rPr>
               <w:t>Total</w:t>
             </w:r>
@@ -9725,8 +9155,6 @@
             <w:r>
               <w:rPr>
                 <w:color w:val="12263F"/>
-                <w:sz w:val="18"/>
-                <w:szCs w:val="18"/>
               </w:rPr>
               <w:t xml:space="preserve"> Haber &gt; Total Debe</w:t>
             </w:r>
@@ -9739,18 +9167,14 @@
           </w:tcPr>
           <w:p>
             <w:pPr>
-              <w:pStyle w:val="TextoTablas"/>
-              <w:rPr>
-                <w:color w:val="12263F"/>
-                <w:sz w:val="18"/>
-                <w:szCs w:val="18"/>
-              </w:rPr>
-            </w:pPr>
-            <w:r>
-              <w:rPr>
-                <w:color w:val="12263F"/>
-                <w:sz w:val="18"/>
-                <w:szCs w:val="18"/>
+              <w:pStyle w:val="Tablas"/>
+              <w:rPr>
+                <w:color w:val="12263F"/>
+              </w:rPr>
+            </w:pPr>
+            <w:r>
+              <w:rPr>
+                <w:color w:val="12263F"/>
               </w:rPr>
               <w:t>Saldo = Haber - Debe</w:t>
             </w:r>
@@ -9763,18 +9187,14 @@
           </w:tcPr>
           <w:p>
             <w:pPr>
-              <w:pStyle w:val="TextoTablas"/>
-              <w:rPr>
-                <w:color w:val="12263F"/>
-                <w:sz w:val="18"/>
-                <w:szCs w:val="18"/>
-              </w:rPr>
-            </w:pPr>
-            <w:r>
-              <w:rPr>
-                <w:color w:val="12263F"/>
-                <w:sz w:val="18"/>
-                <w:szCs w:val="18"/>
+              <w:pStyle w:val="Tablas"/>
+              <w:rPr>
+                <w:color w:val="12263F"/>
+              </w:rPr>
+            </w:pPr>
+            <w:r>
+              <w:rPr>
+                <w:color w:val="12263F"/>
               </w:rPr>
               <w:t>Saldo acreedor</w:t>
             </w:r>
@@ -9787,18 +9207,14 @@
           </w:tcPr>
           <w:p>
             <w:pPr>
-              <w:pStyle w:val="TextoTablas"/>
-              <w:rPr>
-                <w:color w:val="12263F"/>
-                <w:sz w:val="18"/>
-                <w:szCs w:val="18"/>
-              </w:rPr>
-            </w:pPr>
-            <w:r>
-              <w:rPr>
-                <w:color w:val="12263F"/>
-                <w:sz w:val="18"/>
-                <w:szCs w:val="18"/>
+              <w:pStyle w:val="Tablas"/>
+              <w:rPr>
+                <w:color w:val="12263F"/>
+              </w:rPr>
+            </w:pPr>
+            <w:r>
+              <w:rPr>
+                <w:color w:val="12263F"/>
               </w:rPr>
               <w:t>Predomina el crédito; común en pasivos, patrimonio e ingresos</w:t>
             </w:r>
@@ -9813,19 +9229,15 @@
           </w:tcPr>
           <w:p>
             <w:pPr>
-              <w:pStyle w:val="TextoTablas"/>
-              <w:rPr>
-                <w:color w:val="12263F"/>
-                <w:sz w:val="18"/>
-                <w:szCs w:val="18"/>
+              <w:pStyle w:val="Tablas"/>
+              <w:rPr>
+                <w:color w:val="12263F"/>
               </w:rPr>
             </w:pPr>
             <w:proofErr w:type="gramStart"/>
             <w:r>
               <w:rPr>
                 <w:color w:val="12263F"/>
-                <w:sz w:val="18"/>
-                <w:szCs w:val="18"/>
               </w:rPr>
               <w:t>Total</w:t>
             </w:r>
@@ -9833,8 +9245,6 @@
             <w:r>
               <w:rPr>
                 <w:color w:val="12263F"/>
-                <w:sz w:val="18"/>
-                <w:szCs w:val="18"/>
               </w:rPr>
               <w:t xml:space="preserve"> Debe = Total Haber</w:t>
             </w:r>
@@ -9847,18 +9257,14 @@
           </w:tcPr>
           <w:p>
             <w:pPr>
-              <w:pStyle w:val="TextoTablas"/>
-              <w:rPr>
-                <w:color w:val="12263F"/>
-                <w:sz w:val="18"/>
-                <w:szCs w:val="18"/>
-              </w:rPr>
-            </w:pPr>
-            <w:r>
-              <w:rPr>
-                <w:color w:val="12263F"/>
-                <w:sz w:val="18"/>
-                <w:szCs w:val="18"/>
+              <w:pStyle w:val="Tablas"/>
+              <w:rPr>
+                <w:color w:val="12263F"/>
+              </w:rPr>
+            </w:pPr>
+            <w:r>
+              <w:rPr>
+                <w:color w:val="12263F"/>
               </w:rPr>
               <w:t>Saldo = 0</w:t>
             </w:r>
@@ -9871,18 +9277,14 @@
           </w:tcPr>
           <w:p>
             <w:pPr>
-              <w:pStyle w:val="TextoTablas"/>
-              <w:rPr>
-                <w:color w:val="12263F"/>
-                <w:sz w:val="18"/>
-                <w:szCs w:val="18"/>
-              </w:rPr>
-            </w:pPr>
-            <w:r>
-              <w:rPr>
-                <w:color w:val="12263F"/>
-                <w:sz w:val="18"/>
-                <w:szCs w:val="18"/>
+              <w:pStyle w:val="Tablas"/>
+              <w:rPr>
+                <w:color w:val="12263F"/>
+              </w:rPr>
+            </w:pPr>
+            <w:r>
+              <w:rPr>
+                <w:color w:val="12263F"/>
               </w:rPr>
               <w:t>Cuenta saldada</w:t>
             </w:r>
@@ -9895,18 +9297,14 @@
           </w:tcPr>
           <w:p>
             <w:pPr>
-              <w:pStyle w:val="TextoTablas"/>
-              <w:rPr>
-                <w:color w:val="12263F"/>
-                <w:sz w:val="18"/>
-                <w:szCs w:val="18"/>
-              </w:rPr>
-            </w:pPr>
-            <w:r>
-              <w:rPr>
-                <w:color w:val="12263F"/>
-                <w:sz w:val="18"/>
-                <w:szCs w:val="18"/>
+              <w:pStyle w:val="Tablas"/>
+              <w:rPr>
+                <w:color w:val="12263F"/>
+              </w:rPr>
+            </w:pPr>
+            <w:r>
+              <w:rPr>
+                <w:color w:val="12263F"/>
               </w:rPr>
               <w:t>No hay diferencia neta; puede ser normal al cierre o en cuentas transitorias</w:t>
             </w:r>
@@ -9924,18 +9322,14 @@
           </w:tcPr>
           <w:p>
             <w:pPr>
-              <w:pStyle w:val="TextoTablas"/>
-              <w:rPr>
-                <w:color w:val="12263F"/>
-                <w:sz w:val="18"/>
-                <w:szCs w:val="18"/>
-              </w:rPr>
-            </w:pPr>
-            <w:r>
-              <w:rPr>
-                <w:color w:val="12263F"/>
-                <w:sz w:val="18"/>
-                <w:szCs w:val="18"/>
+              <w:pStyle w:val="Tablas"/>
+              <w:rPr>
+                <w:color w:val="12263F"/>
+              </w:rPr>
+            </w:pPr>
+            <w:r>
+              <w:rPr>
+                <w:color w:val="12263F"/>
               </w:rPr>
               <w:t>Saldo “inusual” para su clase</w:t>
             </w:r>
@@ -9948,18 +9342,14 @@
           </w:tcPr>
           <w:p>
             <w:pPr>
-              <w:pStyle w:val="TextoTablas"/>
-              <w:rPr>
-                <w:color w:val="12263F"/>
-                <w:sz w:val="18"/>
-                <w:szCs w:val="18"/>
-              </w:rPr>
-            </w:pPr>
-            <w:r>
-              <w:rPr>
-                <w:color w:val="12263F"/>
-                <w:sz w:val="18"/>
-                <w:szCs w:val="18"/>
+              <w:pStyle w:val="Tablas"/>
+              <w:rPr>
+                <w:color w:val="12263F"/>
+              </w:rPr>
+            </w:pPr>
+            <w:r>
+              <w:rPr>
+                <w:color w:val="12263F"/>
               </w:rPr>
               <w:t>Revisar registro</w:t>
             </w:r>
@@ -9972,18 +9362,14 @@
           </w:tcPr>
           <w:p>
             <w:pPr>
-              <w:pStyle w:val="TextoTablas"/>
-              <w:rPr>
-                <w:color w:val="12263F"/>
-                <w:sz w:val="18"/>
-                <w:szCs w:val="18"/>
-              </w:rPr>
-            </w:pPr>
-            <w:r>
-              <w:rPr>
-                <w:color w:val="12263F"/>
-                <w:sz w:val="18"/>
-                <w:szCs w:val="18"/>
+              <w:pStyle w:val="Tablas"/>
+              <w:rPr>
+                <w:color w:val="12263F"/>
+              </w:rPr>
+            </w:pPr>
+            <w:r>
+              <w:rPr>
+                <w:color w:val="12263F"/>
               </w:rPr>
               <w:t>Alerta</w:t>
             </w:r>
@@ -9996,18 +9382,14 @@
           </w:tcPr>
           <w:p>
             <w:pPr>
-              <w:pStyle w:val="TextoTablas"/>
-              <w:rPr>
-                <w:color w:val="12263F"/>
-                <w:sz w:val="18"/>
-                <w:szCs w:val="18"/>
-              </w:rPr>
-            </w:pPr>
-            <w:r>
-              <w:rPr>
-                <w:color w:val="12263F"/>
-                <w:sz w:val="18"/>
-                <w:szCs w:val="18"/>
+              <w:pStyle w:val="Tablas"/>
+              <w:rPr>
+                <w:color w:val="12263F"/>
+              </w:rPr>
+            </w:pPr>
+            <w:r>
+              <w:rPr>
+                <w:color w:val="12263F"/>
               </w:rPr>
               <w:t>Puede indicar devoluciones, anticipos, notas crédito o un registro invertido.</w:t>
             </w:r>
@@ -10015,14 +9397,9 @@
         </w:tc>
       </w:tr>
     </w:tbl>
-    <w:p/>
-    <w:p>
-      <w:r>
-        <w:t xml:space="preserve">En síntesis, la cuenta contable organiza y resume los hechos económicos mediante la partida doble, interpretando movimientos según su naturaleza y saldo. </w:t>
-      </w:r>
-      <w:r>
-        <w:lastRenderedPageBreak/>
-        <w:t>Relacionada con las categorías contables, permite comprender aumentos, disminuciones y efectos acumulados, apoyándose en la cuenta T para verificar registros.</w:t>
+    <w:p>
+      <w:r>
+        <w:t>En síntesis, la cuenta contable organiza y resume los hechos económicos mediante la partida doble, interpretando movimientos según su naturaleza y saldo. Relacionada con las categorías contables, permite comprender aumentos, disminuciones y efectos acumulados, apoyándose en la cuenta T para verificar registros.</w:t>
       </w:r>
     </w:p>
     <w:p/>
@@ -10034,14 +9411,6 @@
     <w:p/>
     <w:p/>
     <w:p/>
-    <w:p/>
-    <w:p/>
-    <w:p/>
-    <w:p/>
-    <w:p/>
-    <w:p/>
-    <w:p/>
-    <w:p/>
     <w:p>
       <w:pPr>
         <w:pStyle w:val="Ttulo1"/>
@@ -10059,13 +9428,6 @@
           <w:lang w:val="es-419" w:eastAsia="es-CO"/>
         </w:rPr>
       </w:pPr>
-    </w:p>
-    <w:p>
-      <w:pPr>
-        <w:rPr>
-          <w:lang w:val="es-419" w:eastAsia="es-CO"/>
-        </w:rPr>
-      </w:pPr>
       <w:r>
         <w:rPr>
           <w:lang w:val="es-419" w:eastAsia="es-CO"/>
@@ -10123,13 +9485,6 @@
           <w:lang w:val="es-419" w:eastAsia="es-CO"/>
         </w:rPr>
       </w:pPr>
-    </w:p>
-    <w:p>
-      <w:pPr>
-        <w:rPr>
-          <w:lang w:val="es-419" w:eastAsia="es-CO"/>
-        </w:rPr>
-      </w:pPr>
       <w:r>
         <w:rPr>
           <w:lang w:val="es-419" w:eastAsia="es-CO"/>
@@ -10161,8 +9516,14 @@
         <w:rPr>
           <w:lang w:val="es-419" w:eastAsia="es-CO"/>
         </w:rPr>
+        <w:t xml:space="preserve">La relación con la partida doble se observa en la verificación del registro: por cada transacción, la suma de los valores llevados al “debe”, debe ser igual a la suma de los valores llevados al haber. Esta igualdad se comprueba en el mismo momento del </w:t>
+      </w:r>
+      <w:r>
+        <w:rPr>
+          <w:lang w:val="es-419" w:eastAsia="es-CO"/>
+        </w:rPr>
         <w:lastRenderedPageBreak/>
-        <w:t>La relación con la partida doble se observa en la verificación del registro: por cada transacción, la suma de los valores llevados al “debe”, debe ser igual a la suma de los valores llevados al haber. Esta igualdad se comprueba en el mismo momento del registro, lo que convierte a la cuenta T en una herramienta práctica para validar la coherencia del asiento antes de continuar con el proceso contable.</w:t>
+        <w:t>registro, lo que convierte a la cuenta T en una herramienta práctica para validar la coherencia del asiento antes de continuar con el proceso contable.</w:t>
       </w:r>
     </w:p>
     <w:p>
@@ -10181,6 +9542,8 @@
     </w:p>
     <w:p>
       <w:pPr>
+        <w:ind w:firstLine="0"/>
+        <w:jc w:val="center"/>
         <w:rPr>
           <w:noProof/>
           <w:lang w:val="es-419" w:eastAsia="es-CO"/>
@@ -10192,10 +9555,10 @@
           <w:lang w:val="es-419" w:eastAsia="es-CO"/>
         </w:rPr>
         <w:drawing>
-          <wp:inline distT="0" distB="0" distL="0" distR="0" wp14:anchorId="12538377" wp14:editId="4C21D8E2">
+          <wp:inline distT="0" distB="0" distL="0" distR="0" wp14:anchorId="12538377" wp14:editId="1BFB0176">
             <wp:extent cx="6332220" cy="3445510"/>
             <wp:effectExtent l="0" t="0" r="0" b="2540"/>
-            <wp:docPr id="5" name="Gráfico 5"/>
+            <wp:docPr id="5" name="Gráfico 5" descr="“Estructura básica de una cuenta T”. Presenta el esquema de una cuenta contable en forma de T. En la parte superior aparece “Nombre de la cuenta”. Debajo se dividen dos columnas: “Debe” a la izquierda y “Haber” a la derecha. En el lado izquierdo se lee “Cargos/Débitos (+ / -) según naturaleza” con dos líneas de registro numeradas 1. $ __ y 2. $ __. En el lado derecho se lee “Abonos/Créditos (+ / -) según naturaleza” con dos líneas de registro numeradas 1. $ __ y 2. $ __. En la parte inferior aparecen los textos “Total Debe” y “Total Haber”. Al final se indica “Saldo: diferencia entre totales del Debe y el Haber”."/>
             <wp:cNvGraphicFramePr>
               <a:graphicFrameLocks xmlns:a="http://schemas.openxmlformats.org/drawingml/2006/main" noChangeAspect="1"/>
             </wp:cNvGraphicFramePr>
@@ -10203,7 +9566,7 @@
               <a:graphicData uri="http://schemas.openxmlformats.org/drawingml/2006/picture">
                 <pic:pic xmlns:pic="http://schemas.openxmlformats.org/drawingml/2006/picture">
                   <pic:nvPicPr>
-                    <pic:cNvPr id="5" name="Gráfico 5"/>
+                    <pic:cNvPr id="5" name="Gráfico 5" descr="“Estructura básica de una cuenta T”. Presenta el esquema de una cuenta contable en forma de T. En la parte superior aparece “Nombre de la cuenta”. Debajo se dividen dos columnas: “Debe” a la izquierda y “Haber” a la derecha. En el lado izquierdo se lee “Cargos/Débitos (+ / -) según naturaleza” con dos líneas de registro numeradas 1. $ __ y 2. $ __. En el lado derecho se lee “Abonos/Créditos (+ / -) según naturaleza” con dos líneas de registro numeradas 1. $ __ y 2. $ __. En la parte inferior aparecen los textos “Total Debe” y “Total Haber”. Al final se indica “Saldo: diferencia entre totales del Debe y el Haber”."/>
                     <pic:cNvPicPr/>
                   </pic:nvPicPr>
                   <pic:blipFill>
@@ -10281,6 +9644,20 @@
     </w:p>
     <w:p>
       <w:pPr>
+        <w:rPr>
+          <w:lang w:val="es-419" w:eastAsia="es-CO"/>
+        </w:rPr>
+      </w:pPr>
+    </w:p>
+    <w:p>
+      <w:pPr>
+        <w:rPr>
+          <w:lang w:val="es-419" w:eastAsia="es-CO"/>
+        </w:rPr>
+      </w:pPr>
+    </w:p>
+    <w:p>
+      <w:pPr>
         <w:pStyle w:val="Tabla"/>
         <w:rPr>
           <w:lang w:val="es-419" w:eastAsia="es-CO"/>
@@ -10293,13 +9670,6 @@
         <w:lastRenderedPageBreak/>
         <w:t>Elementos de la cuenta T y su función</w:t>
       </w:r>
-    </w:p>
-    <w:p>
-      <w:pPr>
-        <w:rPr>
-          <w:lang w:val="es-419" w:eastAsia="es-CO"/>
-        </w:rPr>
-      </w:pPr>
     </w:p>
     <w:tbl>
       <w:tblPr>
@@ -10309,8 +9679,8 @@
         <w:tblLook w:val="04A0" w:firstRow="1" w:lastRow="0" w:firstColumn="1" w:lastColumn="0" w:noHBand="0" w:noVBand="1"/>
       </w:tblPr>
       <w:tblGrid>
-        <w:gridCol w:w="2340"/>
-        <w:gridCol w:w="9060"/>
+        <w:gridCol w:w="2223"/>
+        <w:gridCol w:w="9177"/>
       </w:tblGrid>
       <w:tr>
         <w:trPr>
@@ -10323,7 +9693,7 @@
           </w:tcPr>
           <w:p>
             <w:pPr>
-              <w:pStyle w:val="TextoTablas"/>
+              <w:pStyle w:val="Tablas"/>
             </w:pPr>
             <w:r>
               <w:t>Elemento</w:t>
@@ -10337,7 +9707,7 @@
           </w:tcPr>
           <w:p>
             <w:pPr>
-              <w:pStyle w:val="TextoTablas"/>
+              <w:pStyle w:val="Tablas"/>
             </w:pPr>
             <w:r>
               <w:t>¿Para qué sirve?</w:t>
@@ -10356,7 +9726,7 @@
           </w:tcPr>
           <w:p>
             <w:pPr>
-              <w:pStyle w:val="TextoTablas"/>
+              <w:pStyle w:val="Tablas"/>
             </w:pPr>
             <w:r>
               <w:t>Nombre de la cuenta</w:t>
@@ -10370,7 +9740,7 @@
           </w:tcPr>
           <w:p>
             <w:pPr>
-              <w:pStyle w:val="TextoTablas"/>
+              <w:pStyle w:val="Tablas"/>
             </w:pPr>
             <w:r>
               <w:t>Identifica el recurso, obligación o resultado que se registra (p. ej., Caja, Proveedores, Ventas).</w:t>
@@ -10386,7 +9756,7 @@
           </w:tcPr>
           <w:p>
             <w:pPr>
-              <w:pStyle w:val="TextoTablas"/>
+              <w:pStyle w:val="Tablas"/>
             </w:pPr>
             <w:r>
               <w:t>Debe (débito/cargo)</w:t>
@@ -10400,7 +9770,7 @@
           </w:tcPr>
           <w:p>
             <w:pPr>
-              <w:pStyle w:val="TextoTablas"/>
+              <w:pStyle w:val="Tablas"/>
             </w:pPr>
             <w:r>
               <w:t>Registra movimientos que, según la naturaleza de la cuenta, representan aumentos o disminuciones.</w:t>
@@ -10419,7 +9789,7 @@
           </w:tcPr>
           <w:p>
             <w:pPr>
-              <w:pStyle w:val="TextoTablas"/>
+              <w:pStyle w:val="Tablas"/>
             </w:pPr>
             <w:r>
               <w:t>Haber (crédito/abono)</w:t>
@@ -10433,7 +9803,7 @@
           </w:tcPr>
           <w:p>
             <w:pPr>
-              <w:pStyle w:val="TextoTablas"/>
+              <w:pStyle w:val="Tablas"/>
             </w:pPr>
             <w:r>
               <w:t>Registra movimientos que, según la naturaleza de la cuenta, representan aumentos o disminuciones.</w:t>
@@ -10449,7 +9819,7 @@
           </w:tcPr>
           <w:p>
             <w:pPr>
-              <w:pStyle w:val="TextoTablas"/>
+              <w:pStyle w:val="Tablas"/>
             </w:pPr>
             <w:r>
               <w:t>Saldo</w:t>
@@ -10463,7 +9833,7 @@
           </w:tcPr>
           <w:p>
             <w:pPr>
-              <w:pStyle w:val="TextoTablas"/>
+              <w:pStyle w:val="Tablas"/>
             </w:pPr>
             <w:r>
               <w:t>Muestra el efecto acumulado: diferencia entre el total del debe y el total del haber.</w:t>
@@ -10492,20 +9862,6 @@
     <w:p>
       <w:pPr>
         <w:rPr>
-          <w:rFonts w:ascii="Calibri" w:eastAsiaTheme="majorEastAsia" w:hAnsi="Calibri" w:cstheme="majorBidi"/>
-          <w:b/>
-          <w:color w:val="000000" w:themeColor="text1"/>
-          <w:kern w:val="0"/>
-          <w:sz w:val="32"/>
-          <w:szCs w:val="26"/>
-          <w:lang w:val="es-419" w:eastAsia="es-CO"/>
-          <w14:ligatures w14:val="none"/>
-        </w:rPr>
-      </w:pPr>
-    </w:p>
-    <w:p>
-      <w:pPr>
-        <w:rPr>
           <w:lang w:val="es-419" w:eastAsia="es-CO"/>
         </w:rPr>
       </w:pPr>
@@ -10515,6 +9871,27 @@
         </w:rPr>
         <w:t>La cuenta T es una representación gráfica con debe y haber que permite visualizar cómo una transacción afecta activos, pasivos, patrimonio, ingresos, costos o gastos. Facilita comprobar la partida doble, reducir errores y calcular saldos. Su uso implica identificar el hecho económico, aplicar reglas según la naturaleza de la cuenta y verificar el equilibrio. La regla general para ubicar los movimientos, según la naturaleza de la cuenta, se explican en la siguiente tabla:</w:t>
       </w:r>
+    </w:p>
+    <w:p>
+      <w:pPr>
+        <w:rPr>
+          <w:lang w:val="es-419" w:eastAsia="es-CO"/>
+        </w:rPr>
+      </w:pPr>
+    </w:p>
+    <w:p>
+      <w:pPr>
+        <w:rPr>
+          <w:lang w:val="es-419" w:eastAsia="es-CO"/>
+        </w:rPr>
+      </w:pPr>
+    </w:p>
+    <w:p>
+      <w:pPr>
+        <w:rPr>
+          <w:lang w:val="es-419" w:eastAsia="es-CO"/>
+        </w:rPr>
+      </w:pPr>
     </w:p>
     <w:p>
       <w:pPr>
@@ -10558,13 +9935,6 @@
         <w:lastRenderedPageBreak/>
         <w:t>Guía práctica para decidir el lado de registro en cuenta</w:t>
       </w:r>
-    </w:p>
-    <w:p>
-      <w:pPr>
-        <w:rPr>
-          <w:lang w:val="es-419" w:eastAsia="es-CO"/>
-        </w:rPr>
-      </w:pPr>
     </w:p>
     <w:tbl>
       <w:tblPr>
@@ -10574,9 +9944,9 @@
         <w:tblLook w:val="04A0" w:firstRow="1" w:lastRow="0" w:firstColumn="1" w:lastColumn="0" w:noHBand="0" w:noVBand="1"/>
       </w:tblPr>
       <w:tblGrid>
-        <w:gridCol w:w="2972"/>
-        <w:gridCol w:w="4214"/>
-        <w:gridCol w:w="4214"/>
+        <w:gridCol w:w="3034"/>
+        <w:gridCol w:w="4183"/>
+        <w:gridCol w:w="4183"/>
       </w:tblGrid>
       <w:tr>
         <w:trPr>
@@ -10589,7 +9959,7 @@
           </w:tcPr>
           <w:p>
             <w:pPr>
-              <w:pStyle w:val="TextoTablas"/>
+              <w:pStyle w:val="Tablas"/>
             </w:pPr>
             <w:r>
               <w:t>Tipo de cuenta</w:t>
@@ -10603,7 +9973,7 @@
           </w:tcPr>
           <w:p>
             <w:pPr>
-              <w:pStyle w:val="TextoTablas"/>
+              <w:pStyle w:val="Tablas"/>
             </w:pPr>
             <w:r>
               <w:t>Cuando aumenta</w:t>
@@ -10617,7 +9987,7 @@
           </w:tcPr>
           <w:p>
             <w:pPr>
-              <w:pStyle w:val="TextoTablas"/>
+              <w:pStyle w:val="Tablas"/>
             </w:pPr>
             <w:r>
               <w:t>Cuando disminuye</w:t>
@@ -10636,7 +10006,7 @@
           </w:tcPr>
           <w:p>
             <w:pPr>
-              <w:pStyle w:val="TextoTablas"/>
+              <w:pStyle w:val="Tablas"/>
             </w:pPr>
             <w:r>
               <w:t>Activo</w:t>
@@ -10650,7 +10020,7 @@
           </w:tcPr>
           <w:p>
             <w:pPr>
-              <w:pStyle w:val="TextoTablas"/>
+              <w:pStyle w:val="Tablas"/>
             </w:pPr>
             <w:r>
               <w:t xml:space="preserve">Se registra en </w:t>
@@ -10672,7 +10042,7 @@
           </w:tcPr>
           <w:p>
             <w:pPr>
-              <w:pStyle w:val="TextoTablas"/>
+              <w:pStyle w:val="Tablas"/>
             </w:pPr>
             <w:r>
               <w:t>Se registra en el haber</w:t>
@@ -10688,7 +10058,7 @@
           </w:tcPr>
           <w:p>
             <w:pPr>
-              <w:pStyle w:val="TextoTablas"/>
+              <w:pStyle w:val="Tablas"/>
             </w:pPr>
             <w:r>
               <w:t>Pasivo</w:t>
@@ -10702,7 +10072,7 @@
           </w:tcPr>
           <w:p>
             <w:pPr>
-              <w:pStyle w:val="TextoTablas"/>
+              <w:pStyle w:val="Tablas"/>
             </w:pPr>
             <w:r>
               <w:t>Se registra en el haber</w:t>
@@ -10716,7 +10086,7 @@
           </w:tcPr>
           <w:p>
             <w:pPr>
-              <w:pStyle w:val="TextoTablas"/>
+              <w:pStyle w:val="Tablas"/>
             </w:pPr>
             <w:r>
               <w:t xml:space="preserve">Se registra en </w:t>
@@ -10743,7 +10113,7 @@
           </w:tcPr>
           <w:p>
             <w:pPr>
-              <w:pStyle w:val="TextoTablas"/>
+              <w:pStyle w:val="Tablas"/>
             </w:pPr>
             <w:r>
               <w:t>Patrimonio</w:t>
@@ -10757,7 +10127,7 @@
           </w:tcPr>
           <w:p>
             <w:pPr>
-              <w:pStyle w:val="TextoTablas"/>
+              <w:pStyle w:val="Tablas"/>
             </w:pPr>
             <w:r>
               <w:t>Se registra en el haber</w:t>
@@ -10771,7 +10141,7 @@
           </w:tcPr>
           <w:p>
             <w:pPr>
-              <w:pStyle w:val="TextoTablas"/>
+              <w:pStyle w:val="Tablas"/>
             </w:pPr>
             <w:r>
               <w:t xml:space="preserve">Se registra en </w:t>
@@ -10795,7 +10165,7 @@
           </w:tcPr>
           <w:p>
             <w:pPr>
-              <w:pStyle w:val="TextoTablas"/>
+              <w:pStyle w:val="Tablas"/>
             </w:pPr>
             <w:r>
               <w:t>Ingresos</w:t>
@@ -10809,7 +10179,7 @@
           </w:tcPr>
           <w:p>
             <w:pPr>
-              <w:pStyle w:val="TextoTablas"/>
+              <w:pStyle w:val="Tablas"/>
             </w:pPr>
             <w:r>
               <w:t>Se registra en el haber</w:t>
@@ -10823,7 +10193,7 @@
           </w:tcPr>
           <w:p>
             <w:pPr>
-              <w:pStyle w:val="TextoTablas"/>
+              <w:pStyle w:val="Tablas"/>
             </w:pPr>
             <w:r>
               <w:t xml:space="preserve">Se registra en </w:t>
@@ -10850,7 +10220,7 @@
           </w:tcPr>
           <w:p>
             <w:pPr>
-              <w:pStyle w:val="TextoTablas"/>
+              <w:pStyle w:val="Tablas"/>
             </w:pPr>
             <w:r>
               <w:t>Costos</w:t>
@@ -10864,7 +10234,7 @@
           </w:tcPr>
           <w:p>
             <w:pPr>
-              <w:pStyle w:val="TextoTablas"/>
+              <w:pStyle w:val="Tablas"/>
             </w:pPr>
             <w:r>
               <w:t xml:space="preserve">Se registra en </w:t>
@@ -10886,7 +10256,7 @@
           </w:tcPr>
           <w:p>
             <w:pPr>
-              <w:pStyle w:val="TextoTablas"/>
+              <w:pStyle w:val="Tablas"/>
             </w:pPr>
             <w:r>
               <w:t>Se registra en el haber</w:t>
@@ -10902,7 +10272,7 @@
           </w:tcPr>
           <w:p>
             <w:pPr>
-              <w:pStyle w:val="TextoTablas"/>
+              <w:pStyle w:val="Tablas"/>
             </w:pPr>
             <w:r>
               <w:t>Gastos</w:t>
@@ -10916,7 +10286,7 @@
           </w:tcPr>
           <w:p>
             <w:pPr>
-              <w:pStyle w:val="TextoTablas"/>
+              <w:pStyle w:val="Tablas"/>
             </w:pPr>
             <w:r>
               <w:t xml:space="preserve">Se registra en </w:t>
@@ -10938,7 +10308,7 @@
           </w:tcPr>
           <w:p>
             <w:pPr>
-              <w:pStyle w:val="TextoTablas"/>
+              <w:pStyle w:val="Tablas"/>
             </w:pPr>
             <w:r>
               <w:t>Se registra en el haber</w:t>
@@ -10947,13 +10317,6 @@
         </w:tc>
       </w:tr>
     </w:tbl>
-    <w:p>
-      <w:pPr>
-        <w:rPr>
-          <w:lang w:eastAsia="es-CO"/>
-        </w:rPr>
-      </w:pPr>
-    </w:p>
     <w:p>
       <w:pPr>
         <w:rPr>
@@ -11123,66 +10486,58 @@
         <w:rPr>
           <w:lang w:val="es-419" w:eastAsia="es-CO"/>
         </w:rPr>
+        <w:t>Idea simple: calcular saldos e interpretar (¿aumento? o ¿disminuyó?).</w:t>
+      </w:r>
+    </w:p>
+    <w:p>
+      <w:pPr>
+        <w:rPr>
+          <w:lang w:val="es-419" w:eastAsia="es-CO"/>
+        </w:rPr>
+      </w:pPr>
+    </w:p>
+    <w:p>
+      <w:pPr>
+        <w:pStyle w:val="Ttulo2"/>
+      </w:pPr>
+      <w:bookmarkStart w:id="15" w:name="_Toc225603433"/>
+      <w:r>
+        <w:t>Determinación de saldos y verificación del equilibrio</w:t>
+      </w:r>
+      <w:bookmarkEnd w:id="15"/>
+    </w:p>
+    <w:p>
+      <w:pPr>
+        <w:rPr>
+          <w:lang w:val="es-419" w:eastAsia="es-CO"/>
+        </w:rPr>
+      </w:pPr>
+      <w:r>
+        <w:rPr>
+          <w:lang w:val="es-419" w:eastAsia="es-CO"/>
+        </w:rPr>
+        <w:t xml:space="preserve">El saldo de una cuenta T surge de comparar debe y haber: si </w:t>
+      </w:r>
+      <w:proofErr w:type="spellStart"/>
+      <w:r>
+        <w:rPr>
+          <w:lang w:val="es-419" w:eastAsia="es-CO"/>
+        </w:rPr>
+        <w:t>el</w:t>
+      </w:r>
+      <w:proofErr w:type="spellEnd"/>
+      <w:r>
+        <w:rPr>
+          <w:lang w:val="es-419" w:eastAsia="es-CO"/>
+        </w:rPr>
+        <w:t xml:space="preserve"> debe es mayor, es saldo deudor; si el haber supera, es acreedor, según la naturaleza de la cuenta. El </w:t>
+      </w:r>
+      <w:r>
+        <w:rPr>
+          <w:lang w:val="es-419" w:eastAsia="es-CO"/>
+        </w:rPr>
         <w:lastRenderedPageBreak/>
-        <w:t>Idea simple: calcular saldos e interpretar (¿aumento? o ¿disminuyó?).</w:t>
-      </w:r>
-    </w:p>
-    <w:p>
-      <w:pPr>
-        <w:rPr>
-          <w:lang w:val="es-419" w:eastAsia="es-CO"/>
-        </w:rPr>
-      </w:pPr>
-    </w:p>
-    <w:p>
-      <w:pPr>
-        <w:pStyle w:val="Ttulo2"/>
-      </w:pPr>
-      <w:bookmarkStart w:id="15" w:name="_Toc225603433"/>
-      <w:r>
-        <w:t>Determinación de saldos y verificación del equilibrio</w:t>
-      </w:r>
-      <w:bookmarkEnd w:id="15"/>
-    </w:p>
-    <w:p>
-      <w:pPr>
-        <w:rPr>
-          <w:rFonts w:ascii="Calibri" w:eastAsiaTheme="majorEastAsia" w:hAnsi="Calibri" w:cstheme="majorBidi"/>
-          <w:b/>
-          <w:color w:val="000000" w:themeColor="text1"/>
-          <w:kern w:val="0"/>
-          <w:sz w:val="32"/>
-          <w:szCs w:val="26"/>
-          <w:lang w:val="es-419" w:eastAsia="es-CO"/>
-          <w14:ligatures w14:val="none"/>
-        </w:rPr>
-      </w:pPr>
-    </w:p>
-    <w:p>
-      <w:pPr>
-        <w:rPr>
-          <w:lang w:val="es-419" w:eastAsia="es-CO"/>
-        </w:rPr>
-      </w:pPr>
-      <w:r>
-        <w:rPr>
-          <w:lang w:val="es-419" w:eastAsia="es-CO"/>
-        </w:rPr>
-        <w:t xml:space="preserve">El saldo de una cuenta T surge de comparar debe y haber: si </w:t>
-      </w:r>
-      <w:proofErr w:type="spellStart"/>
-      <w:r>
-        <w:rPr>
-          <w:lang w:val="es-419" w:eastAsia="es-CO"/>
-        </w:rPr>
-        <w:t>el</w:t>
-      </w:r>
-      <w:proofErr w:type="spellEnd"/>
-      <w:r>
-        <w:rPr>
-          <w:lang w:val="es-419" w:eastAsia="es-CO"/>
-        </w:rPr>
-        <w:t xml:space="preserve"> debe es mayor, es saldo deudor; si el haber supera, es acreedor, según la naturaleza de la cuenta. El equilibrio se verifica por transacción y en conjunto, garantizando coherencia y detección de errores.</w:t>
+        <w:t>equilibrio se verifica por transacción y en conjunto, garantizando coherencia y detección de errores.</w:t>
       </w:r>
     </w:p>
     <w:p>
@@ -11197,62 +10552,6 @@
         </w:rPr>
         <w:t>Para comprender de manera práctica cómo funciona el registro en cuenta T y la aplicación de la partida doble, se invita al aprendiz a observar el siguiente video. Allí se explica paso a paso el ejemplo de la panadería, mostrando cómo se afectan las cuentas, cómo se registran los movimientos y cómo se verifica el equilibrio contable.</w:t>
       </w:r>
-    </w:p>
-    <w:p>
-      <w:pPr>
-        <w:rPr>
-          <w:lang w:val="es-419" w:eastAsia="es-CO"/>
-        </w:rPr>
-      </w:pPr>
-    </w:p>
-    <w:p>
-      <w:pPr>
-        <w:rPr>
-          <w:lang w:val="es-419" w:eastAsia="es-CO"/>
-        </w:rPr>
-      </w:pPr>
-    </w:p>
-    <w:p>
-      <w:pPr>
-        <w:rPr>
-          <w:lang w:val="es-419" w:eastAsia="es-CO"/>
-        </w:rPr>
-      </w:pPr>
-    </w:p>
-    <w:p>
-      <w:pPr>
-        <w:rPr>
-          <w:lang w:val="es-419" w:eastAsia="es-CO"/>
-        </w:rPr>
-      </w:pPr>
-    </w:p>
-    <w:p>
-      <w:pPr>
-        <w:rPr>
-          <w:lang w:val="es-419" w:eastAsia="es-CO"/>
-        </w:rPr>
-      </w:pPr>
-    </w:p>
-    <w:p>
-      <w:pPr>
-        <w:rPr>
-          <w:lang w:val="es-419" w:eastAsia="es-CO"/>
-        </w:rPr>
-      </w:pPr>
-    </w:p>
-    <w:p>
-      <w:pPr>
-        <w:rPr>
-          <w:lang w:val="es-419" w:eastAsia="es-CO"/>
-        </w:rPr>
-      </w:pPr>
-    </w:p>
-    <w:p>
-      <w:pPr>
-        <w:rPr>
-          <w:lang w:val="es-419" w:eastAsia="es-CO"/>
-        </w:rPr>
-      </w:pPr>
     </w:p>
     <w:p>
       <w:pPr>
@@ -11266,12 +10565,13 @@
         <w:rPr>
           <w:lang w:val="es-419" w:eastAsia="es-CO"/>
         </w:rPr>
-        <w:lastRenderedPageBreak/>
         <w:t>Ejemplo de registro y verificación con cuentas T</w:t>
       </w:r>
     </w:p>
     <w:p>
       <w:pPr>
+        <w:ind w:firstLine="0"/>
+        <w:jc w:val="center"/>
         <w:rPr>
           <w:noProof/>
           <w:lang w:val="es-419" w:eastAsia="es-CO"/>
@@ -11283,10 +10583,16 @@
           <w:lang w:val="es-419" w:eastAsia="es-CO"/>
         </w:rPr>
         <w:drawing>
-          <wp:inline distT="0" distB="0" distL="0" distR="0" wp14:anchorId="35AA2457" wp14:editId="2A44BFDC">
-            <wp:extent cx="6096000" cy="4572000"/>
-            <wp:effectExtent l="0" t="0" r="0" b="0"/>
-            <wp:docPr id="1" name="Imagen 1"/>
+          <wp:inline distT="0" distB="0" distL="0" distR="0" wp14:anchorId="35AA2457" wp14:editId="75F61048">
+            <wp:extent cx="4610100" cy="2219325"/>
+            <wp:effectExtent l="0" t="0" r="0" b="9525"/>
+            <wp:docPr id="1" name="Imagen 1">
+              <a:extLst xmlns:a="http://schemas.openxmlformats.org/drawingml/2006/main">
+                <a:ext uri="{C183D7F6-B498-43B3-948B-1728B52AA6E4}">
+                  <adec:decorative xmlns:adec="http://schemas.microsoft.com/office/drawing/2017/decorative" val="1"/>
+                </a:ext>
+              </a:extLst>
+            </wp:docPr>
             <wp:cNvGraphicFramePr>
               <a:graphicFrameLocks xmlns:a="http://schemas.openxmlformats.org/drawingml/2006/main" noChangeAspect="1"/>
             </wp:cNvGraphicFramePr>
@@ -11294,12 +10600,18 @@
               <a:graphicData uri="http://schemas.openxmlformats.org/drawingml/2006/picture">
                 <pic:pic xmlns:pic="http://schemas.openxmlformats.org/drawingml/2006/picture">
                   <pic:nvPicPr>
-                    <pic:cNvPr id="0" name="Picture 2"/>
+                    <pic:cNvPr id="1" name="Imagen 1">
+                      <a:extLst>
+                        <a:ext uri="{C183D7F6-B498-43B3-948B-1728B52AA6E4}">
+                          <adec:decorative xmlns:adec="http://schemas.microsoft.com/office/drawing/2017/decorative" val="1"/>
+                        </a:ext>
+                      </a:extLst>
+                    </pic:cNvPr>
                     <pic:cNvPicPr>
                       <a:picLocks noChangeAspect="1" noChangeArrowheads="1"/>
                     </pic:cNvPicPr>
                   </pic:nvPicPr>
-                  <pic:blipFill>
+                  <pic:blipFill rotWithShape="1">
                     <a:blip r:embed="rId18">
                       <a:extLst>
                         <a:ext uri="{28A0092B-C50C-407E-A947-70E740481C1C}">
@@ -11307,20 +10619,26 @@
                         </a:ext>
                       </a:extLst>
                     </a:blip>
-                    <a:srcRect/>
-                    <a:stretch>
-                      <a:fillRect/>
-                    </a:stretch>
+                    <a:srcRect t="18410" r="257" b="17568"/>
+                    <a:stretch/>
                   </pic:blipFill>
                   <pic:spPr bwMode="auto">
                     <a:xfrm>
                       <a:off x="0" y="0"/>
-                      <a:ext cx="6096000" cy="4572000"/>
+                      <a:ext cx="4610546" cy="2219540"/>
                     </a:xfrm>
                     <a:prstGeom prst="rect">
                       <a:avLst/>
                     </a:prstGeom>
                     <a:noFill/>
+                    <a:ln>
+                      <a:noFill/>
+                    </a:ln>
+                    <a:extLst>
+                      <a:ext uri="{53640926-AAD7-44D8-BBD7-CCE9431645EC}">
+                        <a14:shadowObscured xmlns:a14="http://schemas.microsoft.com/office/drawing/2010/main"/>
+                      </a:ext>
+                    </a:extLst>
                   </pic:spPr>
                 </pic:pic>
               </a:graphicData>
@@ -11333,21 +10651,27 @@
       <w:pPr>
         <w:ind w:firstLine="0"/>
         <w:jc w:val="center"/>
-      </w:pPr>
-      <w:r>
-        <w:rPr>
-          <w:lang w:val="es-419" w:eastAsia="es-CO"/>
-        </w:rPr>
-        <w:tab/>
-      </w:r>
-      <w:r>
         <w:rPr>
           <w:b/>
           <w:color w:val="1F3864" w:themeColor="accent1" w:themeShade="80"/>
           <w:u w:val="single"/>
         </w:rPr>
-        <w:t>Enlace de reproducción del video</w:t>
-      </w:r>
+      </w:pPr>
+      <w:r>
+        <w:rPr>
+          <w:lang w:val="es-419" w:eastAsia="es-CO"/>
+        </w:rPr>
+        <w:tab/>
+      </w:r>
+      <w:hyperlink r:id="rId19" w:history="1">
+        <w:r>
+          <w:rPr>
+            <w:rStyle w:val="Hipervnculo"/>
+            <w:b/>
+          </w:rPr>
+          <w:t>Enlace de reproducción del video</w:t>
+        </w:r>
+      </w:hyperlink>
     </w:p>
     <w:tbl>
       <w:tblPr>
@@ -11375,7 +10699,19 @@
               <w:rPr>
                 <w:b/>
               </w:rPr>
-              <w:t>Síntesis del video. CIDM SENA FLORIDABLANCA</w:t>
+              <w:t>Síntesis del video.</w:t>
+            </w:r>
+            <w:r>
+              <w:rPr>
+                <w:b/>
+              </w:rPr>
+              <w:t xml:space="preserve"> </w:t>
+            </w:r>
+            <w:r>
+              <w:rPr>
+                <w:b/>
+              </w:rPr>
+              <w:t>Ejemplo de registro y verificación con cuentas T</w:t>
             </w:r>
           </w:p>
         </w:tc>
@@ -11397,12 +10733,12 @@
           </w:p>
           <w:p>
             <w:r>
+              <w:t xml:space="preserve">Imagina que tienes una panadería y decides comprar harina para producir el pan. El valor de la compra es de 350 pesos y la pagas en efectivo.  </w:t>
+            </w:r>
+          </w:p>
+          <w:p>
+            <w:r>
               <w:lastRenderedPageBreak/>
-              <w:t xml:space="preserve">Imagina que tienes una panadería y decides comprar harina para producir el pan. El valor de la compra es de 350 pesos y la pagas en efectivo.  </w:t>
-            </w:r>
-          </w:p>
-          <w:p>
-            <w:r>
               <w:t>Esta operación afecta dos cuentas: la cuenta de Inventarios o Insumos, y la cuenta de Caja.</w:t>
             </w:r>
           </w:p>
@@ -11444,46 +10780,30 @@
     </w:tbl>
     <w:p>
       <w:pPr>
-        <w:tabs>
-          <w:tab w:val="left" w:pos="3780"/>
-        </w:tabs>
         <w:rPr>
           <w:lang w:eastAsia="es-CO"/>
         </w:rPr>
       </w:pPr>
-    </w:p>
-    <w:p>
-      <w:pPr>
+      <w:r>
         <w:rPr>
           <w:lang w:eastAsia="es-CO"/>
         </w:rPr>
-      </w:pPr>
+        <w:lastRenderedPageBreak/>
+        <w:t xml:space="preserve">En este capítulo se presentó la cuenta T como una herramienta gráfica que permite representar, de forma clara, cómo se registran los movimientos contables en </w:t>
+      </w:r>
+      <w:proofErr w:type="spellStart"/>
       <w:r>
         <w:rPr>
           <w:lang w:eastAsia="es-CO"/>
         </w:rPr>
-        <w:t xml:space="preserve">En este capítulo se presentó la cuenta T como una herramienta gráfica que permite representar, de forma clara, cómo se registran los movimientos contables en </w:t>
-      </w:r>
-      <w:proofErr w:type="spellStart"/>
+        <w:t>el</w:t>
+      </w:r>
+      <w:proofErr w:type="spellEnd"/>
       <w:r>
         <w:rPr>
           <w:lang w:eastAsia="es-CO"/>
         </w:rPr>
-        <w:t>el</w:t>
-      </w:r>
-      <w:proofErr w:type="spellEnd"/>
-      <w:r>
-        <w:rPr>
-          <w:lang w:eastAsia="es-CO"/>
-        </w:rPr>
-        <w:t xml:space="preserve"> debe y el haber. Se explicó su relación directa con la partida doble, mostrando que toda transacción debe mantener el equilibrio entre débitos y créditos, y que la cuenta T facilita comprobar esa coherencia antes de elaborar asientos y consolidar la información. También se desarrolló el procedimiento de registro en cuenta T, desde la identificación de las cuentas afectadas y su naturaleza, hasta la determinación de </w:t>
-      </w:r>
-      <w:r>
-        <w:rPr>
-          <w:lang w:eastAsia="es-CO"/>
-        </w:rPr>
-        <w:lastRenderedPageBreak/>
-        <w:t>saldos, para interpretar el efecto acumulado de los movimientos y asegurar que el registro sea consistente.</w:t>
+        <w:t xml:space="preserve"> debe y el haber. Se explicó su relación directa con la partida doble, mostrando que toda transacción debe mantener el equilibrio entre débitos y créditos, y que la cuenta T facilita comprobar esa coherencia antes de elaborar asientos y consolidar la información. También se desarrolló el procedimiento de registro en cuenta T, desde la identificación de las cuentas afectadas y su naturaleza, hasta la determinación de saldos, para interpretar el efecto acumulado de los movimientos y asegurar que el registro sea consistente.</w:t>
       </w:r>
     </w:p>
     <w:p>
@@ -11540,10 +10860,10 @@
           <w:lang w:eastAsia="es-CO"/>
         </w:rPr>
         <w:drawing>
-          <wp:inline distT="0" distB="0" distL="0" distR="0" wp14:anchorId="4336F296" wp14:editId="0D2C387A">
+          <wp:inline distT="0" distB="0" distL="0" distR="0" wp14:anchorId="4336F296" wp14:editId="21D2BD5A">
             <wp:extent cx="6332220" cy="1960880"/>
             <wp:effectExtent l="0" t="0" r="0" b="1270"/>
-            <wp:docPr id="4" name="Gráfico 4" descr="a, abbr, acronym, address, applet, article, aside, audio, b, big, blockquote, body, canvas, caption, center, cite, code, dd, del, details, dfn, div, dl, dt, em, embed, fieldset, figcaption, figure, footer, form, h1, h2, h3, h4, h5, h6, header, hgroup, html, i, iframe, img, ins, kbd, label, legend, li, mark, menu, nav, object, ol, output, p, pre, q, ruby, s, samp, section, small, span, strike, strong, sub, summary, sup, table, tbody, td, tfoot, th, thead, time, tr, tt, u, ul, var, video"/>
+            <wp:docPr id="4" name="Gráfico 4" descr="Síntesis de la temática estudiada en el componente formativo “Contabilidad en las Organizaciones”. El esquema resume cinco temas: importancia y utilidad de la contabilidad, soportes contables, ciclo contable, cuenta contable y su naturaleza, y cuenta y partida doble. Se destacan la transparencia y uniformidad de la información para la toma de decisiones, la función de los soportes como evidencia verificable, la transformación de hechos económicos en registros contables, la clasificación de bienes, deudas y capital según su naturaleza, y el registro de débitos y créditos bajo el principio de partida doble. También se resaltan resultados como evaluar la transparencia, asegurar la calidad del registro, validar la trazabilidad, interpretar variaciones de saldos y comprobar el equilibrio contable."/>
             <wp:cNvGraphicFramePr>
               <a:graphicFrameLocks xmlns:a="http://schemas.openxmlformats.org/drawingml/2006/main" noChangeAspect="1"/>
             </wp:cNvGraphicFramePr>
@@ -11551,17 +10871,17 @@
               <a:graphicData uri="http://schemas.openxmlformats.org/drawingml/2006/picture">
                 <pic:pic xmlns:pic="http://schemas.openxmlformats.org/drawingml/2006/picture">
                   <pic:nvPicPr>
-                    <pic:cNvPr id="4" name="Gráfico 4" descr="a, abbr, acronym, address, applet, article, aside, audio, b, big, blockquote, body, canvas, caption, center, cite, code, dd, del, details, dfn, div, dl, dt, em, embed, fieldset, figcaption, figure, footer, form, h1, h2, h3, h4, h5, h6, header, hgroup, html, i, iframe, img, ins, kbd, label, legend, li, mark, menu, nav, object, ol, output, p, pre, q, ruby, s, samp, section, small, span, strike, strong, sub, summary, sup, table, tbody, td, tfoot, th, thead, time, tr, tt, u, ul, var, video"/>
+                    <pic:cNvPr id="4" name="Gráfico 4" descr="Síntesis de la temática estudiada en el componente formativo “Contabilidad en las Organizaciones”. El esquema resume cinco temas: importancia y utilidad de la contabilidad, soportes contables, ciclo contable, cuenta contable y su naturaleza, y cuenta y partida doble. Se destacan la transparencia y uniformidad de la información para la toma de decisiones, la función de los soportes como evidencia verificable, la transformación de hechos económicos en registros contables, la clasificación de bienes, deudas y capital según su naturaleza, y el registro de débitos y créditos bajo el principio de partida doble. También se resaltan resultados como evaluar la transparencia, asegurar la calidad del registro, validar la trazabilidad, interpretar variaciones de saldos y comprobar el equilibrio contable."/>
                     <pic:cNvPicPr/>
                   </pic:nvPicPr>
                   <pic:blipFill>
-                    <a:blip r:embed="rId19">
+                    <a:blip r:embed="rId20">
                       <a:extLst>
                         <a:ext uri="{28A0092B-C50C-407E-A947-70E740481C1C}">
                           <a14:useLocalDpi xmlns:a14="http://schemas.microsoft.com/office/drawing/2010/main" val="0"/>
                         </a:ext>
                         <a:ext uri="{96DAC541-7B7A-43D3-8B79-37D633B846F1}">
-                          <asvg:svgBlip xmlns:asvg="http://schemas.microsoft.com/office/drawing/2016/SVG/main" r:embed="rId20"/>
+                          <asvg:svgBlip xmlns:asvg="http://schemas.microsoft.com/office/drawing/2016/SVG/main" r:embed="rId21"/>
                         </a:ext>
                       </a:extLst>
                     </a:blip>
@@ -11756,11 +11076,7 @@
     <w:p>
       <w:pPr>
         <w:pStyle w:val="Prrafodelista"/>
-        <w:numPr>
-          <w:ilvl w:val="0"/>
-          <w:numId w:val="6"/>
-        </w:numPr>
-        <w:ind w:left="993"/>
+        <w:ind w:left="993" w:firstLine="0"/>
       </w:pPr>
       <w:r>
         <w:t xml:space="preserve">Actualícese. (18 de </w:t>
@@ -11779,7 +11095,7 @@
         <w:pStyle w:val="Prrafodelista"/>
         <w:ind w:left="993" w:firstLine="0"/>
       </w:pPr>
-      <w:hyperlink r:id="rId21" w:history="1">
+      <w:hyperlink r:id="rId22" w:history="1">
         <w:r>
           <w:rPr>
             <w:rStyle w:val="Hipervnculo"/>
@@ -11791,13 +11107,13 @@
     <w:p>
       <w:pPr>
         <w:pStyle w:val="Prrafodelista"/>
-        <w:numPr>
-          <w:ilvl w:val="0"/>
-          <w:numId w:val="21"/>
-        </w:numPr>
-      </w:pPr>
-      <w:r>
-        <w:t>actualicese.com. (18 de 03 de 2016). Comprobantes de contabilidad: ¿sabe cuáles son? Obtenido de</w:t>
+        <w:ind w:left="1035" w:firstLine="0"/>
+      </w:pPr>
+      <w:r>
+        <w:t>A</w:t>
+      </w:r>
+      <w:r>
+        <w:t>ctualicese.com. (18 de 03 de 2016). Comprobantes de contabilidad: ¿sabe cuáles son? Obtenido de</w:t>
       </w:r>
     </w:p>
     <w:p>
@@ -11805,7 +11121,7 @@
         <w:pStyle w:val="Prrafodelista"/>
         <w:ind w:left="1035" w:firstLine="0"/>
       </w:pPr>
-      <w:hyperlink r:id="rId22" w:history="1">
+      <w:hyperlink r:id="rId23" w:history="1">
         <w:r>
           <w:rPr>
             <w:rStyle w:val="Hipervnculo"/>
@@ -11817,45 +11133,10 @@
     <w:p>
       <w:pPr>
         <w:pStyle w:val="Prrafodelista"/>
-        <w:numPr>
-          <w:ilvl w:val="0"/>
-          <w:numId w:val="21"/>
-        </w:numPr>
+        <w:ind w:left="1035" w:firstLine="0"/>
       </w:pPr>
       <w:r>
         <w:t>Ariza Herreño, Jessica Paola [y otros once autores]. (2021). CONTADURÍA PÚBLICA PARA JÓVENES. Universidad Santo Tomás, Sede Villavicencio.</w:t>
-      </w:r>
-    </w:p>
-    <w:p>
-      <w:pPr>
-        <w:pStyle w:val="Prrafodelista"/>
-        <w:numPr>
-          <w:ilvl w:val="0"/>
-          <w:numId w:val="21"/>
-        </w:numPr>
-      </w:pPr>
-      <w:r>
-        <w:t>Ayala Cárdenas, S. I. (2017). Contabilidad básica general: Un enfoque administrativo y de control interno (versión digital). Corporación Universitaria Republicana.</w:t>
-      </w:r>
-    </w:p>
-    <w:p>
-      <w:pPr>
-        <w:pStyle w:val="Prrafodelista"/>
-        <w:numPr>
-          <w:ilvl w:val="0"/>
-          <w:numId w:val="21"/>
-        </w:numPr>
-      </w:pPr>
-      <w:r>
-        <w:t xml:space="preserve">Colombia, Congreso de la República de. (2009). Ley 1314 Por la cual se regulan los principios y normas de contabilidad e información financiera y de aseguramiento de información aceptados en Colombia, se señalan las autoridades competentes, el procedimiento para su expedición y se determinan las </w:t>
-      </w:r>
-      <w:proofErr w:type="spellStart"/>
-      <w:r>
-        <w:t>entid</w:t>
-      </w:r>
-      <w:proofErr w:type="spellEnd"/>
-      <w:r>
-        <w:t>. Diario Oficial No. 47.409 del 13 de julio de 2009.: Diario Oficial No. 47.409. Obtenido de</w:t>
       </w:r>
     </w:p>
     <w:p>
@@ -11863,7 +11144,33 @@
         <w:pStyle w:val="Prrafodelista"/>
         <w:ind w:left="1035" w:firstLine="0"/>
       </w:pPr>
-      <w:hyperlink r:id="rId23" w:history="1">
+      <w:r>
+        <w:t>Ayala Cárdenas, S. I. (2017). Contabilidad básica general: Un enfoque administrativo y de control interno (versión digital). Corporación Universitaria Republicana.</w:t>
+      </w:r>
+    </w:p>
+    <w:p>
+      <w:pPr>
+        <w:pStyle w:val="Prrafodelista"/>
+        <w:ind w:left="1035" w:firstLine="0"/>
+      </w:pPr>
+      <w:r>
+        <w:t xml:space="preserve">Colombia, Congreso de la República de. (2009). Ley 1314 Por la cual se regulan los principios y normas de contabilidad e información financiera y de aseguramiento de información aceptados en Colombia, se señalan las autoridades competentes, el procedimiento para su expedición y se determinan las </w:t>
+      </w:r>
+      <w:proofErr w:type="spellStart"/>
+      <w:r>
+        <w:t>entid</w:t>
+      </w:r>
+      <w:proofErr w:type="spellEnd"/>
+      <w:r>
+        <w:t>. Diario Oficial No. 47.409 del 13 de julio de 2009.: Diario Oficial No. 47.409. Obtenido de</w:t>
+      </w:r>
+    </w:p>
+    <w:p>
+      <w:pPr>
+        <w:pStyle w:val="Prrafodelista"/>
+        <w:ind w:left="1035" w:firstLine="0"/>
+      </w:pPr>
+      <w:hyperlink r:id="rId24" w:history="1">
         <w:r>
           <w:rPr>
             <w:rStyle w:val="Hipervnculo"/>
@@ -11875,10 +11182,7 @@
     <w:p>
       <w:pPr>
         <w:pStyle w:val="Prrafodelista"/>
-        <w:numPr>
-          <w:ilvl w:val="0"/>
-          <w:numId w:val="21"/>
-        </w:numPr>
+        <w:ind w:left="1035" w:firstLine="0"/>
       </w:pPr>
       <w:r>
         <w:t xml:space="preserve">Colombia, Presidencia de la República de. (29 de diciembre de 1993). Decreto </w:t>
@@ -11897,7 +11201,7 @@
         <w:pStyle w:val="Prrafodelista"/>
         <w:ind w:left="1035" w:firstLine="0"/>
       </w:pPr>
-      <w:hyperlink r:id="rId24" w:history="1">
+      <w:hyperlink r:id="rId25" w:history="1">
         <w:r>
           <w:rPr>
             <w:rStyle w:val="Hipervnculo"/>
@@ -11909,10 +11213,7 @@
     <w:p>
       <w:pPr>
         <w:pStyle w:val="Prrafodelista"/>
-        <w:numPr>
-          <w:ilvl w:val="0"/>
-          <w:numId w:val="21"/>
-        </w:numPr>
+        <w:ind w:left="1035" w:firstLine="0"/>
       </w:pPr>
       <w:r>
         <w:t>DIAN. (s.f.). Del documento equivalente electrónico tiquete de máquina registradora con sistema P.O.S. Obtenido de</w:t>
@@ -11923,7 +11224,7 @@
         <w:pStyle w:val="Prrafodelista"/>
         <w:ind w:left="1035" w:firstLine="0"/>
       </w:pPr>
-      <w:hyperlink r:id="rId25" w:history="1">
+      <w:hyperlink r:id="rId26" w:history="1">
         <w:r>
           <w:rPr>
             <w:rStyle w:val="Hipervnculo"/>
@@ -11935,10 +11236,7 @@
     <w:p>
       <w:pPr>
         <w:pStyle w:val="Prrafodelista"/>
-        <w:numPr>
-          <w:ilvl w:val="0"/>
-          <w:numId w:val="21"/>
-        </w:numPr>
+        <w:ind w:left="1035" w:firstLine="0"/>
       </w:pPr>
       <w:r>
         <w:t>DIAN. (s.f.). micrositios.Dian.gov.co. Obtenido de</w:t>
@@ -11949,7 +11247,7 @@
         <w:pStyle w:val="Prrafodelista"/>
         <w:ind w:left="1035" w:firstLine="0"/>
       </w:pPr>
-      <w:hyperlink r:id="rId26" w:history="1">
+      <w:hyperlink r:id="rId27" w:history="1">
         <w:r>
           <w:rPr>
             <w:rStyle w:val="Hipervnculo"/>
@@ -11961,10 +11259,7 @@
     <w:p>
       <w:pPr>
         <w:pStyle w:val="Prrafodelista"/>
-        <w:numPr>
-          <w:ilvl w:val="0"/>
-          <w:numId w:val="21"/>
-        </w:numPr>
+        <w:ind w:left="1035" w:firstLine="0"/>
       </w:pPr>
       <w:r>
         <w:t>Gerencie.com. (20 de 08 de 2022). Obtenido de</w:t>
@@ -11975,7 +11270,7 @@
         <w:pStyle w:val="Prrafodelista"/>
         <w:ind w:left="1035" w:firstLine="0"/>
       </w:pPr>
-      <w:hyperlink r:id="rId27" w:history="1">
+      <w:hyperlink r:id="rId28" w:history="1">
         <w:r>
           <w:rPr>
             <w:rStyle w:val="Hipervnculo"/>
@@ -11987,10 +11282,7 @@
     <w:p>
       <w:pPr>
         <w:pStyle w:val="Prrafodelista"/>
-        <w:numPr>
-          <w:ilvl w:val="0"/>
-          <w:numId w:val="21"/>
-        </w:numPr>
+        <w:ind w:left="1035" w:firstLine="0"/>
       </w:pPr>
       <w:proofErr w:type="spellStart"/>
       <w:r>
@@ -11999,62 +11291,6 @@
       <w:proofErr w:type="spellEnd"/>
       <w:r>
         <w:t>. (2022). Comprobantes de egreso.</w:t>
-      </w:r>
-    </w:p>
-    <w:p>
-      <w:pPr>
-        <w:pStyle w:val="Prrafodelista"/>
-        <w:numPr>
-          <w:ilvl w:val="0"/>
-          <w:numId w:val="21"/>
-        </w:numPr>
-      </w:pPr>
-      <w:r>
-        <w:t>Ministerio de desarrollo económico. (1993). Decreto 2650 de 1993: Plan Único de Cuentas para comerciantes.</w:t>
-      </w:r>
-    </w:p>
-    <w:p>
-      <w:pPr>
-        <w:pStyle w:val="Prrafodelista"/>
-        <w:numPr>
-          <w:ilvl w:val="0"/>
-          <w:numId w:val="21"/>
-        </w:numPr>
-      </w:pPr>
-      <w:r>
-        <w:t>Pamplona, Universidad de. ((</w:t>
-      </w:r>
-      <w:proofErr w:type="spellStart"/>
-      <w:r>
-        <w:t>s.f</w:t>
-      </w:r>
-      <w:proofErr w:type="spellEnd"/>
-      <w:r>
-        <w:t>)). Contabilidad I: fundamentos, cuenta T y registros (material académico).</w:t>
-      </w:r>
-    </w:p>
-    <w:p>
-      <w:pPr>
-        <w:pStyle w:val="Prrafodelista"/>
-        <w:numPr>
-          <w:ilvl w:val="0"/>
-          <w:numId w:val="21"/>
-        </w:numPr>
-      </w:pPr>
-      <w:r>
-        <w:t>Presidencia de la República de Colombia. (1971). Decreto 410.</w:t>
-      </w:r>
-    </w:p>
-    <w:p>
-      <w:pPr>
-        <w:pStyle w:val="Prrafodelista"/>
-        <w:numPr>
-          <w:ilvl w:val="0"/>
-          <w:numId w:val="21"/>
-        </w:numPr>
-      </w:pPr>
-      <w:r>
-        <w:t>Presidencia de la República de Colombia. (2015). Decreto 2420 de 2015: Por medio del cual se expide el Decreto Único Reglamentario de las Normas de Contabilidad, de Información Financiera y de Aseguramiento de la Información y se dictan otras disposiciones. Diario Oficial No. 49.726 del 14 de diciembre de 2015. Obtenido de</w:t>
       </w:r>
     </w:p>
     <w:p>
@@ -12062,7 +11298,51 @@
         <w:pStyle w:val="Prrafodelista"/>
         <w:ind w:left="1035" w:firstLine="0"/>
       </w:pPr>
-      <w:hyperlink r:id="rId28" w:history="1">
+      <w:r>
+        <w:t>Ministerio de desarrollo económico. (1993). Decreto 2650 de 1993: Plan Único de Cuentas para comerciantes.</w:t>
+      </w:r>
+    </w:p>
+    <w:p>
+      <w:pPr>
+        <w:pStyle w:val="Prrafodelista"/>
+        <w:ind w:left="1035" w:firstLine="0"/>
+      </w:pPr>
+      <w:r>
+        <w:t>Pamplona, Universidad de. ((</w:t>
+      </w:r>
+      <w:proofErr w:type="spellStart"/>
+      <w:r>
+        <w:t>s.f</w:t>
+      </w:r>
+      <w:proofErr w:type="spellEnd"/>
+      <w:r>
+        <w:t>)). Contabilidad I: fundamentos, cuenta T y registros (material académico).</w:t>
+      </w:r>
+    </w:p>
+    <w:p>
+      <w:pPr>
+        <w:pStyle w:val="Prrafodelista"/>
+        <w:ind w:left="1035" w:firstLine="0"/>
+      </w:pPr>
+      <w:r>
+        <w:t>Presidencia de la República de Colombia. (1971). Decreto 410.</w:t>
+      </w:r>
+    </w:p>
+    <w:p>
+      <w:pPr>
+        <w:pStyle w:val="Prrafodelista"/>
+        <w:ind w:left="1035" w:firstLine="0"/>
+      </w:pPr>
+      <w:r>
+        <w:t>Presidencia de la República de Colombia. (2015). Decreto 2420 de 2015: Por medio del cual se expide el Decreto Único Reglamentario de las Normas de Contabilidad, de Información Financiera y de Aseguramiento de la Información y se dictan otras disposiciones. Diario Oficial No. 49.726 del 14 de diciembre de 2015. Obtenido de</w:t>
+      </w:r>
+    </w:p>
+    <w:p>
+      <w:pPr>
+        <w:pStyle w:val="Prrafodelista"/>
+        <w:ind w:left="1035" w:firstLine="0"/>
+      </w:pPr>
+      <w:hyperlink r:id="rId29" w:history="1">
         <w:r>
           <w:rPr>
             <w:rStyle w:val="Hipervnculo"/>
@@ -12074,26 +11354,10 @@
     <w:p>
       <w:pPr>
         <w:pStyle w:val="Prrafodelista"/>
-        <w:numPr>
-          <w:ilvl w:val="0"/>
-          <w:numId w:val="21"/>
-        </w:numPr>
-      </w:pPr>
-      <w:r>
-        <w:lastRenderedPageBreak/>
+        <w:ind w:left="1035" w:firstLine="0"/>
+      </w:pPr>
+      <w:r>
         <w:t>Rivera Cortes, Y., &amp; Valbuena Torres, G. &amp;. (2024). Contabilidad: sistema contable - Sistema de contabilidad financiera. Universidad de la Amazonia.</w:t>
-      </w:r>
-    </w:p>
-    <w:p>
-      <w:pPr>
-        <w:pStyle w:val="Prrafodelista"/>
-        <w:numPr>
-          <w:ilvl w:val="0"/>
-          <w:numId w:val="21"/>
-        </w:numPr>
-      </w:pPr>
-      <w:r>
-        <w:t>Rojas, S. P. (2018). Contabilidad. AREANDINA. Fundación Universitaria del Área Andina. Obtenido de</w:t>
       </w:r>
     </w:p>
     <w:p>
@@ -12101,7 +11365,17 @@
         <w:pStyle w:val="Prrafodelista"/>
         <w:ind w:left="1035" w:firstLine="0"/>
       </w:pPr>
-      <w:hyperlink r:id="rId29" w:history="1">
+      <w:r>
+        <w:lastRenderedPageBreak/>
+        <w:t>Rojas, S. P. (2018). Contabilidad. AREANDINA. Fundación Universitaria del Área Andina. Obtenido de</w:t>
+      </w:r>
+    </w:p>
+    <w:p>
+      <w:pPr>
+        <w:pStyle w:val="Prrafodelista"/>
+        <w:ind w:left="1035" w:firstLine="0"/>
+      </w:pPr>
+      <w:hyperlink r:id="rId30" w:history="1">
         <w:r>
           <w:rPr>
             <w:rStyle w:val="Hipervnculo"/>
@@ -12113,49 +11387,10 @@
     <w:p>
       <w:pPr>
         <w:pStyle w:val="Prrafodelista"/>
-        <w:numPr>
-          <w:ilvl w:val="0"/>
-          <w:numId w:val="21"/>
-        </w:numPr>
+        <w:ind w:left="1035" w:firstLine="0"/>
       </w:pPr>
       <w:r>
         <w:t>Rojas, S. P. (2020). Contabilidad. Bogotá: Fundación Universitaria del Área Andina.</w:t>
-      </w:r>
-    </w:p>
-    <w:p>
-      <w:pPr>
-        <w:pStyle w:val="Prrafodelista"/>
-        <w:numPr>
-          <w:ilvl w:val="0"/>
-          <w:numId w:val="21"/>
-        </w:numPr>
-      </w:pPr>
-      <w:r>
-        <w:t>Sánchez, H. M. (2015). Documento de Orientación Técnica 002. Orientaciones técnicas sobre la aplicación de las NIIF completas. Bogotá.</w:t>
-      </w:r>
-    </w:p>
-    <w:p>
-      <w:pPr>
-        <w:pStyle w:val="Prrafodelista"/>
-        <w:numPr>
-          <w:ilvl w:val="0"/>
-          <w:numId w:val="21"/>
-        </w:numPr>
-      </w:pPr>
-      <w:r>
-        <w:t>Serrano, S. I. (2015). Contabilidad Básica General. Un enfoque administrativo y de control interno. Bogotá, D. C., Colombia: Corporación Universitaria Republicana.</w:t>
-      </w:r>
-    </w:p>
-    <w:p>
-      <w:pPr>
-        <w:pStyle w:val="Prrafodelista"/>
-        <w:numPr>
-          <w:ilvl w:val="0"/>
-          <w:numId w:val="21"/>
-        </w:numPr>
-      </w:pPr>
-      <w:r>
-        <w:t>Unir. (21 de 07 de 2021). Unir - La Universidad en Internet. Obtenido de</w:t>
       </w:r>
     </w:p>
     <w:p>
@@ -12163,7 +11398,34 @@
         <w:pStyle w:val="Prrafodelista"/>
         <w:ind w:left="1035" w:firstLine="0"/>
       </w:pPr>
-      <w:hyperlink r:id="rId30" w:history="1">
+      <w:r>
+        <w:t>Sánchez, H. M. (2015). Documento de Orientación Técnica 002. Orientaciones técnicas sobre la aplicación de las NIIF completas. Bogotá.</w:t>
+      </w:r>
+    </w:p>
+    <w:p>
+      <w:pPr>
+        <w:pStyle w:val="Prrafodelista"/>
+        <w:ind w:left="1035" w:firstLine="0"/>
+      </w:pPr>
+      <w:r>
+        <w:t>Serrano, S. I. (2015). Contabilidad Básica General. Un enfoque administrativo y de control interno. Bogotá, D. C., Colombia: Corporación Universitaria Republicana.</w:t>
+      </w:r>
+    </w:p>
+    <w:p>
+      <w:pPr>
+        <w:pStyle w:val="Prrafodelista"/>
+        <w:ind w:left="1035" w:firstLine="0"/>
+      </w:pPr>
+      <w:r>
+        <w:t>Unir. (21 de 07 de 2021). Unir - La Universidad en Internet. Obtenido de</w:t>
+      </w:r>
+    </w:p>
+    <w:p>
+      <w:pPr>
+        <w:pStyle w:val="Prrafodelista"/>
+        <w:ind w:left="1035" w:firstLine="0"/>
+      </w:pPr>
+      <w:hyperlink r:id="rId31" w:history="1">
         <w:r>
           <w:rPr>
             <w:rStyle w:val="Hipervnculo"/>
@@ -12493,7 +11755,7 @@
               <w:rPr>
                 <w:lang w:val="es-CO"/>
               </w:rPr>
-              <w:t>Centro - Regional Risaralda</w:t>
+              <w:t>Centro de Comercio y Servicios- Regional Risaralda</w:t>
             </w:r>
           </w:p>
         </w:tc>
@@ -13547,8 +12809,8 @@
       </w:pPr>
     </w:p>
     <w:sectPr>
-      <w:headerReference w:type="default" r:id="rId31"/>
-      <w:footerReference w:type="default" r:id="rId32"/>
+      <w:headerReference w:type="default" r:id="rId32"/>
+      <w:footerReference w:type="default" r:id="rId33"/>
       <w:pgSz w:w="12240" w:h="15840"/>
       <w:pgMar w:top="1701" w:right="1134" w:bottom="1134" w:left="1134" w:header="709" w:footer="737" w:gutter="0"/>
       <w:pgNumType w:start="1"/>
@@ -14197,8 +13459,8 @@
   <w:abstractNum w:abstractNumId="5" w15:restartNumberingAfterBreak="0">
     <w:nsid w:val="27412B07"/>
     <w:multiLevelType w:val="hybridMultilevel"/>
-    <w:tmpl w:val="5FF4715A"/>
-    <w:lvl w:ilvl="0" w:tplc="28EADE98">
+    <w:tmpl w:val="C31E0CAE"/>
+    <w:lvl w:ilvl="0" w:tplc="EFFA0186">
       <w:start w:val="1"/>
       <w:numFmt w:val="decimal"/>
       <w:pStyle w:val="Figura"/>
@@ -16849,15 +16111,13 @@
     <w:link w:val="FiguraCar"/>
     <w:autoRedefine/>
     <w:qFormat/>
-    <w:rsid w:val="00467413"/>
+    <w:rsid w:val="00EB3B9E"/>
     <w:pPr>
       <w:numPr>
         <w:numId w:val="3"/>
       </w:numPr>
-      <w:tabs>
-        <w:tab w:val="left" w:pos="1134"/>
-      </w:tabs>
-      <w:ind w:left="992" w:hanging="992"/>
+      <w:ind w:left="0" w:firstLine="0"/>
+      <w:jc w:val="center"/>
     </w:pPr>
     <w:rPr>
       <w:rFonts w:ascii="Calibri" w:hAnsi="Calibri" w:cs="Times New Roman (Cuerpo en alfa"/>
@@ -16872,7 +16132,7 @@
     <w:name w:val="Figura Car"/>
     <w:basedOn w:val="Fuentedeprrafopredeter"/>
     <w:link w:val="Figura"/>
-    <w:rsid w:val="00467413"/>
+    <w:rsid w:val="00EB3B9E"/>
     <w:rPr>
       <w:rFonts w:ascii="Calibri" w:hAnsi="Calibri" w:cs="Times New Roman (Cuerpo en alfa"/>
       <w:color w:val="000000" w:themeColor="text1"/>
@@ -17896,6 +17156,19 @@
 </file>
 
 <file path=customXml/item1.xml><?xml version="1.0" encoding="utf-8"?>
+<b:Sources xmlns:b="http://schemas.openxmlformats.org/officeDocument/2006/bibliography" xmlns="http://schemas.openxmlformats.org/officeDocument/2006/bibliography" SelectedStyle="\APASixthEditionOfficeOnline.xsl" StyleName="APA" Version="6"/>
+</file>
+
+<file path=customXml/item2.xml><?xml version="1.0" encoding="utf-8"?>
+<?mso-contentType ?>
+<FormTemplates xmlns="http://schemas.microsoft.com/sharepoint/v3/contenttype/forms">
+  <Display>DocumentLibraryForm</Display>
+  <Edit>DocumentLibraryForm</Edit>
+  <New>DocumentLibraryForm</New>
+</FormTemplates>
+</file>
+
+<file path=customXml/item3.xml><?xml version="1.0" encoding="utf-8"?>
 <p:properties xmlns:p="http://schemas.microsoft.com/office/2006/metadata/properties" xmlns:xsi="http://www.w3.org/2001/XMLSchema-instance" xmlns:pc="http://schemas.microsoft.com/office/infopath/2007/PartnerControls">
   <documentManagement>
     <TaxCatchAll xmlns="13c90a0b-73bc-4dc0-be5f-28d77b615beb" xsi:nil="true"/>
@@ -17906,7 +17179,7 @@
 </p:properties>
 </file>
 
-<file path=customXml/item2.xml><?xml version="1.0" encoding="utf-8"?>
+<file path=customXml/item4.xml><?xml version="1.0" encoding="utf-8"?>
 <ct:contentTypeSchema xmlns:ct="http://schemas.microsoft.com/office/2006/metadata/contentType" xmlns:ma="http://schemas.microsoft.com/office/2006/metadata/properties/metaAttributes" ct:_="" ma:_="" ma:contentTypeName="Documento" ma:contentTypeID="0x0101006A81D6BD42E8DF4C91013959704817E1" ma:contentTypeVersion="15" ma:contentTypeDescription="Crear nuevo documento." ma:contentTypeScope="" ma:versionID="bf4f72ffd194f0963ff564daca6869f7">
   <xsd:schema xmlns:xsd="http://www.w3.org/2001/XMLSchema" xmlns:xs="http://www.w3.org/2001/XMLSchema" xmlns:p="http://schemas.microsoft.com/office/2006/metadata/properties" xmlns:ns2="13c90a0b-73bc-4dc0-be5f-28d77b615beb" xmlns:ns3="13c93bba-48ce-428c-bfe5-88b42c19b028" targetNamespace="http://schemas.microsoft.com/office/2006/metadata/properties" ma:root="true" ma:fieldsID="8718d6f4873a5b1392a45044efa78385" ns2:_="" ns3:_="">
     <xsd:import namespace="13c90a0b-73bc-4dc0-be5f-28d77b615beb"/>
@@ -18141,20 +17414,23 @@
 </ct:contentTypeSchema>
 </file>
 
-<file path=customXml/item3.xml><?xml version="1.0" encoding="utf-8"?>
-<b:Sources xmlns:b="http://schemas.openxmlformats.org/officeDocument/2006/bibliography" xmlns="http://schemas.openxmlformats.org/officeDocument/2006/bibliography" SelectedStyle="\APASixthEditionOfficeOnline.xsl" StyleName="APA" Version="6"/>
+<file path=customXml/itemProps1.xml><?xml version="1.0" encoding="utf-8"?>
+<ds:datastoreItem xmlns:ds="http://schemas.openxmlformats.org/officeDocument/2006/customXml" ds:itemID="{EAE431FD-7059-4C09-804B-C9D69EB7B213}">
+  <ds:schemaRefs>
+    <ds:schemaRef ds:uri="http://schemas.openxmlformats.org/officeDocument/2006/bibliography"/>
+  </ds:schemaRefs>
+</ds:datastoreItem>
 </file>
 
-<file path=customXml/item4.xml><?xml version="1.0" encoding="utf-8"?>
-<?mso-contentType ?>
-<FormTemplates xmlns="http://schemas.microsoft.com/sharepoint/v3/contenttype/forms">
-  <Display>DocumentLibraryForm</Display>
-  <Edit>DocumentLibraryForm</Edit>
-  <New>DocumentLibraryForm</New>
-</FormTemplates>
+<file path=customXml/itemProps2.xml><?xml version="1.0" encoding="utf-8"?>
+<ds:datastoreItem xmlns:ds="http://schemas.openxmlformats.org/officeDocument/2006/customXml" ds:itemID="{10663269-2064-4804-8290-36D4A57F5557}">
+  <ds:schemaRefs>
+    <ds:schemaRef ds:uri="http://schemas.microsoft.com/sharepoint/v3/contenttype/forms"/>
+  </ds:schemaRefs>
+</ds:datastoreItem>
 </file>
 
-<file path=customXml/itemProps1.xml><?xml version="1.0" encoding="utf-8"?>
+<file path=customXml/itemProps3.xml><?xml version="1.0" encoding="utf-8"?>
 <ds:datastoreItem xmlns:ds="http://schemas.openxmlformats.org/officeDocument/2006/customXml" ds:itemID="{1279454D-02BE-4A9C-A117-DCD1573E2608}">
   <ds:schemaRefs>
     <ds:schemaRef ds:uri="http://schemas.microsoft.com/office/2006/metadata/properties"/>
@@ -18165,7 +17441,7 @@
 </ds:datastoreItem>
 </file>
 
-<file path=customXml/itemProps2.xml><?xml version="1.0" encoding="utf-8"?>
+<file path=customXml/itemProps4.xml><?xml version="1.0" encoding="utf-8"?>
 <ds:datastoreItem xmlns:ds="http://schemas.openxmlformats.org/officeDocument/2006/customXml" ds:itemID="{49D61DCB-97D4-4A21-B8F0-F8697CF05E1F}">
   <ds:schemaRefs>
     <ds:schemaRef ds:uri="http://schemas.microsoft.com/office/2006/metadata/contentType"/>
@@ -18182,20 +17458,4 @@
     <ds:schemaRef ds:uri="http://schemas.microsoft.com/internal/obd"/>
   </ds:schemaRefs>
 </ds:datastoreItem>
-</file>
-
-<file path=customXml/itemProps3.xml><?xml version="1.0" encoding="utf-8"?>
-<ds:datastoreItem xmlns:ds="http://schemas.openxmlformats.org/officeDocument/2006/customXml" ds:itemID="{EAE431FD-7059-4C09-804B-C9D69EB7B213}">
-  <ds:schemaRefs>
-    <ds:schemaRef ds:uri="http://schemas.openxmlformats.org/officeDocument/2006/bibliography"/>
-  </ds:schemaRefs>
-</ds:datastoreItem>
-</file>
-
-<file path=customXml/itemProps4.xml><?xml version="1.0" encoding="utf-8"?>
-<ds:datastoreItem xmlns:ds="http://schemas.openxmlformats.org/officeDocument/2006/customXml" ds:itemID="{10663269-2064-4804-8290-36D4A57F5557}">
-  <ds:schemaRefs>
-    <ds:schemaRef ds:uri="http://schemas.microsoft.com/sharepoint/v3/contenttype/forms"/>
-  </ds:schemaRefs>
-</ds:datastoreItem>
 </file>